--- a/lab4/Otchet_Lab4_Web-Dizayn.docx
+++ b/lab4/Otchet_Lab4_Web-Dizayn.docx
@@ -4,301 +4,343 @@
   <w:body>
     <w:p>
       <w:pPr>
-        <w:spacing w:after="120"/>
+        <w:spacing w:after="80" w:before="0" w:line="276" w:lineRule="auto"/>
+        <w:jc w:val="center"/>
       </w:pPr>
       <w:r>
         <w:rPr>
           <w:rFonts w:ascii="Times New Roman" w:hAnsi="Times New Roman" w:eastAsia="Times New Roman"/>
           <w:b w:val="0"/>
+          <w:i w:val="0"/>
+          <w:sz w:val="24"/>
+        </w:rPr>
+        <w:t>Министерство науки и высшего образования Российской Федерации</w:t>
+      </w:r>
+    </w:p>
+    <w:p>
+      <w:pPr>
+        <w:spacing w:after="80" w:before="0" w:line="276" w:lineRule="auto"/>
+        <w:jc w:val="center"/>
+      </w:pPr>
+      <w:r>
+        <w:rPr>
+          <w:rFonts w:ascii="Times New Roman" w:hAnsi="Times New Roman" w:eastAsia="Times New Roman"/>
+          <w:b w:val="0"/>
+          <w:i w:val="0"/>
+          <w:sz w:val="24"/>
+        </w:rPr>
+        <w:t>Федеральное государственное бюджетное образовательное</w:t>
+      </w:r>
+    </w:p>
+    <w:p>
+      <w:pPr>
+        <w:spacing w:after="80" w:before="0" w:line="276" w:lineRule="auto"/>
+        <w:jc w:val="center"/>
+      </w:pPr>
+      <w:r>
+        <w:rPr>
+          <w:rFonts w:ascii="Times New Roman" w:hAnsi="Times New Roman" w:eastAsia="Times New Roman"/>
+          <w:b w:val="0"/>
+          <w:i w:val="0"/>
+          <w:sz w:val="24"/>
+        </w:rPr>
+        <w:t>учреждение высшего образования</w:t>
+      </w:r>
+    </w:p>
+    <w:p>
+      <w:pPr>
+        <w:spacing w:after="80" w:before="0" w:line="276" w:lineRule="auto"/>
+        <w:jc w:val="center"/>
+      </w:pPr>
+      <w:r>
+        <w:rPr>
+          <w:rFonts w:ascii="Times New Roman" w:hAnsi="Times New Roman" w:eastAsia="Times New Roman"/>
+          <w:b w:val="0"/>
+          <w:i w:val="0"/>
+          <w:sz w:val="24"/>
+        </w:rPr>
+        <w:t>«Воронежский государственный лесотехнический университет</w:t>
+      </w:r>
+    </w:p>
+    <w:p>
+      <w:pPr>
+        <w:spacing w:after="80" w:before="0" w:line="276" w:lineRule="auto"/>
+        <w:jc w:val="center"/>
+      </w:pPr>
+      <w:r>
+        <w:rPr>
+          <w:rFonts w:ascii="Times New Roman" w:hAnsi="Times New Roman" w:eastAsia="Times New Roman"/>
+          <w:b w:val="0"/>
+          <w:i w:val="0"/>
+          <w:sz w:val="24"/>
+        </w:rPr>
+        <w:t>имени Г.Ф. Морозова»</w:t>
+      </w:r>
+    </w:p>
+    <w:p>
+      <w:pPr>
+        <w:spacing w:after="80" w:before="0" w:line="276" w:lineRule="auto"/>
+        <w:jc w:val="center"/>
+      </w:pPr>
+      <w:r>
+        <w:rPr>
+          <w:rFonts w:ascii="Times New Roman" w:hAnsi="Times New Roman" w:eastAsia="Times New Roman"/>
+          <w:b w:val="0"/>
+          <w:i w:val="0"/>
+          <w:sz w:val="24"/>
+        </w:rPr>
+        <w:t>Кафедра информационных технологий</w:t>
+      </w:r>
+    </w:p>
+    <w:p>
+      <w:pPr>
+        <w:spacing w:after="240" w:before="0" w:line="276" w:lineRule="auto"/>
+        <w:jc w:val="center"/>
+      </w:pPr>
+      <w:r>
+        <w:rPr>
+          <w:rFonts w:ascii="Times New Roman" w:hAnsi="Times New Roman" w:eastAsia="Times New Roman"/>
+          <w:b w:val="0"/>
+          <w:i w:val="0"/>
           <w:sz w:val="28"/>
         </w:rPr>
       </w:r>
     </w:p>
     <w:p>
       <w:pPr>
-        <w:spacing w:after="120"/>
+        <w:spacing w:after="80" w:before="0" w:line="276" w:lineRule="auto"/>
+        <w:jc w:val="center"/>
+      </w:pPr>
+      <w:r>
+        <w:rPr>
+          <w:rFonts w:ascii="Times New Roman" w:hAnsi="Times New Roman" w:eastAsia="Times New Roman"/>
+          <w:b/>
+          <w:i w:val="0"/>
+          <w:sz w:val="32"/>
+        </w:rPr>
+        <w:t>ОТЧЕТ</w:t>
+      </w:r>
+    </w:p>
+    <w:p>
+      <w:pPr>
+        <w:spacing w:after="120" w:before="0" w:line="276" w:lineRule="auto"/>
+        <w:jc w:val="center"/>
       </w:pPr>
       <w:r>
         <w:rPr>
           <w:rFonts w:ascii="Times New Roman" w:hAnsi="Times New Roman" w:eastAsia="Times New Roman"/>
           <w:b w:val="0"/>
+          <w:i w:val="0"/>
           <w:sz w:val="28"/>
         </w:rPr>
       </w:r>
     </w:p>
     <w:p>
       <w:pPr>
-        <w:spacing w:after="120"/>
+        <w:spacing w:after="80" w:before="0" w:line="276" w:lineRule="auto"/>
         <w:jc w:val="center"/>
       </w:pPr>
       <w:r>
         <w:rPr>
           <w:rFonts w:ascii="Times New Roman" w:hAnsi="Times New Roman" w:eastAsia="Times New Roman"/>
           <w:b/>
-          <w:sz w:val="32"/>
+          <w:i w:val="0"/>
+          <w:sz w:val="28"/>
         </w:rPr>
         <w:t>Лабораторная работа № 4</w:t>
       </w:r>
     </w:p>
     <w:p>
       <w:pPr>
-        <w:spacing w:after="120"/>
+        <w:spacing w:after="80" w:before="0" w:line="276" w:lineRule="auto"/>
+        <w:jc w:val="center"/>
+      </w:pPr>
+      <w:r>
+        <w:rPr>
+          <w:rFonts w:ascii="Times New Roman" w:hAnsi="Times New Roman" w:eastAsia="Times New Roman"/>
+          <w:b/>
+          <w:i w:val="0"/>
+          <w:sz w:val="28"/>
+        </w:rPr>
+        <w:t>на тему: «Создание сайта по техническому заданию»</w:t>
+      </w:r>
+    </w:p>
+    <w:p>
+      <w:pPr>
+        <w:spacing w:after="80" w:before="0" w:line="276" w:lineRule="auto"/>
         <w:jc w:val="center"/>
       </w:pPr>
       <w:r>
         <w:rPr>
           <w:rFonts w:ascii="Times New Roman" w:hAnsi="Times New Roman" w:eastAsia="Times New Roman"/>
           <w:b w:val="0"/>
+          <w:i w:val="0"/>
           <w:sz w:val="28"/>
         </w:rPr>
-        <w:t>по дисциплине «Web-дизайн»</w:t>
+        <w:t>вариант №_</w:t>
       </w:r>
     </w:p>
     <w:p>
       <w:pPr>
-        <w:spacing w:after="120"/>
+        <w:spacing w:after="160" w:before="0" w:line="276" w:lineRule="auto"/>
         <w:jc w:val="center"/>
       </w:pPr>
       <w:r>
         <w:rPr>
           <w:rFonts w:ascii="Times New Roman" w:hAnsi="Times New Roman" w:eastAsia="Times New Roman"/>
           <w:b w:val="0"/>
+          <w:i w:val="0"/>
           <w:sz w:val="28"/>
         </w:rPr>
-        <w:t>Тема: создание сайта по техническому заданию</w:t>
       </w:r>
     </w:p>
     <w:p>
       <w:pPr>
-        <w:spacing w:after="120"/>
+        <w:spacing w:after="80" w:before="0" w:line="276" w:lineRule="auto"/>
         <w:jc w:val="center"/>
       </w:pPr>
       <w:r>
         <w:rPr>
           <w:rFonts w:ascii="Times New Roman" w:hAnsi="Times New Roman" w:eastAsia="Times New Roman"/>
           <w:b w:val="0"/>
-          <w:sz w:val="28"/>
+          <w:i w:val="0"/>
+          <w:sz w:val="24"/>
         </w:rPr>
-        <w:t>Сайт студии веб-дизайна «Пиксель»</w:t>
+        <w:t>09.03.02 Информационные системы и технологии</w:t>
       </w:r>
     </w:p>
     <w:p>
       <w:pPr>
-        <w:spacing w:after="120"/>
+        <w:spacing w:after="80" w:before="0" w:line="276" w:lineRule="auto"/>
+        <w:jc w:val="center"/>
       </w:pPr>
       <w:r>
         <w:rPr>
           <w:rFonts w:ascii="Times New Roman" w:hAnsi="Times New Roman" w:eastAsia="Times New Roman"/>
           <w:b w:val="0"/>
+          <w:i w:val="0"/>
+          <w:sz w:val="24"/>
+        </w:rPr>
+        <w:t>По дисциплине «Web-разработка»</w:t>
+      </w:r>
+    </w:p>
+    <w:p>
+      <w:pPr>
+        <w:spacing w:after="320" w:before="0" w:line="276" w:lineRule="auto"/>
+        <w:jc w:val="center"/>
+      </w:pPr>
+      <w:r>
+        <w:rPr>
+          <w:rFonts w:ascii="Times New Roman" w:hAnsi="Times New Roman" w:eastAsia="Times New Roman"/>
+          <w:b w:val="0"/>
+          <w:i w:val="0"/>
           <w:sz w:val="28"/>
         </w:rPr>
       </w:r>
     </w:p>
     <w:p>
       <w:pPr>
-        <w:spacing w:after="120"/>
+        <w:spacing w:after="40" w:before="0" w:line="276" w:lineRule="auto"/>
+        <w:jc w:val="left"/>
       </w:pPr>
       <w:r>
         <w:rPr>
           <w:rFonts w:ascii="Times New Roman" w:hAnsi="Times New Roman" w:eastAsia="Times New Roman"/>
           <w:b w:val="0"/>
-          <w:sz w:val="28"/>
+          <w:i w:val="0"/>
+          <w:sz w:val="24"/>
         </w:rPr>
+        <w:t>Студент группы    ИС2-241-ОБ               _________         А.А. Скопенков</w:t>
       </w:r>
     </w:p>
     <w:p>
       <w:pPr>
-        <w:spacing w:after="120"/>
+        <w:spacing w:after="200" w:before="0" w:line="276" w:lineRule="auto"/>
+        <w:jc w:val="left"/>
       </w:pPr>
       <w:r>
         <w:rPr>
           <w:rFonts w:ascii="Times New Roman" w:hAnsi="Times New Roman" w:eastAsia="Times New Roman"/>
           <w:b w:val="0"/>
-          <w:sz w:val="28"/>
+          <w:i w:val="0"/>
+          <w:sz w:val="18"/>
         </w:rPr>
+        <w:t xml:space="preserve">                                              (номер группы)                            (подпись)                 (инициалы и фамилия)</w:t>
       </w:r>
     </w:p>
     <w:p>
       <w:pPr>
-        <w:spacing w:after="120"/>
-        <w:jc w:val="right"/>
+        <w:spacing w:after="40" w:before="0" w:line="276" w:lineRule="auto"/>
+        <w:jc w:val="left"/>
       </w:pPr>
       <w:r>
         <w:rPr>
           <w:rFonts w:ascii="Times New Roman" w:hAnsi="Times New Roman" w:eastAsia="Times New Roman"/>
           <w:b w:val="0"/>
-          <w:sz w:val="28"/>
+          <w:i w:val="0"/>
+          <w:sz w:val="24"/>
         </w:rPr>
-        <w:t>Выполнил:</w:t>
+        <w:t>Руководитель, д.т.н.                                 _________          Д.В. Арапов</w:t>
       </w:r>
     </w:p>
     <w:p>
       <w:pPr>
-        <w:spacing w:after="120"/>
-        <w:jc w:val="right"/>
+        <w:spacing w:after="200" w:before="0" w:line="276" w:lineRule="auto"/>
+        <w:jc w:val="left"/>
       </w:pPr>
       <w:r>
         <w:rPr>
           <w:rFonts w:ascii="Times New Roman" w:hAnsi="Times New Roman" w:eastAsia="Times New Roman"/>
           <w:b w:val="0"/>
-          <w:sz w:val="28"/>
+          <w:i w:val="0"/>
+          <w:sz w:val="18"/>
         </w:rPr>
-        <w:t>студент группы ИС2-241-ОБ</w:t>
+        <w:t>(ученая степень, ученое звание)                                             (подпись)                  (инициалы и фамилия)</w:t>
       </w:r>
     </w:p>
     <w:p>
       <w:pPr>
-        <w:spacing w:after="120"/>
-        <w:jc w:val="right"/>
+        <w:spacing w:after="40" w:before="0" w:line="276" w:lineRule="auto"/>
+        <w:jc w:val="left"/>
       </w:pPr>
       <w:r>
         <w:rPr>
           <w:rFonts w:ascii="Times New Roman" w:hAnsi="Times New Roman" w:eastAsia="Times New Roman"/>
           <w:b w:val="0"/>
-          <w:sz w:val="28"/>
+          <w:i w:val="0"/>
+          <w:sz w:val="24"/>
         </w:rPr>
-        <w:t>Скопенков А.А.</w:t>
+        <w:t>Ассистент                                                    _________         С.О. Бучнев</w:t>
       </w:r>
     </w:p>
     <w:p>
       <w:pPr>
-        <w:spacing w:after="120"/>
-        <w:jc w:val="right"/>
+        <w:spacing w:after="480" w:before="0" w:line="276" w:lineRule="auto"/>
+        <w:jc w:val="left"/>
       </w:pPr>
       <w:r>
         <w:rPr>
           <w:rFonts w:ascii="Times New Roman" w:hAnsi="Times New Roman" w:eastAsia="Times New Roman"/>
           <w:b w:val="0"/>
-          <w:sz w:val="28"/>
+          <w:i w:val="0"/>
+          <w:sz w:val="18"/>
         </w:rPr>
-        <w:t>Проверил:</w:t>
+        <w:t>(ученая степень, ученое звание)                                              (подпись)                  (инициалы и фамилия)</w:t>
       </w:r>
     </w:p>
     <w:p>
       <w:pPr>
-        <w:spacing w:after="120"/>
-        <w:jc w:val="right"/>
-      </w:pPr>
-      <w:r>
-        <w:rPr>
-          <w:rFonts w:ascii="Times New Roman" w:hAnsi="Times New Roman" w:eastAsia="Times New Roman"/>
-          <w:b w:val="0"/>
-          <w:sz w:val="28"/>
-        </w:rPr>
-        <w:t>преподаватель Луцко Д.П.</w:t>
-      </w:r>
-    </w:p>
-    <w:p>
-      <w:pPr>
-        <w:spacing w:after="120"/>
-      </w:pPr>
-      <w:r>
-        <w:rPr>
-          <w:rFonts w:ascii="Times New Roman" w:hAnsi="Times New Roman" w:eastAsia="Times New Roman"/>
-          <w:b w:val="0"/>
-          <w:sz w:val="28"/>
-        </w:rPr>
-      </w:r>
-    </w:p>
-    <w:p>
-      <w:pPr>
-        <w:spacing w:after="120"/>
-      </w:pPr>
-      <w:r>
-        <w:rPr>
-          <w:rFonts w:ascii="Times New Roman" w:hAnsi="Times New Roman" w:eastAsia="Times New Roman"/>
-          <w:b w:val="0"/>
-          <w:sz w:val="28"/>
-        </w:rPr>
-      </w:r>
-    </w:p>
-    <w:p>
-      <w:pPr>
-        <w:spacing w:after="120"/>
-      </w:pPr>
-      <w:r>
-        <w:rPr>
-          <w:rFonts w:ascii="Times New Roman" w:hAnsi="Times New Roman" w:eastAsia="Times New Roman"/>
-          <w:b w:val="0"/>
-          <w:sz w:val="28"/>
-        </w:rPr>
-        <w:t>Подписи:</w:t>
-      </w:r>
-    </w:p>
-    <w:p>
-      <w:pPr>
-        <w:spacing w:after="120"/>
-      </w:pPr>
-      <w:r>
-        <w:rPr>
-          <w:rFonts w:ascii="Times New Roman" w:hAnsi="Times New Roman" w:eastAsia="Times New Roman"/>
-          <w:b w:val="0"/>
-          <w:sz w:val="28"/>
-        </w:rPr>
-        <w:t>Студент _________________ / Скопенков А.А. /</w:t>
-      </w:r>
-    </w:p>
-    <w:p>
-      <w:pPr>
-        <w:spacing w:after="120"/>
-      </w:pPr>
-      <w:r>
-        <w:rPr>
-          <w:rFonts w:ascii="Times New Roman" w:hAnsi="Times New Roman" w:eastAsia="Times New Roman"/>
-          <w:b w:val="0"/>
-          <w:sz w:val="28"/>
-        </w:rPr>
-        <w:t>Преподаватель _________________ / Луцко Д.П. /</w:t>
-      </w:r>
-    </w:p>
-    <w:p>
-      <w:pPr>
-        <w:spacing w:after="120"/>
-      </w:pPr>
-      <w:r>
-        <w:rPr>
-          <w:rFonts w:ascii="Times New Roman" w:hAnsi="Times New Roman" w:eastAsia="Times New Roman"/>
-          <w:b w:val="0"/>
-          <w:sz w:val="28"/>
-        </w:rPr>
-      </w:r>
-    </w:p>
-    <w:p>
-      <w:pPr>
-        <w:spacing w:after="120"/>
-      </w:pPr>
-      <w:r>
-        <w:rPr>
-          <w:rFonts w:ascii="Times New Roman" w:hAnsi="Times New Roman" w:eastAsia="Times New Roman"/>
-          <w:b w:val="0"/>
-          <w:sz w:val="28"/>
-        </w:rPr>
-      </w:r>
-    </w:p>
-    <w:p>
-      <w:pPr>
-        <w:spacing w:after="120"/>
-      </w:pPr>
-      <w:r>
-        <w:rPr>
-          <w:rFonts w:ascii="Times New Roman" w:hAnsi="Times New Roman" w:eastAsia="Times New Roman"/>
-          <w:b w:val="0"/>
-          <w:sz w:val="28"/>
-        </w:rPr>
-      </w:r>
-    </w:p>
-    <w:p>
-      <w:pPr>
-        <w:spacing w:after="120"/>
+        <w:spacing w:after="80" w:before="0" w:line="276" w:lineRule="auto"/>
         <w:jc w:val="center"/>
       </w:pPr>
       <w:r>
         <w:rPr>
           <w:rFonts w:ascii="Times New Roman" w:hAnsi="Times New Roman" w:eastAsia="Times New Roman"/>
           <w:b w:val="0"/>
-          <w:sz w:val="28"/>
+          <w:i w:val="0"/>
+          <w:sz w:val="24"/>
         </w:rPr>
-        <w:t>2026 г.</w:t>
+        <w:t>Воронеж 2026</w:t>
       </w:r>
     </w:p>
     <w:p>
@@ -308,395 +350,92 @@
     </w:p>
     <w:p>
       <w:pPr>
-        <w:spacing w:after="120"/>
+        <w:spacing w:after="80" w:before="0" w:line="276" w:lineRule="auto"/>
+        <w:jc w:val="center"/>
       </w:pPr>
       <w:r>
         <w:rPr>
           <w:rFonts w:ascii="Times New Roman" w:hAnsi="Times New Roman" w:eastAsia="Times New Roman"/>
           <w:b/>
+          <w:i w:val="0"/>
           <w:sz w:val="28"/>
         </w:rPr>
-        <w:t>1. Цель работы</w:t>
+        <w:t>ОГЛАВЛЕНИЕ</w:t>
       </w:r>
     </w:p>
     <w:p>
       <w:pPr>
-        <w:spacing w:after="120"/>
+        <w:spacing w:after="120" w:before="0" w:line="276" w:lineRule="auto"/>
+        <w:jc w:val="left"/>
       </w:pPr>
       <w:r>
         <w:rPr>
           <w:rFonts w:ascii="Times New Roman" w:hAnsi="Times New Roman" w:eastAsia="Times New Roman"/>
           <w:b w:val="0"/>
-          <w:sz w:val="28"/>
+          <w:i w:val="0"/>
+          <w:sz w:val="24"/>
         </w:rPr>
-        <w:t>Закрепить полученные знания и научиться анализировать техническое задание; создать многостраничный сайт на HTML+CSS в соответствии с выбранным вариантом ТЗ.</w:t>
+        <w:t>ВВЕДЕНИЕ.............................................................................................................3</w:t>
       </w:r>
     </w:p>
     <w:p>
       <w:pPr>
-        <w:spacing w:after="120"/>
-      </w:pPr>
-      <w:r>
-        <w:rPr>
-          <w:rFonts w:ascii="Times New Roman" w:hAnsi="Times New Roman" w:eastAsia="Times New Roman"/>
-          <w:b/>
-          <w:sz w:val="28"/>
-        </w:rPr>
-        <w:t>2. Задание</w:t>
-      </w:r>
-    </w:p>
-    <w:p>
-      <w:pPr>
-        <w:spacing w:after="120"/>
+        <w:spacing w:after="120" w:before="0" w:line="276" w:lineRule="auto"/>
+        <w:jc w:val="left"/>
       </w:pPr>
       <w:r>
         <w:rPr>
           <w:rFonts w:ascii="Times New Roman" w:hAnsi="Times New Roman" w:eastAsia="Times New Roman"/>
           <w:b w:val="0"/>
-          <w:sz w:val="28"/>
+          <w:i w:val="0"/>
+          <w:sz w:val="24"/>
         </w:rPr>
-        <w:t>Ссылка на варианты Яндекс.Диска из методички недоступна (ошибка 404). В качестве варианта выбран следующий: сайт студии веб-дизайна «Пиксель» (только HTML+CSS): не меньше 3 страниц (Главная, Услуги, Контакты); общая шапка с навигацией и lab-nav; подвал «© 2026 Пиксель · Артём Скопенков»; на главной — hero, описание, 3 преимущества; на услугах — минимум 4 карточки; на контактах — email/телефон и форма (method=get, action=thanks.html) + thanks.html; единый style.css, адаптив, акцент #7b2cbf.</w:t>
+        <w:t>Лабораторная работа №4. Создание сайта по техническому заданию……………………………………..4</w:t>
       </w:r>
     </w:p>
     <w:p>
       <w:pPr>
-        <w:spacing w:after="120"/>
-      </w:pPr>
-      <w:r>
-        <w:rPr>
-          <w:rFonts w:ascii="Times New Roman" w:hAnsi="Times New Roman" w:eastAsia="Times New Roman"/>
-          <w:b/>
-          <w:sz w:val="28"/>
-        </w:rPr>
-        <w:t>3. Описание сайта</w:t>
-      </w:r>
-    </w:p>
-    <w:p>
-      <w:pPr>
-        <w:spacing w:after="120"/>
+        <w:spacing w:after="120" w:before="0" w:line="276" w:lineRule="auto"/>
+        <w:jc w:val="left"/>
       </w:pPr>
       <w:r>
         <w:rPr>
           <w:rFonts w:ascii="Times New Roman" w:hAnsi="Times New Roman" w:eastAsia="Times New Roman"/>
           <w:b w:val="0"/>
-          <w:sz w:val="28"/>
+          <w:i w:val="0"/>
+          <w:sz w:val="24"/>
         </w:rPr>
-        <w:t>Четыре HTML-страницы с общим style.css, тёмная тема. Шапка: бренд «Пиксель» и меню (Главная / Услуги / Контакты). Главная: hero-блок, блок «О студии», три преимущества. Услуги: карточки «Вёрстка», «Дизайн», «Анимация», «Адаптив». Контакты: вымышленные email/телефон и форма обратной связи. thanks.html — подтверждение отправки. Адаптив через media queries.</w:t>
+        <w:t>Контрольные вопросы …………………….……………………………………..8</w:t>
       </w:r>
     </w:p>
     <w:p>
       <w:pPr>
-        <w:spacing w:after="120"/>
-      </w:pPr>
-      <w:r>
-        <w:rPr>
-          <w:rFonts w:ascii="Times New Roman" w:hAnsi="Times New Roman" w:eastAsia="Times New Roman"/>
-          <w:b/>
-          <w:sz w:val="28"/>
-        </w:rPr>
-        <w:t>4. Скриншоты результата</w:t>
-      </w:r>
-    </w:p>
-    <w:p>
-      <w:pPr>
-        <w:jc w:val="center"/>
-      </w:pPr>
-      <w:r>
-        <w:drawing>
-          <wp:inline xmlns:a="http://schemas.openxmlformats.org/drawingml/2006/main" xmlns:pic="http://schemas.openxmlformats.org/drawingml/2006/picture">
-            <wp:extent cx="5029200" cy="3929062"/>
-            <wp:docPr id="1" name="Picture 1"/>
-            <wp:cNvGraphicFramePr>
-              <a:graphicFrameLocks noChangeAspect="1"/>
-            </wp:cNvGraphicFramePr>
-            <a:graphic>
-              <a:graphicData uri="http://schemas.openxmlformats.org/drawingml/2006/picture">
-                <pic:pic>
-                  <pic:nvPicPr>
-                    <pic:cNvPr id="0" name="01_home.png"/>
-                    <pic:cNvPicPr/>
-                  </pic:nvPicPr>
-                  <pic:blipFill>
-                    <a:blip r:embed="rId9"/>
-                    <a:stretch>
-                      <a:fillRect/>
-                    </a:stretch>
-                  </pic:blipFill>
-                  <pic:spPr>
-                    <a:xfrm>
-                      <a:off x="0" y="0"/>
-                      <a:ext cx="5029200" cy="3929062"/>
-                    </a:xfrm>
-                    <a:prstGeom prst="rect"/>
-                  </pic:spPr>
-                </pic:pic>
-              </a:graphicData>
-            </a:graphic>
-          </wp:inline>
-        </w:drawing>
-      </w:r>
-    </w:p>
-    <w:p>
-      <w:pPr>
-        <w:spacing w:after="120"/>
-        <w:jc w:val="center"/>
+        <w:spacing w:after="120" w:before="0" w:line="276" w:lineRule="auto"/>
+        <w:jc w:val="left"/>
       </w:pPr>
       <w:r>
         <w:rPr>
           <w:rFonts w:ascii="Times New Roman" w:hAnsi="Times New Roman" w:eastAsia="Times New Roman"/>
           <w:b w:val="0"/>
+          <w:i w:val="0"/>
           <w:sz w:val="24"/>
         </w:rPr>
-        <w:t>Рисунок 1 — Главная страница</w:t>
+        <w:t>ЗАКЛЮЧЕНИЕ….................................................................................................11</w:t>
       </w:r>
     </w:p>
     <w:p>
       <w:pPr>
-        <w:jc w:val="center"/>
-      </w:pPr>
-      <w:r>
-        <w:drawing>
-          <wp:inline xmlns:a="http://schemas.openxmlformats.org/drawingml/2006/main" xmlns:pic="http://schemas.openxmlformats.org/drawingml/2006/picture">
-            <wp:extent cx="5029200" cy="3536156"/>
-            <wp:docPr id="2" name="Picture 2"/>
-            <wp:cNvGraphicFramePr>
-              <a:graphicFrameLocks noChangeAspect="1"/>
-            </wp:cNvGraphicFramePr>
-            <a:graphic>
-              <a:graphicData uri="http://schemas.openxmlformats.org/drawingml/2006/picture">
-                <pic:pic>
-                  <pic:nvPicPr>
-                    <pic:cNvPr id="0" name="02_uslugi.png"/>
-                    <pic:cNvPicPr/>
-                  </pic:nvPicPr>
-                  <pic:blipFill>
-                    <a:blip r:embed="rId10"/>
-                    <a:stretch>
-                      <a:fillRect/>
-                    </a:stretch>
-                  </pic:blipFill>
-                  <pic:spPr>
-                    <a:xfrm>
-                      <a:off x="0" y="0"/>
-                      <a:ext cx="5029200" cy="3536156"/>
-                    </a:xfrm>
-                    <a:prstGeom prst="rect"/>
-                  </pic:spPr>
-                </pic:pic>
-              </a:graphicData>
-            </a:graphic>
-          </wp:inline>
-        </w:drawing>
-      </w:r>
-    </w:p>
-    <w:p>
-      <w:pPr>
-        <w:spacing w:after="120"/>
-        <w:jc w:val="center"/>
+        <w:spacing w:after="120" w:before="0" w:line="276" w:lineRule="auto"/>
+        <w:jc w:val="left"/>
       </w:pPr>
       <w:r>
         <w:rPr>
           <w:rFonts w:ascii="Times New Roman" w:hAnsi="Times New Roman" w:eastAsia="Times New Roman"/>
           <w:b w:val="0"/>
+          <w:i w:val="0"/>
           <w:sz w:val="24"/>
         </w:rPr>
-        <w:t>Рисунок 2 — Страница «Услуги»</w:t>
-      </w:r>
-    </w:p>
-    <w:p>
-      <w:pPr>
-        <w:jc w:val="center"/>
-      </w:pPr>
-      <w:r>
-        <w:drawing>
-          <wp:inline xmlns:a="http://schemas.openxmlformats.org/drawingml/2006/main" xmlns:pic="http://schemas.openxmlformats.org/drawingml/2006/picture">
-            <wp:extent cx="5029200" cy="3536156"/>
-            <wp:docPr id="3" name="Picture 3"/>
-            <wp:cNvGraphicFramePr>
-              <a:graphicFrameLocks noChangeAspect="1"/>
-            </wp:cNvGraphicFramePr>
-            <a:graphic>
-              <a:graphicData uri="http://schemas.openxmlformats.org/drawingml/2006/picture">
-                <pic:pic>
-                  <pic:nvPicPr>
-                    <pic:cNvPr id="0" name="03_kontakty.png"/>
-                    <pic:cNvPicPr/>
-                  </pic:nvPicPr>
-                  <pic:blipFill>
-                    <a:blip r:embed="rId11"/>
-                    <a:stretch>
-                      <a:fillRect/>
-                    </a:stretch>
-                  </pic:blipFill>
-                  <pic:spPr>
-                    <a:xfrm>
-                      <a:off x="0" y="0"/>
-                      <a:ext cx="5029200" cy="3536156"/>
-                    </a:xfrm>
-                    <a:prstGeom prst="rect"/>
-                  </pic:spPr>
-                </pic:pic>
-              </a:graphicData>
-            </a:graphic>
-          </wp:inline>
-        </w:drawing>
-      </w:r>
-    </w:p>
-    <w:p>
-      <w:pPr>
-        <w:spacing w:after="120"/>
-        <w:jc w:val="center"/>
-      </w:pPr>
-      <w:r>
-        <w:rPr>
-          <w:rFonts w:ascii="Times New Roman" w:hAnsi="Times New Roman" w:eastAsia="Times New Roman"/>
-          <w:b w:val="0"/>
-          <w:sz w:val="24"/>
-        </w:rPr>
-        <w:t>Рисунок 3 — Страница «Контакты»</w:t>
-      </w:r>
-    </w:p>
-    <w:p>
-      <w:pPr>
-        <w:jc w:val="center"/>
-      </w:pPr>
-      <w:r>
-        <w:drawing>
-          <wp:inline xmlns:a="http://schemas.openxmlformats.org/drawingml/2006/main" xmlns:pic="http://schemas.openxmlformats.org/drawingml/2006/picture">
-            <wp:extent cx="5029200" cy="2750344"/>
-            <wp:docPr id="4" name="Picture 4"/>
-            <wp:cNvGraphicFramePr>
-              <a:graphicFrameLocks noChangeAspect="1"/>
-            </wp:cNvGraphicFramePr>
-            <a:graphic>
-              <a:graphicData uri="http://schemas.openxmlformats.org/drawingml/2006/picture">
-                <pic:pic>
-                  <pic:nvPicPr>
-                    <pic:cNvPr id="0" name="04_thanks.png"/>
-                    <pic:cNvPicPr/>
-                  </pic:nvPicPr>
-                  <pic:blipFill>
-                    <a:blip r:embed="rId12"/>
-                    <a:stretch>
-                      <a:fillRect/>
-                    </a:stretch>
-                  </pic:blipFill>
-                  <pic:spPr>
-                    <a:xfrm>
-                      <a:off x="0" y="0"/>
-                      <a:ext cx="5029200" cy="2750344"/>
-                    </a:xfrm>
-                    <a:prstGeom prst="rect"/>
-                  </pic:spPr>
-                </pic:pic>
-              </a:graphicData>
-            </a:graphic>
-          </wp:inline>
-        </w:drawing>
-      </w:r>
-    </w:p>
-    <w:p>
-      <w:pPr>
-        <w:spacing w:after="120"/>
-        <w:jc w:val="center"/>
-      </w:pPr>
-      <w:r>
-        <w:rPr>
-          <w:rFonts w:ascii="Times New Roman" w:hAnsi="Times New Roman" w:eastAsia="Times New Roman"/>
-          <w:b w:val="0"/>
-          <w:sz w:val="24"/>
-        </w:rPr>
-        <w:t>Рисунок 4 — Страница thanks.html</w:t>
-      </w:r>
-    </w:p>
-    <w:p>
-      <w:pPr>
-        <w:spacing w:after="120"/>
-      </w:pPr>
-      <w:r>
-        <w:rPr>
-          <w:rFonts w:ascii="Times New Roman" w:hAnsi="Times New Roman" w:eastAsia="Times New Roman"/>
-          <w:b/>
-          <w:sz w:val="28"/>
-        </w:rPr>
-        <w:t>5. Вывод</w:t>
-      </w:r>
-    </w:p>
-    <w:p>
-      <w:pPr>
-        <w:spacing w:after="120"/>
-      </w:pPr>
-      <w:r>
-        <w:rPr>
-          <w:rFonts w:ascii="Times New Roman" w:hAnsi="Times New Roman" w:eastAsia="Times New Roman"/>
-          <w:b w:val="0"/>
-          <w:sz w:val="28"/>
-        </w:rPr>
-        <w:t>По выбранному техническому заданию создан сайт студии «Пиксель» из четырёх страниц на чистом HTML+CSS с адаптивной вёрсткой и формой обратной связи. Требования лабораторной работы № 4 выполнены.</w:t>
-      </w:r>
-    </w:p>
-    <w:p>
-      <w:pPr>
-        <w:spacing w:after="120"/>
-      </w:pPr>
-      <w:r>
-        <w:rPr>
-          <w:rFonts w:ascii="Times New Roman" w:hAnsi="Times New Roman" w:eastAsia="Times New Roman"/>
-          <w:b w:val="0"/>
-          <w:sz w:val="28"/>
-        </w:rPr>
-      </w:r>
-    </w:p>
-    <w:p>
-      <w:pPr>
-        <w:spacing w:after="120"/>
-      </w:pPr>
-      <w:r>
-        <w:rPr>
-          <w:rFonts w:ascii="Times New Roman" w:hAnsi="Times New Roman" w:eastAsia="Times New Roman"/>
-          <w:b/>
-          <w:sz w:val="28"/>
-        </w:rPr>
-        <w:t>Подписи:</w:t>
-      </w:r>
-    </w:p>
-    <w:p>
-      <w:pPr>
-        <w:spacing w:after="120"/>
-      </w:pPr>
-      <w:r>
-        <w:rPr>
-          <w:rFonts w:ascii="Times New Roman" w:hAnsi="Times New Roman" w:eastAsia="Times New Roman"/>
-          <w:b w:val="0"/>
-          <w:sz w:val="28"/>
-        </w:rPr>
-        <w:t>Студент _________________ / Скопенков А.А. /</w:t>
-      </w:r>
-    </w:p>
-    <w:p>
-      <w:pPr>
-        <w:spacing w:after="120"/>
-      </w:pPr>
-      <w:r>
-        <w:rPr>
-          <w:rFonts w:ascii="Times New Roman" w:hAnsi="Times New Roman" w:eastAsia="Times New Roman"/>
-          <w:b w:val="0"/>
-          <w:sz w:val="28"/>
-        </w:rPr>
-        <w:t>Преподаватель _________________ / Луцко Д.П. /</w:t>
-      </w:r>
-    </w:p>
-    <w:p>
-      <w:pPr>
-        <w:spacing w:after="120"/>
-      </w:pPr>
-      <w:r>
-        <w:rPr>
-          <w:rFonts w:ascii="Times New Roman" w:hAnsi="Times New Roman" w:eastAsia="Times New Roman"/>
-          <w:b w:val="0"/>
-          <w:sz w:val="28"/>
-        </w:rPr>
-        <w:t>Группа: ИС2-241-ОБ</w:t>
+        <w:t>СПИСОК ИСПОЛЬЗУЕМЫХ ИСТОЧНИКОВ….............................................12</w:t>
       </w:r>
     </w:p>
     <w:p>
@@ -706,972 +445,49 @@
     </w:p>
     <w:p>
       <w:pPr>
-        <w:spacing w:after="120"/>
+        <w:spacing w:after="80" w:before="0" w:line="276" w:lineRule="auto"/>
+        <w:jc w:val="center"/>
       </w:pPr>
       <w:r>
         <w:rPr>
           <w:rFonts w:ascii="Times New Roman" w:hAnsi="Times New Roman" w:eastAsia="Times New Roman"/>
           <w:b/>
+          <w:i w:val="0"/>
           <w:sz w:val="28"/>
         </w:rPr>
-        <w:t>Приложение А. HTML (index.html — главная)</w:t>
+        <w:t>ВВЕДЕНИЕ</w:t>
       </w:r>
     </w:p>
     <w:p>
       <w:pPr>
-        <w:spacing w:after="120"/>
+        <w:spacing w:after="120" w:before="0" w:line="276" w:lineRule="auto"/>
+        <w:ind w:firstLine="709"/>
+        <w:jc w:val="both"/>
       </w:pPr>
       <w:r>
         <w:rPr>
           <w:rFonts w:ascii="Times New Roman" w:hAnsi="Times New Roman" w:eastAsia="Times New Roman"/>
           <w:b w:val="0"/>
-          <w:sz w:val="24"/>
+          <w:i w:val="0"/>
+          <w:sz w:val="28"/>
         </w:rPr>
-        <w:t>Листинг (шрифт 9 пт):</w:t>
+        <w:t>Лабораторный практикум для обучающихся по направлению 09.03.02 – Информационные системы и технологии разработан на кафедре информационных технологий. Данный материал использован для подготовки к выполнению лабораторных работ по курсу «Web-разработка».</w:t>
       </w:r>
     </w:p>
     <w:p>
       <w:pPr>
-        <w:spacing w:after="0" w:before="0" w:line="240" w:lineRule="auto"/>
+        <w:spacing w:after="120" w:before="0" w:line="276" w:lineRule="auto"/>
+        <w:ind w:firstLine="709"/>
+        <w:jc w:val="both"/>
       </w:pPr>
       <w:r>
         <w:rPr>
-          <w:rFonts w:ascii="Consolas" w:hAnsi="Consolas" w:eastAsia="Consolas"/>
+          <w:rFonts w:ascii="Times New Roman" w:hAnsi="Times New Roman" w:eastAsia="Times New Roman"/>
           <w:b w:val="0"/>
-          <w:sz w:val="18"/>
+          <w:i w:val="0"/>
+          <w:sz w:val="28"/>
         </w:rPr>
-        <w:t>&lt;!DOCTYPE html&gt;</w:t>
-      </w:r>
-    </w:p>
-    <w:p>
-      <w:pPr>
-        <w:spacing w:after="0" w:before="0" w:line="240" w:lineRule="auto"/>
-      </w:pPr>
-      <w:r>
-        <w:rPr>
-          <w:rFonts w:ascii="Consolas" w:hAnsi="Consolas" w:eastAsia="Consolas"/>
-          <w:b w:val="0"/>
-          <w:sz w:val="18"/>
-        </w:rPr>
-        <w:t>&lt;html lang="ru"&gt;</w:t>
-      </w:r>
-    </w:p>
-    <w:p>
-      <w:pPr>
-        <w:spacing w:after="0" w:before="0" w:line="240" w:lineRule="auto"/>
-      </w:pPr>
-      <w:r>
-        <w:rPr>
-          <w:rFonts w:ascii="Consolas" w:hAnsi="Consolas" w:eastAsia="Consolas"/>
-          <w:b w:val="0"/>
-          <w:sz w:val="18"/>
-        </w:rPr>
-        <w:t>&lt;head&gt;</w:t>
-      </w:r>
-    </w:p>
-    <w:p>
-      <w:pPr>
-        <w:spacing w:after="0" w:before="0" w:line="240" w:lineRule="auto"/>
-      </w:pPr>
-      <w:r>
-        <w:rPr>
-          <w:rFonts w:ascii="Consolas" w:hAnsi="Consolas" w:eastAsia="Consolas"/>
-          <w:b w:val="0"/>
-          <w:sz w:val="18"/>
-        </w:rPr>
-        <w:t xml:space="preserve">    &lt;meta charset="UTF-8"&gt;</w:t>
-      </w:r>
-    </w:p>
-    <w:p>
-      <w:pPr>
-        <w:spacing w:after="0" w:before="0" w:line="240" w:lineRule="auto"/>
-      </w:pPr>
-      <w:r>
-        <w:rPr>
-          <w:rFonts w:ascii="Consolas" w:hAnsi="Consolas" w:eastAsia="Consolas"/>
-          <w:b w:val="0"/>
-          <w:sz w:val="18"/>
-        </w:rPr>
-        <w:t xml:space="preserve">    &lt;meta name="viewport" content="width=device-width, initial-scale=1.0"&gt;</w:t>
-      </w:r>
-    </w:p>
-    <w:p>
-      <w:pPr>
-        <w:spacing w:after="0" w:before="0" w:line="240" w:lineRule="auto"/>
-      </w:pPr>
-      <w:r>
-        <w:rPr>
-          <w:rFonts w:ascii="Consolas" w:hAnsi="Consolas" w:eastAsia="Consolas"/>
-          <w:b w:val="0"/>
-          <w:sz w:val="18"/>
-        </w:rPr>
-        <w:t xml:space="preserve">    &lt;title&gt;Пиксель — студия веб-дизайна&lt;/title&gt;</w:t>
-      </w:r>
-    </w:p>
-    <w:p>
-      <w:pPr>
-        <w:spacing w:after="0" w:before="0" w:line="240" w:lineRule="auto"/>
-      </w:pPr>
-      <w:r>
-        <w:rPr>
-          <w:rFonts w:ascii="Consolas" w:hAnsi="Consolas" w:eastAsia="Consolas"/>
-          <w:b w:val="0"/>
-          <w:sz w:val="18"/>
-        </w:rPr>
-        <w:t xml:space="preserve">    &lt;link rel="stylesheet" href="style.css"&gt;</w:t>
-      </w:r>
-    </w:p>
-    <w:p>
-      <w:pPr>
-        <w:spacing w:after="0" w:before="0" w:line="240" w:lineRule="auto"/>
-      </w:pPr>
-      <w:r>
-        <w:rPr>
-          <w:rFonts w:ascii="Consolas" w:hAnsi="Consolas" w:eastAsia="Consolas"/>
-          <w:b w:val="0"/>
-          <w:sz w:val="18"/>
-        </w:rPr>
-        <w:t>&lt;/head&gt;</w:t>
-      </w:r>
-    </w:p>
-    <w:p>
-      <w:pPr>
-        <w:spacing w:after="0" w:before="0" w:line="240" w:lineRule="auto"/>
-      </w:pPr>
-      <w:r>
-        <w:rPr>
-          <w:rFonts w:ascii="Consolas" w:hAnsi="Consolas" w:eastAsia="Consolas"/>
-          <w:b w:val="0"/>
-          <w:sz w:val="18"/>
-        </w:rPr>
-        <w:t>&lt;body&gt;</w:t>
-      </w:r>
-    </w:p>
-    <w:p>
-      <w:pPr>
-        <w:spacing w:after="0" w:before="0" w:line="240" w:lineRule="auto"/>
-      </w:pPr>
-      <w:r>
-        <w:rPr>
-          <w:rFonts w:ascii="Consolas" w:hAnsi="Consolas" w:eastAsia="Consolas"/>
-          <w:b w:val="0"/>
-          <w:sz w:val="18"/>
-        </w:rPr>
-        <w:t xml:space="preserve">    &lt;nav class="lab-nav"&gt;</w:t>
-      </w:r>
-    </w:p>
-    <w:p>
-      <w:pPr>
-        <w:spacing w:after="0" w:before="0" w:line="240" w:lineRule="auto"/>
-      </w:pPr>
-      <w:r>
-        <w:rPr>
-          <w:rFonts w:ascii="Consolas" w:hAnsi="Consolas" w:eastAsia="Consolas"/>
-          <w:b w:val="0"/>
-          <w:sz w:val="18"/>
-        </w:rPr>
-        <w:t xml:space="preserve">        &lt;a href="../lab1/index.html"&gt;Лаба 1&lt;/a&gt;</w:t>
-      </w:r>
-    </w:p>
-    <w:p>
-      <w:pPr>
-        <w:spacing w:after="0" w:before="0" w:line="240" w:lineRule="auto"/>
-      </w:pPr>
-      <w:r>
-        <w:rPr>
-          <w:rFonts w:ascii="Consolas" w:hAnsi="Consolas" w:eastAsia="Consolas"/>
-          <w:b w:val="0"/>
-          <w:sz w:val="18"/>
-        </w:rPr>
-        <w:t xml:space="preserve">        &lt;a href="../lab2/index.html"&gt;Лаба 2&lt;/a&gt;</w:t>
-      </w:r>
-    </w:p>
-    <w:p>
-      <w:pPr>
-        <w:spacing w:after="0" w:before="0" w:line="240" w:lineRule="auto"/>
-      </w:pPr>
-      <w:r>
-        <w:rPr>
-          <w:rFonts w:ascii="Consolas" w:hAnsi="Consolas" w:eastAsia="Consolas"/>
-          <w:b w:val="0"/>
-          <w:sz w:val="18"/>
-        </w:rPr>
-        <w:t xml:space="preserve">        &lt;a href="../lab3/index.html"&gt;Лаба 3&lt;/a&gt;</w:t>
-      </w:r>
-    </w:p>
-    <w:p>
-      <w:pPr>
-        <w:spacing w:after="0" w:before="0" w:line="240" w:lineRule="auto"/>
-      </w:pPr>
-      <w:r>
-        <w:rPr>
-          <w:rFonts w:ascii="Consolas" w:hAnsi="Consolas" w:eastAsia="Consolas"/>
-          <w:b w:val="0"/>
-          <w:sz w:val="18"/>
-        </w:rPr>
-        <w:t xml:space="preserve">        &lt;a href="index.html" class="active"&gt;Лаба 4&lt;/a&gt;</w:t>
-      </w:r>
-    </w:p>
-    <w:p>
-      <w:pPr>
-        <w:spacing w:after="0" w:before="0" w:line="240" w:lineRule="auto"/>
-      </w:pPr>
-      <w:r>
-        <w:rPr>
-          <w:rFonts w:ascii="Consolas" w:hAnsi="Consolas" w:eastAsia="Consolas"/>
-          <w:b w:val="0"/>
-          <w:sz w:val="18"/>
-        </w:rPr>
-        <w:t xml:space="preserve">        &lt;a href="../index.html"&gt;Все лабы&lt;/a&gt;</w:t>
-      </w:r>
-    </w:p>
-    <w:p>
-      <w:pPr>
-        <w:spacing w:after="0" w:before="0" w:line="240" w:lineRule="auto"/>
-      </w:pPr>
-      <w:r>
-        <w:rPr>
-          <w:rFonts w:ascii="Consolas" w:hAnsi="Consolas" w:eastAsia="Consolas"/>
-          <w:b w:val="0"/>
-          <w:sz w:val="18"/>
-        </w:rPr>
-        <w:t xml:space="preserve">    &lt;/nav&gt;</w:t>
-      </w:r>
-    </w:p>
-    <w:p>
-      <w:pPr>
-        <w:spacing w:after="0" w:before="0" w:line="240" w:lineRule="auto"/>
-      </w:pPr>
-      <w:r>
-        <w:rPr>
-          <w:rFonts w:ascii="Consolas" w:hAnsi="Consolas" w:eastAsia="Consolas"/>
-          <w:b w:val="0"/>
-          <w:sz w:val="18"/>
-        </w:rPr>
-      </w:r>
-    </w:p>
-    <w:p>
-      <w:pPr>
-        <w:spacing w:after="0" w:before="0" w:line="240" w:lineRule="auto"/>
-      </w:pPr>
-      <w:r>
-        <w:rPr>
-          <w:rFonts w:ascii="Consolas" w:hAnsi="Consolas" w:eastAsia="Consolas"/>
-          <w:b w:val="0"/>
-          <w:sz w:val="18"/>
-        </w:rPr>
-        <w:t xml:space="preserve">    &lt;header class="site-header"&gt;</w:t>
-      </w:r>
-    </w:p>
-    <w:p>
-      <w:pPr>
-        <w:spacing w:after="0" w:before="0" w:line="240" w:lineRule="auto"/>
-      </w:pPr>
-      <w:r>
-        <w:rPr>
-          <w:rFonts w:ascii="Consolas" w:hAnsi="Consolas" w:eastAsia="Consolas"/>
-          <w:b w:val="0"/>
-          <w:sz w:val="18"/>
-        </w:rPr>
-        <w:t xml:space="preserve">        &lt;div class="header-inner"&gt;</w:t>
-      </w:r>
-    </w:p>
-    <w:p>
-      <w:pPr>
-        <w:spacing w:after="0" w:before="0" w:line="240" w:lineRule="auto"/>
-      </w:pPr>
-      <w:r>
-        <w:rPr>
-          <w:rFonts w:ascii="Consolas" w:hAnsi="Consolas" w:eastAsia="Consolas"/>
-          <w:b w:val="0"/>
-          <w:sz w:val="18"/>
-        </w:rPr>
-        <w:t xml:space="preserve">            &lt;a href="index.html" class="brand"&gt;Пиксель&lt;/a&gt;</w:t>
-      </w:r>
-    </w:p>
-    <w:p>
-      <w:pPr>
-        <w:spacing w:after="0" w:before="0" w:line="240" w:lineRule="auto"/>
-      </w:pPr>
-      <w:r>
-        <w:rPr>
-          <w:rFonts w:ascii="Consolas" w:hAnsi="Consolas" w:eastAsia="Consolas"/>
-          <w:b w:val="0"/>
-          <w:sz w:val="18"/>
-        </w:rPr>
-        <w:t xml:space="preserve">            &lt;nav class="site-nav"&gt;</w:t>
-      </w:r>
-    </w:p>
-    <w:p>
-      <w:pPr>
-        <w:spacing w:after="0" w:before="0" w:line="240" w:lineRule="auto"/>
-      </w:pPr>
-      <w:r>
-        <w:rPr>
-          <w:rFonts w:ascii="Consolas" w:hAnsi="Consolas" w:eastAsia="Consolas"/>
-          <w:b w:val="0"/>
-          <w:sz w:val="18"/>
-        </w:rPr>
-        <w:t xml:space="preserve">                &lt;a href="index.html" class="current"&gt;Главная&lt;/a&gt;</w:t>
-      </w:r>
-    </w:p>
-    <w:p>
-      <w:pPr>
-        <w:spacing w:after="0" w:before="0" w:line="240" w:lineRule="auto"/>
-      </w:pPr>
-      <w:r>
-        <w:rPr>
-          <w:rFonts w:ascii="Consolas" w:hAnsi="Consolas" w:eastAsia="Consolas"/>
-          <w:b w:val="0"/>
-          <w:sz w:val="18"/>
-        </w:rPr>
-        <w:t xml:space="preserve">                &lt;a href="uslugi.html"&gt;Услуги&lt;/a&gt;</w:t>
-      </w:r>
-    </w:p>
-    <w:p>
-      <w:pPr>
-        <w:spacing w:after="0" w:before="0" w:line="240" w:lineRule="auto"/>
-      </w:pPr>
-      <w:r>
-        <w:rPr>
-          <w:rFonts w:ascii="Consolas" w:hAnsi="Consolas" w:eastAsia="Consolas"/>
-          <w:b w:val="0"/>
-          <w:sz w:val="18"/>
-        </w:rPr>
-        <w:t xml:space="preserve">                &lt;a href="kontakty.html"&gt;Контакты&lt;/a&gt;</w:t>
-      </w:r>
-    </w:p>
-    <w:p>
-      <w:pPr>
-        <w:spacing w:after="0" w:before="0" w:line="240" w:lineRule="auto"/>
-      </w:pPr>
-      <w:r>
-        <w:rPr>
-          <w:rFonts w:ascii="Consolas" w:hAnsi="Consolas" w:eastAsia="Consolas"/>
-          <w:b w:val="0"/>
-          <w:sz w:val="18"/>
-        </w:rPr>
-        <w:t xml:space="preserve">            &lt;/nav&gt;</w:t>
-      </w:r>
-    </w:p>
-    <w:p>
-      <w:pPr>
-        <w:spacing w:after="0" w:before="0" w:line="240" w:lineRule="auto"/>
-      </w:pPr>
-      <w:r>
-        <w:rPr>
-          <w:rFonts w:ascii="Consolas" w:hAnsi="Consolas" w:eastAsia="Consolas"/>
-          <w:b w:val="0"/>
-          <w:sz w:val="18"/>
-        </w:rPr>
-        <w:t xml:space="preserve">        &lt;/div&gt;</w:t>
-      </w:r>
-    </w:p>
-    <w:p>
-      <w:pPr>
-        <w:spacing w:after="0" w:before="0" w:line="240" w:lineRule="auto"/>
-      </w:pPr>
-      <w:r>
-        <w:rPr>
-          <w:rFonts w:ascii="Consolas" w:hAnsi="Consolas" w:eastAsia="Consolas"/>
-          <w:b w:val="0"/>
-          <w:sz w:val="18"/>
-        </w:rPr>
-        <w:t xml:space="preserve">    &lt;/header&gt;</w:t>
-      </w:r>
-    </w:p>
-    <w:p>
-      <w:pPr>
-        <w:spacing w:after="0" w:before="0" w:line="240" w:lineRule="auto"/>
-      </w:pPr>
-      <w:r>
-        <w:rPr>
-          <w:rFonts w:ascii="Consolas" w:hAnsi="Consolas" w:eastAsia="Consolas"/>
-          <w:b w:val="0"/>
-          <w:sz w:val="18"/>
-        </w:rPr>
-      </w:r>
-    </w:p>
-    <w:p>
-      <w:pPr>
-        <w:spacing w:after="0" w:before="0" w:line="240" w:lineRule="auto"/>
-      </w:pPr>
-      <w:r>
-        <w:rPr>
-          <w:rFonts w:ascii="Consolas" w:hAnsi="Consolas" w:eastAsia="Consolas"/>
-          <w:b w:val="0"/>
-          <w:sz w:val="18"/>
-        </w:rPr>
-        <w:t xml:space="preserve">    &lt;main&gt;</w:t>
-      </w:r>
-    </w:p>
-    <w:p>
-      <w:pPr>
-        <w:spacing w:after="0" w:before="0" w:line="240" w:lineRule="auto"/>
-      </w:pPr>
-      <w:r>
-        <w:rPr>
-          <w:rFonts w:ascii="Consolas" w:hAnsi="Consolas" w:eastAsia="Consolas"/>
-          <w:b w:val="0"/>
-          <w:sz w:val="18"/>
-        </w:rPr>
-        <w:t xml:space="preserve">        &lt;section class="hero"&gt;</w:t>
-      </w:r>
-    </w:p>
-    <w:p>
-      <w:pPr>
-        <w:spacing w:after="0" w:before="0" w:line="240" w:lineRule="auto"/>
-      </w:pPr>
-      <w:r>
-        <w:rPr>
-          <w:rFonts w:ascii="Consolas" w:hAnsi="Consolas" w:eastAsia="Consolas"/>
-          <w:b w:val="0"/>
-          <w:sz w:val="18"/>
-        </w:rPr>
-        <w:t xml:space="preserve">            &lt;div class="wrap"&gt;</w:t>
-      </w:r>
-    </w:p>
-    <w:p>
-      <w:pPr>
-        <w:spacing w:after="0" w:before="0" w:line="240" w:lineRule="auto"/>
-      </w:pPr>
-      <w:r>
-        <w:rPr>
-          <w:rFonts w:ascii="Consolas" w:hAnsi="Consolas" w:eastAsia="Consolas"/>
-          <w:b w:val="0"/>
-          <w:sz w:val="18"/>
-        </w:rPr>
-        <w:t xml:space="preserve">                &lt;h1&gt;Создаём сайты, которые запоминаются&lt;/h1&gt;</w:t>
-      </w:r>
-    </w:p>
-    <w:p>
-      <w:pPr>
-        <w:spacing w:after="0" w:before="0" w:line="240" w:lineRule="auto"/>
-      </w:pPr>
-      <w:r>
-        <w:rPr>
-          <w:rFonts w:ascii="Consolas" w:hAnsi="Consolas" w:eastAsia="Consolas"/>
-          <w:b w:val="0"/>
-          <w:sz w:val="18"/>
-        </w:rPr>
-        <w:t xml:space="preserve">                &lt;p&gt;Студия веб-дизайна «Пиксель» — вёрстка, дизайн и анимация для бизнеса и личных проектов.&lt;/p&gt;</w:t>
-      </w:r>
-    </w:p>
-    <w:p>
-      <w:pPr>
-        <w:spacing w:after="0" w:before="0" w:line="240" w:lineRule="auto"/>
-      </w:pPr>
-      <w:r>
-        <w:rPr>
-          <w:rFonts w:ascii="Consolas" w:hAnsi="Consolas" w:eastAsia="Consolas"/>
-          <w:b w:val="0"/>
-          <w:sz w:val="18"/>
-        </w:rPr>
-        <w:t xml:space="preserve">                &lt;a href="uslugi.html" class="btn"&gt;Смотреть услуги&lt;/a&gt;</w:t>
-      </w:r>
-    </w:p>
-    <w:p>
-      <w:pPr>
-        <w:spacing w:after="0" w:before="0" w:line="240" w:lineRule="auto"/>
-      </w:pPr>
-      <w:r>
-        <w:rPr>
-          <w:rFonts w:ascii="Consolas" w:hAnsi="Consolas" w:eastAsia="Consolas"/>
-          <w:b w:val="0"/>
-          <w:sz w:val="18"/>
-        </w:rPr>
-        <w:t xml:space="preserve">            &lt;/div&gt;</w:t>
-      </w:r>
-    </w:p>
-    <w:p>
-      <w:pPr>
-        <w:spacing w:after="0" w:before="0" w:line="240" w:lineRule="auto"/>
-      </w:pPr>
-      <w:r>
-        <w:rPr>
-          <w:rFonts w:ascii="Consolas" w:hAnsi="Consolas" w:eastAsia="Consolas"/>
-          <w:b w:val="0"/>
-          <w:sz w:val="18"/>
-        </w:rPr>
-        <w:t xml:space="preserve">        &lt;/section&gt;</w:t>
-      </w:r>
-    </w:p>
-    <w:p>
-      <w:pPr>
-        <w:spacing w:after="0" w:before="0" w:line="240" w:lineRule="auto"/>
-      </w:pPr>
-      <w:r>
-        <w:rPr>
-          <w:rFonts w:ascii="Consolas" w:hAnsi="Consolas" w:eastAsia="Consolas"/>
-          <w:b w:val="0"/>
-          <w:sz w:val="18"/>
-        </w:rPr>
-      </w:r>
-    </w:p>
-    <w:p>
-      <w:pPr>
-        <w:spacing w:after="0" w:before="0" w:line="240" w:lineRule="auto"/>
-      </w:pPr>
-      <w:r>
-        <w:rPr>
-          <w:rFonts w:ascii="Consolas" w:hAnsi="Consolas" w:eastAsia="Consolas"/>
-          <w:b w:val="0"/>
-          <w:sz w:val="18"/>
-        </w:rPr>
-        <w:t xml:space="preserve">        &lt;section class="wrap about"&gt;</w:t>
-      </w:r>
-    </w:p>
-    <w:p>
-      <w:pPr>
-        <w:spacing w:after="0" w:before="0" w:line="240" w:lineRule="auto"/>
-      </w:pPr>
-      <w:r>
-        <w:rPr>
-          <w:rFonts w:ascii="Consolas" w:hAnsi="Consolas" w:eastAsia="Consolas"/>
-          <w:b w:val="0"/>
-          <w:sz w:val="18"/>
-        </w:rPr>
-        <w:t xml:space="preserve">            &lt;h2&gt;О студии&lt;/h2&gt;</w:t>
-      </w:r>
-    </w:p>
-    <w:p>
-      <w:pPr>
-        <w:spacing w:after="0" w:before="0" w:line="240" w:lineRule="auto"/>
-      </w:pPr>
-      <w:r>
-        <w:rPr>
-          <w:rFonts w:ascii="Consolas" w:hAnsi="Consolas" w:eastAsia="Consolas"/>
-          <w:b w:val="0"/>
-          <w:sz w:val="18"/>
-        </w:rPr>
-        <w:t xml:space="preserve">            &lt;p&gt;</w:t>
-      </w:r>
-    </w:p>
-    <w:p>
-      <w:pPr>
-        <w:spacing w:after="0" w:before="0" w:line="240" w:lineRule="auto"/>
-      </w:pPr>
-      <w:r>
-        <w:rPr>
-          <w:rFonts w:ascii="Consolas" w:hAnsi="Consolas" w:eastAsia="Consolas"/>
-          <w:b w:val="0"/>
-          <w:sz w:val="18"/>
-        </w:rPr>
-        <w:t xml:space="preserve">                Мы проектируем чистые интерфейсы на чистом HTML и CSS: без лишнего кода,</w:t>
-      </w:r>
-    </w:p>
-    <w:p>
-      <w:pPr>
-        <w:spacing w:after="0" w:before="0" w:line="240" w:lineRule="auto"/>
-      </w:pPr>
-      <w:r>
-        <w:rPr>
-          <w:rFonts w:ascii="Consolas" w:hAnsi="Consolas" w:eastAsia="Consolas"/>
-          <w:b w:val="0"/>
-          <w:sz w:val="18"/>
-        </w:rPr>
-        <w:t xml:space="preserve">                с акцентом на типографику, цвет и адаптив. Работаем по техническому заданию</w:t>
-      </w:r>
-    </w:p>
-    <w:p>
-      <w:pPr>
-        <w:spacing w:after="0" w:before="0" w:line="240" w:lineRule="auto"/>
-      </w:pPr>
-      <w:r>
-        <w:rPr>
-          <w:rFonts w:ascii="Consolas" w:hAnsi="Consolas" w:eastAsia="Consolas"/>
-          <w:b w:val="0"/>
-          <w:sz w:val="18"/>
-        </w:rPr>
-        <w:t xml:space="preserve">                и сдаём результат в срок.</w:t>
-      </w:r>
-    </w:p>
-    <w:p>
-      <w:pPr>
-        <w:spacing w:after="0" w:before="0" w:line="240" w:lineRule="auto"/>
-      </w:pPr>
-      <w:r>
-        <w:rPr>
-          <w:rFonts w:ascii="Consolas" w:hAnsi="Consolas" w:eastAsia="Consolas"/>
-          <w:b w:val="0"/>
-          <w:sz w:val="18"/>
-        </w:rPr>
-        <w:t xml:space="preserve">            &lt;/p&gt;</w:t>
-      </w:r>
-    </w:p>
-    <w:p>
-      <w:pPr>
-        <w:spacing w:after="0" w:before="0" w:line="240" w:lineRule="auto"/>
-      </w:pPr>
-      <w:r>
-        <w:rPr>
-          <w:rFonts w:ascii="Consolas" w:hAnsi="Consolas" w:eastAsia="Consolas"/>
-          <w:b w:val="0"/>
-          <w:sz w:val="18"/>
-        </w:rPr>
-        <w:t xml:space="preserve">        &lt;/section&gt;</w:t>
-      </w:r>
-    </w:p>
-    <w:p>
-      <w:pPr>
-        <w:spacing w:after="0" w:before="0" w:line="240" w:lineRule="auto"/>
-      </w:pPr>
-      <w:r>
-        <w:rPr>
-          <w:rFonts w:ascii="Consolas" w:hAnsi="Consolas" w:eastAsia="Consolas"/>
-          <w:b w:val="0"/>
-          <w:sz w:val="18"/>
-        </w:rPr>
-      </w:r>
-    </w:p>
-    <w:p>
-      <w:pPr>
-        <w:spacing w:after="0" w:before="0" w:line="240" w:lineRule="auto"/>
-      </w:pPr>
-      <w:r>
-        <w:rPr>
-          <w:rFonts w:ascii="Consolas" w:hAnsi="Consolas" w:eastAsia="Consolas"/>
-          <w:b w:val="0"/>
-          <w:sz w:val="18"/>
-        </w:rPr>
-        <w:t xml:space="preserve">        &lt;section class="wrap"&gt;</w:t>
-      </w:r>
-    </w:p>
-    <w:p>
-      <w:pPr>
-        <w:spacing w:after="0" w:before="0" w:line="240" w:lineRule="auto"/>
-      </w:pPr>
-      <w:r>
-        <w:rPr>
-          <w:rFonts w:ascii="Consolas" w:hAnsi="Consolas" w:eastAsia="Consolas"/>
-          <w:b w:val="0"/>
-          <w:sz w:val="18"/>
-        </w:rPr>
-        <w:t xml:space="preserve">            &lt;h2&gt;Три преимущества&lt;/h2&gt;</w:t>
-      </w:r>
-    </w:p>
-    <w:p>
-      <w:pPr>
-        <w:spacing w:after="0" w:before="0" w:line="240" w:lineRule="auto"/>
-      </w:pPr>
-      <w:r>
-        <w:rPr>
-          <w:rFonts w:ascii="Consolas" w:hAnsi="Consolas" w:eastAsia="Consolas"/>
-          <w:b w:val="0"/>
-          <w:sz w:val="18"/>
-        </w:rPr>
-        <w:t xml:space="preserve">            &lt;div class="features"&gt;</w:t>
-      </w:r>
-    </w:p>
-    <w:p>
-      <w:pPr>
-        <w:spacing w:after="0" w:before="0" w:line="240" w:lineRule="auto"/>
-      </w:pPr>
-      <w:r>
-        <w:rPr>
-          <w:rFonts w:ascii="Consolas" w:hAnsi="Consolas" w:eastAsia="Consolas"/>
-          <w:b w:val="0"/>
-          <w:sz w:val="18"/>
-        </w:rPr>
-        <w:t xml:space="preserve">                &lt;article class="feature-card"&gt;</w:t>
-      </w:r>
-    </w:p>
-    <w:p>
-      <w:pPr>
-        <w:spacing w:after="0" w:before="0" w:line="240" w:lineRule="auto"/>
-      </w:pPr>
-      <w:r>
-        <w:rPr>
-          <w:rFonts w:ascii="Consolas" w:hAnsi="Consolas" w:eastAsia="Consolas"/>
-          <w:b w:val="0"/>
-          <w:sz w:val="18"/>
-        </w:rPr>
-        <w:t xml:space="preserve">                    &lt;div class="icon"&gt;01&lt;/div&gt;</w:t>
-      </w:r>
-    </w:p>
-    <w:p>
-      <w:pPr>
-        <w:spacing w:after="0" w:before="0" w:line="240" w:lineRule="auto"/>
-      </w:pPr>
-      <w:r>
-        <w:rPr>
-          <w:rFonts w:ascii="Consolas" w:hAnsi="Consolas" w:eastAsia="Consolas"/>
-          <w:b w:val="0"/>
-          <w:sz w:val="18"/>
-        </w:rPr>
-        <w:t xml:space="preserve">                    &lt;h3&gt;Чистая вёрстка&lt;/h3&gt;</w:t>
-      </w:r>
-    </w:p>
-    <w:p>
-      <w:pPr>
-        <w:spacing w:after="0" w:before="0" w:line="240" w:lineRule="auto"/>
-      </w:pPr>
-      <w:r>
-        <w:rPr>
-          <w:rFonts w:ascii="Consolas" w:hAnsi="Consolas" w:eastAsia="Consolas"/>
-          <w:b w:val="0"/>
-          <w:sz w:val="18"/>
-        </w:rPr>
-        <w:t xml:space="preserve">                    &lt;p&gt;Семантический HTML5 и аккуратный CSS без JavaScript там, где он не нужен.&lt;/p&gt;</w:t>
-      </w:r>
-    </w:p>
-    <w:p>
-      <w:pPr>
-        <w:spacing w:after="0" w:before="0" w:line="240" w:lineRule="auto"/>
-      </w:pPr>
-      <w:r>
-        <w:rPr>
-          <w:rFonts w:ascii="Consolas" w:hAnsi="Consolas" w:eastAsia="Consolas"/>
-          <w:b w:val="0"/>
-          <w:sz w:val="18"/>
-        </w:rPr>
-        <w:t xml:space="preserve">                &lt;/article&gt;</w:t>
-      </w:r>
-    </w:p>
-    <w:p>
-      <w:pPr>
-        <w:spacing w:after="0" w:before="0" w:line="240" w:lineRule="auto"/>
-      </w:pPr>
-      <w:r>
-        <w:rPr>
-          <w:rFonts w:ascii="Consolas" w:hAnsi="Consolas" w:eastAsia="Consolas"/>
-          <w:b w:val="0"/>
-          <w:sz w:val="18"/>
-        </w:rPr>
-        <w:t xml:space="preserve">                &lt;article class="feature-card"&gt;</w:t>
-      </w:r>
-    </w:p>
-    <w:p>
-      <w:pPr>
-        <w:spacing w:after="0" w:before="0" w:line="240" w:lineRule="auto"/>
-      </w:pPr>
-      <w:r>
-        <w:rPr>
-          <w:rFonts w:ascii="Consolas" w:hAnsi="Consolas" w:eastAsia="Consolas"/>
-          <w:b w:val="0"/>
-          <w:sz w:val="18"/>
-        </w:rPr>
-        <w:t xml:space="preserve">                    &lt;div class="icon"&gt;02&lt;/div&gt;</w:t>
-      </w:r>
-    </w:p>
-    <w:p>
-      <w:pPr>
-        <w:spacing w:after="0" w:before="0" w:line="240" w:lineRule="auto"/>
-      </w:pPr>
-      <w:r>
-        <w:rPr>
-          <w:rFonts w:ascii="Consolas" w:hAnsi="Consolas" w:eastAsia="Consolas"/>
-          <w:b w:val="0"/>
-          <w:sz w:val="18"/>
-        </w:rPr>
-        <w:t xml:space="preserve">                    &lt;h3&gt;Фирменный стиль&lt;/h3&gt;</w:t>
-      </w:r>
-    </w:p>
-    <w:p>
-      <w:pPr>
-        <w:spacing w:after="0" w:before="0" w:line="240" w:lineRule="auto"/>
-      </w:pPr>
-      <w:r>
-        <w:rPr>
-          <w:rFonts w:ascii="Consolas" w:hAnsi="Consolas" w:eastAsia="Consolas"/>
-          <w:b w:val="0"/>
-          <w:sz w:val="18"/>
-        </w:rPr>
-        <w:t xml:space="preserve">                    &lt;p&gt;Фиолетовый акцент #7b2cbf, тёмная тема и единая система компонентов.&lt;/p&gt;</w:t>
-      </w:r>
-    </w:p>
-    <w:p>
-      <w:pPr>
-        <w:spacing w:after="0" w:before="0" w:line="240" w:lineRule="auto"/>
-      </w:pPr>
-      <w:r>
-        <w:rPr>
-          <w:rFonts w:ascii="Consolas" w:hAnsi="Consolas" w:eastAsia="Consolas"/>
-          <w:b w:val="0"/>
-          <w:sz w:val="18"/>
-        </w:rPr>
-        <w:t xml:space="preserve">                &lt;/article&gt;</w:t>
-      </w:r>
-    </w:p>
-    <w:p>
-      <w:pPr>
-        <w:spacing w:after="0" w:before="0" w:line="240" w:lineRule="auto"/>
-      </w:pPr>
-      <w:r>
-        <w:rPr>
-          <w:rFonts w:ascii="Consolas" w:hAnsi="Consolas" w:eastAsia="Consolas"/>
-          <w:b w:val="0"/>
-          <w:sz w:val="18"/>
-        </w:rPr>
-        <w:t xml:space="preserve">                &lt;article class="feature-card"&gt;</w:t>
-      </w:r>
-    </w:p>
-    <w:p>
-      <w:pPr>
-        <w:spacing w:after="0" w:before="0" w:line="240" w:lineRule="auto"/>
-      </w:pPr>
-      <w:r>
-        <w:rPr>
-          <w:rFonts w:ascii="Consolas" w:hAnsi="Consolas" w:eastAsia="Consolas"/>
-          <w:b w:val="0"/>
-          <w:sz w:val="18"/>
-        </w:rPr>
-        <w:t xml:space="preserve">                    &lt;div class="icon"&gt;03&lt;/div&gt;</w:t>
-      </w:r>
-    </w:p>
-    <w:p>
-      <w:pPr>
-        <w:spacing w:after="0" w:before="0" w:line="240" w:lineRule="auto"/>
-      </w:pPr>
-      <w:r>
-        <w:rPr>
-          <w:rFonts w:ascii="Consolas" w:hAnsi="Consolas" w:eastAsia="Consolas"/>
-          <w:b w:val="0"/>
-          <w:sz w:val="18"/>
-        </w:rPr>
-        <w:t xml:space="preserve">                    &lt;h3&gt;Адаптив&lt;/h3&gt;</w:t>
-      </w:r>
-    </w:p>
-    <w:p>
-      <w:pPr>
-        <w:spacing w:after="0" w:before="0" w:line="240" w:lineRule="auto"/>
-      </w:pPr>
-      <w:r>
-        <w:rPr>
-          <w:rFonts w:ascii="Consolas" w:hAnsi="Consolas" w:eastAsia="Consolas"/>
-          <w:b w:val="0"/>
-          <w:sz w:val="18"/>
-        </w:rPr>
-        <w:t xml:space="preserve">                    &lt;p&gt;Сайт удобно смотрится на телефоне, планшете и большом мониторе.&lt;/p&gt;</w:t>
-      </w:r>
-    </w:p>
-    <w:p>
-      <w:pPr>
-        <w:spacing w:after="0" w:before="0" w:line="240" w:lineRule="auto"/>
-      </w:pPr>
-      <w:r>
-        <w:rPr>
-          <w:rFonts w:ascii="Consolas" w:hAnsi="Consolas" w:eastAsia="Consolas"/>
-          <w:b w:val="0"/>
-          <w:sz w:val="18"/>
-        </w:rPr>
-        <w:t xml:space="preserve">                &lt;/article&gt;</w:t>
-      </w:r>
-    </w:p>
-    <w:p>
-      <w:pPr>
-        <w:spacing w:after="0" w:before="0" w:line="240" w:lineRule="auto"/>
-      </w:pPr>
-      <w:r>
-        <w:rPr>
-          <w:rFonts w:ascii="Consolas" w:hAnsi="Consolas" w:eastAsia="Consolas"/>
-          <w:b w:val="0"/>
-          <w:sz w:val="18"/>
-        </w:rPr>
-        <w:t xml:space="preserve">            &lt;/div&gt;</w:t>
-      </w:r>
-    </w:p>
-    <w:p>
-      <w:pPr>
-        <w:spacing w:after="0" w:before="0" w:line="240" w:lineRule="auto"/>
-      </w:pPr>
-      <w:r>
-        <w:rPr>
-          <w:rFonts w:ascii="Consolas" w:hAnsi="Consolas" w:eastAsia="Consolas"/>
-          <w:b w:val="0"/>
-          <w:sz w:val="18"/>
-        </w:rPr>
-        <w:t xml:space="preserve">        &lt;/section&gt;</w:t>
-      </w:r>
-    </w:p>
-    <w:p>
-      <w:pPr>
-        <w:spacing w:after="0" w:before="0" w:line="240" w:lineRule="auto"/>
-      </w:pPr>
-      <w:r>
-        <w:rPr>
-          <w:rFonts w:ascii="Consolas" w:hAnsi="Consolas" w:eastAsia="Consolas"/>
-          <w:b w:val="0"/>
-          <w:sz w:val="18"/>
-        </w:rPr>
-        <w:t xml:space="preserve">    &lt;/main&gt;</w:t>
-      </w:r>
-    </w:p>
-    <w:p>
-      <w:pPr>
-        <w:spacing w:after="0" w:before="0" w:line="240" w:lineRule="auto"/>
-      </w:pPr>
-      <w:r>
-        <w:rPr>
-          <w:rFonts w:ascii="Consolas" w:hAnsi="Consolas" w:eastAsia="Consolas"/>
-          <w:b w:val="0"/>
-          <w:sz w:val="18"/>
-        </w:rPr>
-      </w:r>
-    </w:p>
-    <w:p>
-      <w:pPr>
-        <w:spacing w:after="0" w:before="0" w:line="240" w:lineRule="auto"/>
-      </w:pPr>
-      <w:r>
-        <w:rPr>
-          <w:rFonts w:ascii="Consolas" w:hAnsi="Consolas" w:eastAsia="Consolas"/>
-          <w:b w:val="0"/>
-          <w:sz w:val="18"/>
-        </w:rPr>
-        <w:t xml:space="preserve">    &lt;footer class="site-footer"&gt;</w:t>
-      </w:r>
-    </w:p>
-    <w:p>
-      <w:pPr>
-        <w:spacing w:after="0" w:before="0" w:line="240" w:lineRule="auto"/>
-      </w:pPr>
-      <w:r>
-        <w:rPr>
-          <w:rFonts w:ascii="Consolas" w:hAnsi="Consolas" w:eastAsia="Consolas"/>
-          <w:b w:val="0"/>
-          <w:sz w:val="18"/>
-        </w:rPr>
-        <w:t xml:space="preserve">        &lt;p&gt;© 2026 Пиксель · Артём Скопенков&lt;/p&gt;</w:t>
-      </w:r>
-    </w:p>
-    <w:p>
-      <w:pPr>
-        <w:spacing w:after="0" w:before="0" w:line="240" w:lineRule="auto"/>
-      </w:pPr>
-      <w:r>
-        <w:rPr>
-          <w:rFonts w:ascii="Consolas" w:hAnsi="Consolas" w:eastAsia="Consolas"/>
-          <w:b w:val="0"/>
-          <w:sz w:val="18"/>
-        </w:rPr>
-        <w:t xml:space="preserve">    &lt;/footer&gt;</w:t>
-      </w:r>
-    </w:p>
-    <w:p>
-      <w:pPr>
-        <w:spacing w:after="0" w:before="0" w:line="240" w:lineRule="auto"/>
-      </w:pPr>
-      <w:r>
-        <w:rPr>
-          <w:rFonts w:ascii="Consolas" w:hAnsi="Consolas" w:eastAsia="Consolas"/>
-          <w:b w:val="0"/>
-          <w:sz w:val="18"/>
-        </w:rPr>
-        <w:t>&lt;/body&gt;</w:t>
-      </w:r>
-    </w:p>
-    <w:p>
-      <w:pPr>
-        <w:spacing w:after="0" w:before="0" w:line="240" w:lineRule="auto"/>
-      </w:pPr>
-      <w:r>
-        <w:rPr>
-          <w:rFonts w:ascii="Consolas" w:hAnsi="Consolas" w:eastAsia="Consolas"/>
-          <w:b w:val="0"/>
-          <w:sz w:val="18"/>
-        </w:rPr>
-        <w:t>&lt;/html&gt;</w:t>
+        <w:t>Большое внимание уделено созданию сайтов, применению языков разметки и стилей, а также разработке учебных веб-страниц с использованием HTML и CSS. Каждая лабораторная работа содержит теоретический материал, практическое задание и контрольные вопросы.</w:t>
       </w:r>
     </w:p>
     <w:p>
@@ -1681,740 +497,311 @@
     </w:p>
     <w:p>
       <w:pPr>
-        <w:spacing w:after="120"/>
+        <w:spacing w:after="80" w:before="0" w:line="276" w:lineRule="auto"/>
+        <w:jc w:val="center"/>
       </w:pPr>
       <w:r>
         <w:rPr>
           <w:rFonts w:ascii="Times New Roman" w:hAnsi="Times New Roman" w:eastAsia="Times New Roman"/>
           <w:b/>
+          <w:i w:val="0"/>
           <w:sz w:val="28"/>
         </w:rPr>
-        <w:t>Приложение Б. HTML (uslugi.html)</w:t>
+        <w:t>Лабораторная работа №4. Создание сайта по техническому заданию</w:t>
       </w:r>
     </w:p>
     <w:p>
       <w:pPr>
-        <w:spacing w:after="0" w:before="0" w:line="240" w:lineRule="auto"/>
+        <w:spacing w:after="120" w:before="0" w:line="276" w:lineRule="auto"/>
+        <w:ind w:firstLine="709"/>
+        <w:jc w:val="both"/>
       </w:pPr>
       <w:r>
         <w:rPr>
-          <w:rFonts w:ascii="Consolas" w:hAnsi="Consolas" w:eastAsia="Consolas"/>
+          <w:rFonts w:ascii="Times New Roman" w:hAnsi="Times New Roman" w:eastAsia="Times New Roman"/>
           <w:b w:val="0"/>
-          <w:sz w:val="18"/>
+          <w:i w:val="0"/>
+          <w:sz w:val="28"/>
         </w:rPr>
-        <w:t>&lt;!DOCTYPE html&gt;</w:t>
+        <w:t>Цель: закрепить полученные знания и научиться анализировать техническое задание, реализовав многосекционный сайт студии по выбранному варианту ТЗ.</w:t>
       </w:r>
     </w:p>
     <w:p>
       <w:pPr>
-        <w:spacing w:after="0" w:before="0" w:line="240" w:lineRule="auto"/>
+        <w:spacing w:after="80" w:before="0" w:line="276" w:lineRule="auto"/>
+        <w:jc w:val="both"/>
       </w:pPr>
       <w:r>
         <w:rPr>
-          <w:rFonts w:ascii="Consolas" w:hAnsi="Consolas" w:eastAsia="Consolas"/>
+          <w:rFonts w:ascii="Times New Roman" w:hAnsi="Times New Roman" w:eastAsia="Times New Roman"/>
           <w:b w:val="0"/>
-          <w:sz w:val="18"/>
-        </w:rPr>
-        <w:t>&lt;html lang="ru"&gt;</w:t>
-      </w:r>
-    </w:p>
-    <w:p>
-      <w:pPr>
-        <w:spacing w:after="0" w:before="0" w:line="240" w:lineRule="auto"/>
-      </w:pPr>
-      <w:r>
-        <w:rPr>
-          <w:rFonts w:ascii="Consolas" w:hAnsi="Consolas" w:eastAsia="Consolas"/>
-          <w:b w:val="0"/>
-          <w:sz w:val="18"/>
-        </w:rPr>
-        <w:t>&lt;head&gt;</w:t>
-      </w:r>
-    </w:p>
-    <w:p>
-      <w:pPr>
-        <w:spacing w:after="0" w:before="0" w:line="240" w:lineRule="auto"/>
-      </w:pPr>
-      <w:r>
-        <w:rPr>
-          <w:rFonts w:ascii="Consolas" w:hAnsi="Consolas" w:eastAsia="Consolas"/>
-          <w:b w:val="0"/>
-          <w:sz w:val="18"/>
-        </w:rPr>
-        <w:t xml:space="preserve">    &lt;meta charset="UTF-8"&gt;</w:t>
-      </w:r>
-    </w:p>
-    <w:p>
-      <w:pPr>
-        <w:spacing w:after="0" w:before="0" w:line="240" w:lineRule="auto"/>
-      </w:pPr>
-      <w:r>
-        <w:rPr>
-          <w:rFonts w:ascii="Consolas" w:hAnsi="Consolas" w:eastAsia="Consolas"/>
-          <w:b w:val="0"/>
-          <w:sz w:val="18"/>
-        </w:rPr>
-        <w:t xml:space="preserve">    &lt;meta name="viewport" content="width=device-width, initial-scale=1.0"&gt;</w:t>
-      </w:r>
-    </w:p>
-    <w:p>
-      <w:pPr>
-        <w:spacing w:after="0" w:before="0" w:line="240" w:lineRule="auto"/>
-      </w:pPr>
-      <w:r>
-        <w:rPr>
-          <w:rFonts w:ascii="Consolas" w:hAnsi="Consolas" w:eastAsia="Consolas"/>
-          <w:b w:val="0"/>
-          <w:sz w:val="18"/>
-        </w:rPr>
-        <w:t xml:space="preserve">    &lt;title&gt;Услуги — Пиксель&lt;/title&gt;</w:t>
-      </w:r>
-    </w:p>
-    <w:p>
-      <w:pPr>
-        <w:spacing w:after="0" w:before="0" w:line="240" w:lineRule="auto"/>
-      </w:pPr>
-      <w:r>
-        <w:rPr>
-          <w:rFonts w:ascii="Consolas" w:hAnsi="Consolas" w:eastAsia="Consolas"/>
-          <w:b w:val="0"/>
-          <w:sz w:val="18"/>
-        </w:rPr>
-        <w:t xml:space="preserve">    &lt;link rel="stylesheet" href="style.css"&gt;</w:t>
-      </w:r>
-    </w:p>
-    <w:p>
-      <w:pPr>
-        <w:spacing w:after="0" w:before="0" w:line="240" w:lineRule="auto"/>
-      </w:pPr>
-      <w:r>
-        <w:rPr>
-          <w:rFonts w:ascii="Consolas" w:hAnsi="Consolas" w:eastAsia="Consolas"/>
-          <w:b w:val="0"/>
-          <w:sz w:val="18"/>
-        </w:rPr>
-        <w:t>&lt;/head&gt;</w:t>
-      </w:r>
-    </w:p>
-    <w:p>
-      <w:pPr>
-        <w:spacing w:after="0" w:before="0" w:line="240" w:lineRule="auto"/>
-      </w:pPr>
-      <w:r>
-        <w:rPr>
-          <w:rFonts w:ascii="Consolas" w:hAnsi="Consolas" w:eastAsia="Consolas"/>
-          <w:b w:val="0"/>
-          <w:sz w:val="18"/>
-        </w:rPr>
-        <w:t>&lt;body&gt;</w:t>
-      </w:r>
-    </w:p>
-    <w:p>
-      <w:pPr>
-        <w:spacing w:after="0" w:before="0" w:line="240" w:lineRule="auto"/>
-      </w:pPr>
-      <w:r>
-        <w:rPr>
-          <w:rFonts w:ascii="Consolas" w:hAnsi="Consolas" w:eastAsia="Consolas"/>
-          <w:b w:val="0"/>
-          <w:sz w:val="18"/>
-        </w:rPr>
-        <w:t xml:space="preserve">    &lt;nav class="lab-nav"&gt;</w:t>
-      </w:r>
-    </w:p>
-    <w:p>
-      <w:pPr>
-        <w:spacing w:after="0" w:before="0" w:line="240" w:lineRule="auto"/>
-      </w:pPr>
-      <w:r>
-        <w:rPr>
-          <w:rFonts w:ascii="Consolas" w:hAnsi="Consolas" w:eastAsia="Consolas"/>
-          <w:b w:val="0"/>
-          <w:sz w:val="18"/>
-        </w:rPr>
-        <w:t xml:space="preserve">        &lt;a href="../lab1/index.html"&gt;Лаба 1&lt;/a&gt;</w:t>
-      </w:r>
-    </w:p>
-    <w:p>
-      <w:pPr>
-        <w:spacing w:after="0" w:before="0" w:line="240" w:lineRule="auto"/>
-      </w:pPr>
-      <w:r>
-        <w:rPr>
-          <w:rFonts w:ascii="Consolas" w:hAnsi="Consolas" w:eastAsia="Consolas"/>
-          <w:b w:val="0"/>
-          <w:sz w:val="18"/>
-        </w:rPr>
-        <w:t xml:space="preserve">        &lt;a href="../lab2/index.html"&gt;Лаба 2&lt;/a&gt;</w:t>
-      </w:r>
-    </w:p>
-    <w:p>
-      <w:pPr>
-        <w:spacing w:after="0" w:before="0" w:line="240" w:lineRule="auto"/>
-      </w:pPr>
-      <w:r>
-        <w:rPr>
-          <w:rFonts w:ascii="Consolas" w:hAnsi="Consolas" w:eastAsia="Consolas"/>
-          <w:b w:val="0"/>
-          <w:sz w:val="18"/>
-        </w:rPr>
-        <w:t xml:space="preserve">        &lt;a href="../lab3/index.html"&gt;Лаба 3&lt;/a&gt;</w:t>
-      </w:r>
-    </w:p>
-    <w:p>
-      <w:pPr>
-        <w:spacing w:after="0" w:before="0" w:line="240" w:lineRule="auto"/>
-      </w:pPr>
-      <w:r>
-        <w:rPr>
-          <w:rFonts w:ascii="Consolas" w:hAnsi="Consolas" w:eastAsia="Consolas"/>
-          <w:b w:val="0"/>
-          <w:sz w:val="18"/>
-        </w:rPr>
-        <w:t xml:space="preserve">        &lt;a href="index.html" class="active"&gt;Лаба 4&lt;/a&gt;</w:t>
-      </w:r>
-    </w:p>
-    <w:p>
-      <w:pPr>
-        <w:spacing w:after="0" w:before="0" w:line="240" w:lineRule="auto"/>
-      </w:pPr>
-      <w:r>
-        <w:rPr>
-          <w:rFonts w:ascii="Consolas" w:hAnsi="Consolas" w:eastAsia="Consolas"/>
-          <w:b w:val="0"/>
-          <w:sz w:val="18"/>
-        </w:rPr>
-        <w:t xml:space="preserve">        &lt;a href="../index.html"&gt;Все лабы&lt;/a&gt;</w:t>
-      </w:r>
-    </w:p>
-    <w:p>
-      <w:pPr>
-        <w:spacing w:after="0" w:before="0" w:line="240" w:lineRule="auto"/>
-      </w:pPr>
-      <w:r>
-        <w:rPr>
-          <w:rFonts w:ascii="Consolas" w:hAnsi="Consolas" w:eastAsia="Consolas"/>
-          <w:b w:val="0"/>
-          <w:sz w:val="18"/>
-        </w:rPr>
-        <w:t xml:space="preserve">    &lt;/nav&gt;</w:t>
-      </w:r>
-    </w:p>
-    <w:p>
-      <w:pPr>
-        <w:spacing w:after="0" w:before="0" w:line="240" w:lineRule="auto"/>
-      </w:pPr>
-      <w:r>
-        <w:rPr>
-          <w:rFonts w:ascii="Consolas" w:hAnsi="Consolas" w:eastAsia="Consolas"/>
-          <w:b w:val="0"/>
-          <w:sz w:val="18"/>
+          <w:i w:val="0"/>
+          <w:sz w:val="28"/>
         </w:rPr>
       </w:r>
     </w:p>
     <w:p>
       <w:pPr>
-        <w:spacing w:after="0" w:before="0" w:line="240" w:lineRule="auto"/>
+        <w:spacing w:after="120" w:before="0" w:line="276" w:lineRule="auto"/>
+        <w:jc w:val="left"/>
       </w:pPr>
       <w:r>
         <w:rPr>
-          <w:rFonts w:ascii="Consolas" w:hAnsi="Consolas" w:eastAsia="Consolas"/>
-          <w:b w:val="0"/>
-          <w:sz w:val="18"/>
+          <w:rFonts w:ascii="Times New Roman" w:hAnsi="Times New Roman" w:eastAsia="Times New Roman"/>
+          <w:b/>
+          <w:i w:val="0"/>
+          <w:sz w:val="28"/>
         </w:rPr>
-        <w:t xml:space="preserve">    &lt;header class="site-header"&gt;</w:t>
+        <w:t>1. Задание</w:t>
       </w:r>
     </w:p>
     <w:p>
       <w:pPr>
-        <w:spacing w:after="0" w:before="0" w:line="240" w:lineRule="auto"/>
+        <w:spacing w:after="120" w:before="0" w:line="276" w:lineRule="auto"/>
+        <w:ind w:firstLine="709"/>
+        <w:jc w:val="both"/>
       </w:pPr>
       <w:r>
         <w:rPr>
-          <w:rFonts w:ascii="Consolas" w:hAnsi="Consolas" w:eastAsia="Consolas"/>
+          <w:rFonts w:ascii="Times New Roman" w:hAnsi="Times New Roman" w:eastAsia="Times New Roman"/>
           <w:b w:val="0"/>
-          <w:sz w:val="18"/>
+          <w:i w:val="0"/>
+          <w:sz w:val="28"/>
         </w:rPr>
-        <w:t xml:space="preserve">        &lt;div class="header-inner"&gt;</w:t>
+        <w:t>Создать сайт по техническому заданию в соответствии с вариантом (контент и структура по ТЗ). В качестве варианта реализована студия веб-дизайна «Пиксель»: навигация, блоки о студии/услугах/дизайнах/контактах, форма заявки, единый визуальный стиль.</w:t>
       </w:r>
     </w:p>
     <w:p>
       <w:pPr>
-        <w:spacing w:after="0" w:before="0" w:line="240" w:lineRule="auto"/>
+        <w:spacing w:after="120" w:before="0" w:line="276" w:lineRule="auto"/>
+        <w:jc w:val="left"/>
       </w:pPr>
       <w:r>
         <w:rPr>
-          <w:rFonts w:ascii="Consolas" w:hAnsi="Consolas" w:eastAsia="Consolas"/>
-          <w:b w:val="0"/>
-          <w:sz w:val="18"/>
+          <w:rFonts w:ascii="Times New Roman" w:hAnsi="Times New Roman" w:eastAsia="Times New Roman"/>
+          <w:b/>
+          <w:i w:val="0"/>
+          <w:sz w:val="28"/>
         </w:rPr>
-        <w:t xml:space="preserve">            &lt;a href="index.html" class="brand"&gt;Пиксель&lt;/a&gt;</w:t>
+        <w:t>2. Готовый проект сайта</w:t>
       </w:r>
     </w:p>
     <w:p>
       <w:pPr>
-        <w:spacing w:after="0" w:before="0" w:line="240" w:lineRule="auto"/>
+        <w:spacing w:after="120" w:before="0" w:line="276" w:lineRule="auto"/>
+        <w:ind w:firstLine="709"/>
+        <w:jc w:val="both"/>
       </w:pPr>
       <w:r>
         <w:rPr>
-          <w:rFonts w:ascii="Consolas" w:hAnsi="Consolas" w:eastAsia="Consolas"/>
+          <w:rFonts w:ascii="Times New Roman" w:hAnsi="Times New Roman" w:eastAsia="Times New Roman"/>
           <w:b w:val="0"/>
-          <w:sz w:val="18"/>
+          <w:i w:val="0"/>
+          <w:sz w:val="28"/>
         </w:rPr>
-        <w:t xml:space="preserve">            &lt;nav class="site-nav"&gt;</w:t>
+        <w:t>Современный лендинг студии «Пиксель»: шапка с меню; блоки «О сайте», «Услуги» (лендинг, магазин, портфолио, медиа), «Дизайны» с переключением тем (аниме / fashion / folio), «О нас», «Контакты» с формой. Интерактив: стеклянные карточки, частицы, смена темы сайта.</w:t>
       </w:r>
     </w:p>
     <w:p>
       <w:pPr>
-        <w:spacing w:after="0" w:before="0" w:line="240" w:lineRule="auto"/>
+        <w:spacing w:after="120" w:before="0" w:line="276" w:lineRule="auto"/>
+        <w:jc w:val="left"/>
       </w:pPr>
       <w:r>
         <w:rPr>
-          <w:rFonts w:ascii="Consolas" w:hAnsi="Consolas" w:eastAsia="Consolas"/>
-          <w:b w:val="0"/>
-          <w:sz w:val="18"/>
+          <w:rFonts w:ascii="Times New Roman" w:hAnsi="Times New Roman" w:eastAsia="Times New Roman"/>
+          <w:b/>
+          <w:i w:val="0"/>
+          <w:sz w:val="28"/>
         </w:rPr>
-        <w:t xml:space="preserve">                &lt;a href="index.html"&gt;Главная&lt;/a&gt;</w:t>
+        <w:t>3. Технологии и структура</w:t>
       </w:r>
     </w:p>
     <w:p>
       <w:pPr>
-        <w:spacing w:after="0" w:before="0" w:line="240" w:lineRule="auto"/>
+        <w:spacing w:after="120" w:before="0" w:line="276" w:lineRule="auto"/>
+        <w:ind w:firstLine="709"/>
+        <w:jc w:val="both"/>
       </w:pPr>
       <w:r>
         <w:rPr>
-          <w:rFonts w:ascii="Consolas" w:hAnsi="Consolas" w:eastAsia="Consolas"/>
+          <w:rFonts w:ascii="Times New Roman" w:hAnsi="Times New Roman" w:eastAsia="Times New Roman"/>
           <w:b w:val="0"/>
-          <w:sz w:val="18"/>
+          <w:i w:val="0"/>
+          <w:sz w:val="28"/>
         </w:rPr>
-        <w:t xml:space="preserve">                &lt;a href="uslugi.html" class="current"&gt;Услуги&lt;/a&gt;</w:t>
+        <w:t>HTML5 + CSS3 + JavaScript без фреймворков. Шрифты Manrope, Unbounded и др.; темы через body[data-theme]; ресурсы в lab4/src/ (main.css, main.js, img/).</w:t>
       </w:r>
     </w:p>
     <w:p>
       <w:pPr>
-        <w:spacing w:after="0" w:before="0" w:line="240" w:lineRule="auto"/>
+        <w:spacing w:after="120" w:before="0" w:line="276" w:lineRule="auto"/>
+        <w:jc w:val="left"/>
       </w:pPr>
       <w:r>
         <w:rPr>
-          <w:rFonts w:ascii="Consolas" w:hAnsi="Consolas" w:eastAsia="Consolas"/>
-          <w:b w:val="0"/>
-          <w:sz w:val="18"/>
+          <w:rFonts w:ascii="Times New Roman" w:hAnsi="Times New Roman" w:eastAsia="Times New Roman"/>
+          <w:b/>
+          <w:i w:val="0"/>
+          <w:sz w:val="28"/>
         </w:rPr>
-        <w:t xml:space="preserve">                &lt;a href="kontakty.html"&gt;Контакты&lt;/a&gt;</w:t>
+        <w:t>4. Результаты выполнения (код сайта)</w:t>
       </w:r>
     </w:p>
     <w:p>
       <w:pPr>
-        <w:spacing w:after="0" w:before="0" w:line="240" w:lineRule="auto"/>
+        <w:spacing w:after="120" w:before="0" w:line="276" w:lineRule="auto"/>
+        <w:ind w:firstLine="709"/>
+        <w:jc w:val="both"/>
       </w:pPr>
       <w:r>
         <w:rPr>
-          <w:rFonts w:ascii="Consolas" w:hAnsi="Consolas" w:eastAsia="Consolas"/>
+          <w:rFonts w:ascii="Times New Roman" w:hAnsi="Times New Roman" w:eastAsia="Times New Roman"/>
           <w:b w:val="0"/>
-          <w:sz w:val="18"/>
+          <w:i w:val="0"/>
+          <w:sz w:val="28"/>
         </w:rPr>
-        <w:t xml:space="preserve">            &lt;/nav&gt;</w:t>
+        <w:t>Код: lab4/index.html, lab4/src/main.css, lab4/src/main.js, lab4/src/img/.</w:t>
       </w:r>
     </w:p>
     <w:p>
       <w:pPr>
-        <w:spacing w:after="0" w:before="0" w:line="240" w:lineRule="auto"/>
+        <w:spacing w:after="120" w:before="0" w:line="276" w:lineRule="auto"/>
+        <w:jc w:val="left"/>
       </w:pPr>
       <w:r>
         <w:rPr>
-          <w:rFonts w:ascii="Consolas" w:hAnsi="Consolas" w:eastAsia="Consolas"/>
-          <w:b w:val="0"/>
-          <w:sz w:val="18"/>
+          <w:rFonts w:ascii="Times New Roman" w:hAnsi="Times New Roman" w:eastAsia="Times New Roman"/>
+          <w:b/>
+          <w:i w:val="0"/>
+          <w:sz w:val="28"/>
         </w:rPr>
-        <w:t xml:space="preserve">        &lt;/div&gt;</w:t>
+        <w:t>5. Результат работы сайта</w:t>
       </w:r>
     </w:p>
     <w:p>
       <w:pPr>
-        <w:spacing w:after="0" w:before="0" w:line="240" w:lineRule="auto"/>
+        <w:spacing w:after="120" w:before="0" w:line="276" w:lineRule="auto"/>
+        <w:ind w:firstLine="709"/>
+        <w:jc w:val="both"/>
       </w:pPr>
       <w:r>
         <w:rPr>
-          <w:rFonts w:ascii="Consolas" w:hAnsi="Consolas" w:eastAsia="Consolas"/>
+          <w:rFonts w:ascii="Times New Roman" w:hAnsi="Times New Roman" w:eastAsia="Times New Roman"/>
           <w:b w:val="0"/>
-          <w:sz w:val="18"/>
+          <w:i w:val="0"/>
+          <w:sz w:val="28"/>
         </w:rPr>
-        <w:t xml:space="preserve">    &lt;/header&gt;</w:t>
+        <w:t>Сайт открывается локально и на GitHub Pages: https://furfantom1331fur.github.io/Web-Design/lab4/. Навигация по якорям работает; формы и смена визуальных тем отрабатывают; структура соответствует заявленному ТЗ студии «Пиксель».</w:t>
       </w:r>
     </w:p>
     <w:p>
       <w:pPr>
-        <w:spacing w:after="0" w:before="0" w:line="240" w:lineRule="auto"/>
+        <w:spacing w:after="80" w:before="0" w:line="276" w:lineRule="auto"/>
+        <w:jc w:val="both"/>
       </w:pPr>
       <w:r>
         <w:rPr>
-          <w:rFonts w:ascii="Consolas" w:hAnsi="Consolas" w:eastAsia="Consolas"/>
+          <w:rFonts w:ascii="Times New Roman" w:hAnsi="Times New Roman" w:eastAsia="Times New Roman"/>
           <w:b w:val="0"/>
-          <w:sz w:val="18"/>
+          <w:i w:val="0"/>
+          <w:sz w:val="28"/>
         </w:rPr>
       </w:r>
     </w:p>
     <w:p>
       <w:pPr>
-        <w:spacing w:after="0" w:before="0" w:line="240" w:lineRule="auto"/>
+        <w:spacing w:after="120" w:before="0" w:line="276" w:lineRule="auto"/>
+        <w:jc w:val="left"/>
       </w:pPr>
       <w:r>
         <w:rPr>
-          <w:rFonts w:ascii="Consolas" w:hAnsi="Consolas" w:eastAsia="Consolas"/>
-          <w:b w:val="0"/>
-          <w:sz w:val="18"/>
+          <w:rFonts w:ascii="Times New Roman" w:hAnsi="Times New Roman" w:eastAsia="Times New Roman"/>
+          <w:b/>
+          <w:i w:val="0"/>
+          <w:sz w:val="28"/>
         </w:rPr>
-        <w:t xml:space="preserve">    &lt;main class="wrap page"&gt;</w:t>
+        <w:t>Контрольные вопросы</w:t>
       </w:r>
     </w:p>
     <w:p>
       <w:pPr>
-        <w:spacing w:after="0" w:before="0" w:line="240" w:lineRule="auto"/>
+        <w:spacing w:after="120" w:before="0" w:line="276" w:lineRule="auto"/>
+        <w:ind w:firstLine="425"/>
+        <w:jc w:val="left"/>
       </w:pPr>
       <w:r>
         <w:rPr>
-          <w:rFonts w:ascii="Consolas" w:hAnsi="Consolas" w:eastAsia="Consolas"/>
+          <w:rFonts w:ascii="Times New Roman" w:hAnsi="Times New Roman" w:eastAsia="Times New Roman"/>
           <w:b w:val="0"/>
-          <w:sz w:val="18"/>
+          <w:i w:val="0"/>
+          <w:sz w:val="28"/>
         </w:rPr>
-        <w:t xml:space="preserve">        &lt;h1&gt;Услуги&lt;/h1&gt;</w:t>
+        <w:t>1. Что такое техническое задание и зачем оно нужно веб-разработчику?</w:t>
       </w:r>
     </w:p>
     <w:p>
       <w:pPr>
-        <w:spacing w:after="0" w:before="0" w:line="240" w:lineRule="auto"/>
+        <w:spacing w:after="120" w:before="0" w:line="276" w:lineRule="auto"/>
+        <w:ind w:firstLine="425"/>
+        <w:jc w:val="left"/>
       </w:pPr>
       <w:r>
         <w:rPr>
-          <w:rFonts w:ascii="Consolas" w:hAnsi="Consolas" w:eastAsia="Consolas"/>
+          <w:rFonts w:ascii="Times New Roman" w:hAnsi="Times New Roman" w:eastAsia="Times New Roman"/>
           <w:b w:val="0"/>
-          <w:sz w:val="18"/>
+          <w:i w:val="0"/>
+          <w:sz w:val="28"/>
         </w:rPr>
-        <w:t xml:space="preserve">        &lt;p class="lead"&gt;Минимальный набор услуг студии «Пиксель» по выбранному техническому заданию.&lt;/p&gt;</w:t>
+        <w:t>2. Какие основные этапы создания сайта по ТЗ?</w:t>
       </w:r>
     </w:p>
     <w:p>
       <w:pPr>
-        <w:spacing w:after="0" w:before="0" w:line="240" w:lineRule="auto"/>
+        <w:spacing w:after="120" w:before="0" w:line="276" w:lineRule="auto"/>
+        <w:ind w:firstLine="425"/>
+        <w:jc w:val="left"/>
       </w:pPr>
       <w:r>
         <w:rPr>
-          <w:rFonts w:ascii="Consolas" w:hAnsi="Consolas" w:eastAsia="Consolas"/>
+          <w:rFonts w:ascii="Times New Roman" w:hAnsi="Times New Roman" w:eastAsia="Times New Roman"/>
           <w:b w:val="0"/>
-          <w:sz w:val="18"/>
+          <w:i w:val="0"/>
+          <w:sz w:val="28"/>
         </w:rPr>
-        <w:t xml:space="preserve">        &lt;div class="services"&gt;</w:t>
+        <w:t>3. В чём смысл адаптивной вёрстки?</w:t>
       </w:r>
     </w:p>
     <w:p>
       <w:pPr>
-        <w:spacing w:after="0" w:before="0" w:line="240" w:lineRule="auto"/>
+        <w:spacing w:after="120" w:before="0" w:line="276" w:lineRule="auto"/>
+        <w:ind w:firstLine="425"/>
+        <w:jc w:val="left"/>
       </w:pPr>
       <w:r>
         <w:rPr>
-          <w:rFonts w:ascii="Consolas" w:hAnsi="Consolas" w:eastAsia="Consolas"/>
+          <w:rFonts w:ascii="Times New Roman" w:hAnsi="Times New Roman" w:eastAsia="Times New Roman"/>
           <w:b w:val="0"/>
-          <w:sz w:val="18"/>
+          <w:i w:val="0"/>
+          <w:sz w:val="28"/>
         </w:rPr>
-        <w:t xml:space="preserve">            &lt;article class="service-card"&gt;</w:t>
+        <w:t>4. Какие технологии использованы в проекте (HTML, CSS, JS) и зачем каждая из них?</w:t>
       </w:r>
     </w:p>
     <w:p>
       <w:pPr>
-        <w:spacing w:after="0" w:before="0" w:line="240" w:lineRule="auto"/>
+        <w:spacing w:after="120" w:before="0" w:line="276" w:lineRule="auto"/>
+        <w:ind w:firstLine="425"/>
+        <w:jc w:val="left"/>
       </w:pPr>
       <w:r>
         <w:rPr>
-          <w:rFonts w:ascii="Consolas" w:hAnsi="Consolas" w:eastAsia="Consolas"/>
+          <w:rFonts w:ascii="Times New Roman" w:hAnsi="Times New Roman" w:eastAsia="Times New Roman"/>
           <w:b w:val="0"/>
-          <w:sz w:val="18"/>
+          <w:i w:val="0"/>
+          <w:sz w:val="28"/>
         </w:rPr>
-        <w:t xml:space="preserve">                &lt;h2&gt;Вёрстка&lt;/h2&gt;</w:t>
-      </w:r>
-    </w:p>
-    <w:p>
-      <w:pPr>
-        <w:spacing w:after="0" w:before="0" w:line="240" w:lineRule="auto"/>
-      </w:pPr>
-      <w:r>
-        <w:rPr>
-          <w:rFonts w:ascii="Consolas" w:hAnsi="Consolas" w:eastAsia="Consolas"/>
-          <w:b w:val="0"/>
-          <w:sz w:val="18"/>
-        </w:rPr>
-        <w:t xml:space="preserve">                &lt;p&gt;HTML5-страницы по макету: сетка, типографика, доступная разметка.&lt;/p&gt;</w:t>
-      </w:r>
-    </w:p>
-    <w:p>
-      <w:pPr>
-        <w:spacing w:after="0" w:before="0" w:line="240" w:lineRule="auto"/>
-      </w:pPr>
-      <w:r>
-        <w:rPr>
-          <w:rFonts w:ascii="Consolas" w:hAnsi="Consolas" w:eastAsia="Consolas"/>
-          <w:b w:val="0"/>
-          <w:sz w:val="18"/>
-        </w:rPr>
-        <w:t xml:space="preserve">            &lt;/article&gt;</w:t>
-      </w:r>
-    </w:p>
-    <w:p>
-      <w:pPr>
-        <w:spacing w:after="0" w:before="0" w:line="240" w:lineRule="auto"/>
-      </w:pPr>
-      <w:r>
-        <w:rPr>
-          <w:rFonts w:ascii="Consolas" w:hAnsi="Consolas" w:eastAsia="Consolas"/>
-          <w:b w:val="0"/>
-          <w:sz w:val="18"/>
-        </w:rPr>
-        <w:t xml:space="preserve">            &lt;article class="service-card"&gt;</w:t>
-      </w:r>
-    </w:p>
-    <w:p>
-      <w:pPr>
-        <w:spacing w:after="0" w:before="0" w:line="240" w:lineRule="auto"/>
-      </w:pPr>
-      <w:r>
-        <w:rPr>
-          <w:rFonts w:ascii="Consolas" w:hAnsi="Consolas" w:eastAsia="Consolas"/>
-          <w:b w:val="0"/>
-          <w:sz w:val="18"/>
-        </w:rPr>
-        <w:t xml:space="preserve">                &lt;h2&gt;Дизайн&lt;/h2&gt;</w:t>
-      </w:r>
-    </w:p>
-    <w:p>
-      <w:pPr>
-        <w:spacing w:after="0" w:before="0" w:line="240" w:lineRule="auto"/>
-      </w:pPr>
-      <w:r>
-        <w:rPr>
-          <w:rFonts w:ascii="Consolas" w:hAnsi="Consolas" w:eastAsia="Consolas"/>
-          <w:b w:val="0"/>
-          <w:sz w:val="18"/>
-        </w:rPr>
-        <w:t xml:space="preserve">                &lt;p&gt;Цветовая схема, UI-блоки, визуальный стиль под бренд заказчика.&lt;/p&gt;</w:t>
-      </w:r>
-    </w:p>
-    <w:p>
-      <w:pPr>
-        <w:spacing w:after="0" w:before="0" w:line="240" w:lineRule="auto"/>
-      </w:pPr>
-      <w:r>
-        <w:rPr>
-          <w:rFonts w:ascii="Consolas" w:hAnsi="Consolas" w:eastAsia="Consolas"/>
-          <w:b w:val="0"/>
-          <w:sz w:val="18"/>
-        </w:rPr>
-        <w:t xml:space="preserve">            &lt;/article&gt;</w:t>
-      </w:r>
-    </w:p>
-    <w:p>
-      <w:pPr>
-        <w:spacing w:after="0" w:before="0" w:line="240" w:lineRule="auto"/>
-      </w:pPr>
-      <w:r>
-        <w:rPr>
-          <w:rFonts w:ascii="Consolas" w:hAnsi="Consolas" w:eastAsia="Consolas"/>
-          <w:b w:val="0"/>
-          <w:sz w:val="18"/>
-        </w:rPr>
-        <w:t xml:space="preserve">            &lt;article class="service-card"&gt;</w:t>
-      </w:r>
-    </w:p>
-    <w:p>
-      <w:pPr>
-        <w:spacing w:after="0" w:before="0" w:line="240" w:lineRule="auto"/>
-      </w:pPr>
-      <w:r>
-        <w:rPr>
-          <w:rFonts w:ascii="Consolas" w:hAnsi="Consolas" w:eastAsia="Consolas"/>
-          <w:b w:val="0"/>
-          <w:sz w:val="18"/>
-        </w:rPr>
-        <w:t xml:space="preserve">                &lt;h2&gt;Анимация&lt;/h2&gt;</w:t>
-      </w:r>
-    </w:p>
-    <w:p>
-      <w:pPr>
-        <w:spacing w:after="0" w:before="0" w:line="240" w:lineRule="auto"/>
-      </w:pPr>
-      <w:r>
-        <w:rPr>
-          <w:rFonts w:ascii="Consolas" w:hAnsi="Consolas" w:eastAsia="Consolas"/>
-          <w:b w:val="0"/>
-          <w:sz w:val="18"/>
-        </w:rPr>
-        <w:t xml:space="preserve">                &lt;p&gt;CSS transitions и @keyframes — живые акценты без JavaScript.&lt;/p&gt;</w:t>
-      </w:r>
-    </w:p>
-    <w:p>
-      <w:pPr>
-        <w:spacing w:after="0" w:before="0" w:line="240" w:lineRule="auto"/>
-      </w:pPr>
-      <w:r>
-        <w:rPr>
-          <w:rFonts w:ascii="Consolas" w:hAnsi="Consolas" w:eastAsia="Consolas"/>
-          <w:b w:val="0"/>
-          <w:sz w:val="18"/>
-        </w:rPr>
-        <w:t xml:space="preserve">            &lt;/article&gt;</w:t>
-      </w:r>
-    </w:p>
-    <w:p>
-      <w:pPr>
-        <w:spacing w:after="0" w:before="0" w:line="240" w:lineRule="auto"/>
-      </w:pPr>
-      <w:r>
-        <w:rPr>
-          <w:rFonts w:ascii="Consolas" w:hAnsi="Consolas" w:eastAsia="Consolas"/>
-          <w:b w:val="0"/>
-          <w:sz w:val="18"/>
-        </w:rPr>
-        <w:t xml:space="preserve">            &lt;article class="service-card"&gt;</w:t>
-      </w:r>
-    </w:p>
-    <w:p>
-      <w:pPr>
-        <w:spacing w:after="0" w:before="0" w:line="240" w:lineRule="auto"/>
-      </w:pPr>
-      <w:r>
-        <w:rPr>
-          <w:rFonts w:ascii="Consolas" w:hAnsi="Consolas" w:eastAsia="Consolas"/>
-          <w:b w:val="0"/>
-          <w:sz w:val="18"/>
-        </w:rPr>
-        <w:t xml:space="preserve">                &lt;h2&gt;Адаптив&lt;/h2&gt;</w:t>
-      </w:r>
-    </w:p>
-    <w:p>
-      <w:pPr>
-        <w:spacing w:after="0" w:before="0" w:line="240" w:lineRule="auto"/>
-      </w:pPr>
-      <w:r>
-        <w:rPr>
-          <w:rFonts w:ascii="Consolas" w:hAnsi="Consolas" w:eastAsia="Consolas"/>
-          <w:b w:val="0"/>
-          <w:sz w:val="18"/>
-        </w:rPr>
-        <w:t xml:space="preserve">                &lt;p&gt;Media queries для телефонов и планшетов, гибкая сетка карточек.&lt;/p&gt;</w:t>
-      </w:r>
-    </w:p>
-    <w:p>
-      <w:pPr>
-        <w:spacing w:after="0" w:before="0" w:line="240" w:lineRule="auto"/>
-      </w:pPr>
-      <w:r>
-        <w:rPr>
-          <w:rFonts w:ascii="Consolas" w:hAnsi="Consolas" w:eastAsia="Consolas"/>
-          <w:b w:val="0"/>
-          <w:sz w:val="18"/>
-        </w:rPr>
-        <w:t xml:space="preserve">            &lt;/article&gt;</w:t>
-      </w:r>
-    </w:p>
-    <w:p>
-      <w:pPr>
-        <w:spacing w:after="0" w:before="0" w:line="240" w:lineRule="auto"/>
-      </w:pPr>
-      <w:r>
-        <w:rPr>
-          <w:rFonts w:ascii="Consolas" w:hAnsi="Consolas" w:eastAsia="Consolas"/>
-          <w:b w:val="0"/>
-          <w:sz w:val="18"/>
-        </w:rPr>
-        <w:t xml:space="preserve">        &lt;/div&gt;</w:t>
-      </w:r>
-    </w:p>
-    <w:p>
-      <w:pPr>
-        <w:spacing w:after="0" w:before="0" w:line="240" w:lineRule="auto"/>
-      </w:pPr>
-      <w:r>
-        <w:rPr>
-          <w:rFonts w:ascii="Consolas" w:hAnsi="Consolas" w:eastAsia="Consolas"/>
-          <w:b w:val="0"/>
-          <w:sz w:val="18"/>
-        </w:rPr>
-        <w:t xml:space="preserve">    &lt;/main&gt;</w:t>
-      </w:r>
-    </w:p>
-    <w:p>
-      <w:pPr>
-        <w:spacing w:after="0" w:before="0" w:line="240" w:lineRule="auto"/>
-      </w:pPr>
-      <w:r>
-        <w:rPr>
-          <w:rFonts w:ascii="Consolas" w:hAnsi="Consolas" w:eastAsia="Consolas"/>
-          <w:b w:val="0"/>
-          <w:sz w:val="18"/>
-        </w:rPr>
-      </w:r>
-    </w:p>
-    <w:p>
-      <w:pPr>
-        <w:spacing w:after="0" w:before="0" w:line="240" w:lineRule="auto"/>
-      </w:pPr>
-      <w:r>
-        <w:rPr>
-          <w:rFonts w:ascii="Consolas" w:hAnsi="Consolas" w:eastAsia="Consolas"/>
-          <w:b w:val="0"/>
-          <w:sz w:val="18"/>
-        </w:rPr>
-        <w:t xml:space="preserve">    &lt;footer class="site-footer"&gt;</w:t>
-      </w:r>
-    </w:p>
-    <w:p>
-      <w:pPr>
-        <w:spacing w:after="0" w:before="0" w:line="240" w:lineRule="auto"/>
-      </w:pPr>
-      <w:r>
-        <w:rPr>
-          <w:rFonts w:ascii="Consolas" w:hAnsi="Consolas" w:eastAsia="Consolas"/>
-          <w:b w:val="0"/>
-          <w:sz w:val="18"/>
-        </w:rPr>
-        <w:t xml:space="preserve">        &lt;p&gt;© 2026 Пиксель · Артём Скопенков&lt;/p&gt;</w:t>
-      </w:r>
-    </w:p>
-    <w:p>
-      <w:pPr>
-        <w:spacing w:after="0" w:before="0" w:line="240" w:lineRule="auto"/>
-      </w:pPr>
-      <w:r>
-        <w:rPr>
-          <w:rFonts w:ascii="Consolas" w:hAnsi="Consolas" w:eastAsia="Consolas"/>
-          <w:b w:val="0"/>
-          <w:sz w:val="18"/>
-        </w:rPr>
-        <w:t xml:space="preserve">    &lt;/footer&gt;</w:t>
-      </w:r>
-    </w:p>
-    <w:p>
-      <w:pPr>
-        <w:spacing w:after="0" w:before="0" w:line="240" w:lineRule="auto"/>
-      </w:pPr>
-      <w:r>
-        <w:rPr>
-          <w:rFonts w:ascii="Consolas" w:hAnsi="Consolas" w:eastAsia="Consolas"/>
-          <w:b w:val="0"/>
-          <w:sz w:val="18"/>
-        </w:rPr>
-        <w:t>&lt;/body&gt;</w:t>
-      </w:r>
-    </w:p>
-    <w:p>
-      <w:pPr>
-        <w:spacing w:after="0" w:before="0" w:line="240" w:lineRule="auto"/>
-      </w:pPr>
-      <w:r>
-        <w:rPr>
-          <w:rFonts w:ascii="Consolas" w:hAnsi="Consolas" w:eastAsia="Consolas"/>
-          <w:b w:val="0"/>
-          <w:sz w:val="18"/>
-        </w:rPr>
-        <w:t>&lt;/html&gt;</w:t>
+        <w:t>5. Как организовать единый стиль на многосекционном сайте?</w:t>
       </w:r>
     </w:p>
     <w:p>
@@ -2424,805 +811,33 @@
     </w:p>
     <w:p>
       <w:pPr>
-        <w:spacing w:after="120"/>
+        <w:spacing w:after="80" w:before="0" w:line="276" w:lineRule="auto"/>
+        <w:jc w:val="center"/>
       </w:pPr>
       <w:r>
         <w:rPr>
           <w:rFonts w:ascii="Times New Roman" w:hAnsi="Times New Roman" w:eastAsia="Times New Roman"/>
           <w:b/>
+          <w:i w:val="0"/>
           <w:sz w:val="28"/>
         </w:rPr>
-        <w:t>Приложение В. HTML (kontakty.html)</w:t>
+        <w:t>ЗАКЛЮЧЕНИЕ</w:t>
       </w:r>
     </w:p>
     <w:p>
       <w:pPr>
-        <w:spacing w:after="0" w:before="0" w:line="240" w:lineRule="auto"/>
+        <w:spacing w:after="120" w:before="0" w:line="276" w:lineRule="auto"/>
+        <w:ind w:firstLine="709"/>
+        <w:jc w:val="both"/>
       </w:pPr>
       <w:r>
         <w:rPr>
-          <w:rFonts w:ascii="Consolas" w:hAnsi="Consolas" w:eastAsia="Consolas"/>
+          <w:rFonts w:ascii="Times New Roman" w:hAnsi="Times New Roman" w:eastAsia="Times New Roman"/>
           <w:b w:val="0"/>
-          <w:sz w:val="18"/>
+          <w:i w:val="0"/>
+          <w:sz w:val="28"/>
         </w:rPr>
-        <w:t>&lt;!DOCTYPE html&gt;</w:t>
-      </w:r>
-    </w:p>
-    <w:p>
-      <w:pPr>
-        <w:spacing w:after="0" w:before="0" w:line="240" w:lineRule="auto"/>
-      </w:pPr>
-      <w:r>
-        <w:rPr>
-          <w:rFonts w:ascii="Consolas" w:hAnsi="Consolas" w:eastAsia="Consolas"/>
-          <w:b w:val="0"/>
-          <w:sz w:val="18"/>
-        </w:rPr>
-        <w:t>&lt;html lang="ru"&gt;</w:t>
-      </w:r>
-    </w:p>
-    <w:p>
-      <w:pPr>
-        <w:spacing w:after="0" w:before="0" w:line="240" w:lineRule="auto"/>
-      </w:pPr>
-      <w:r>
-        <w:rPr>
-          <w:rFonts w:ascii="Consolas" w:hAnsi="Consolas" w:eastAsia="Consolas"/>
-          <w:b w:val="0"/>
-          <w:sz w:val="18"/>
-        </w:rPr>
-        <w:t>&lt;head&gt;</w:t>
-      </w:r>
-    </w:p>
-    <w:p>
-      <w:pPr>
-        <w:spacing w:after="0" w:before="0" w:line="240" w:lineRule="auto"/>
-      </w:pPr>
-      <w:r>
-        <w:rPr>
-          <w:rFonts w:ascii="Consolas" w:hAnsi="Consolas" w:eastAsia="Consolas"/>
-          <w:b w:val="0"/>
-          <w:sz w:val="18"/>
-        </w:rPr>
-        <w:t xml:space="preserve">    &lt;meta charset="UTF-8"&gt;</w:t>
-      </w:r>
-    </w:p>
-    <w:p>
-      <w:pPr>
-        <w:spacing w:after="0" w:before="0" w:line="240" w:lineRule="auto"/>
-      </w:pPr>
-      <w:r>
-        <w:rPr>
-          <w:rFonts w:ascii="Consolas" w:hAnsi="Consolas" w:eastAsia="Consolas"/>
-          <w:b w:val="0"/>
-          <w:sz w:val="18"/>
-        </w:rPr>
-        <w:t xml:space="preserve">    &lt;meta name="viewport" content="width=device-width, initial-scale=1.0"&gt;</w:t>
-      </w:r>
-    </w:p>
-    <w:p>
-      <w:pPr>
-        <w:spacing w:after="0" w:before="0" w:line="240" w:lineRule="auto"/>
-      </w:pPr>
-      <w:r>
-        <w:rPr>
-          <w:rFonts w:ascii="Consolas" w:hAnsi="Consolas" w:eastAsia="Consolas"/>
-          <w:b w:val="0"/>
-          <w:sz w:val="18"/>
-        </w:rPr>
-        <w:t xml:space="preserve">    &lt;title&gt;Контакты — Пиксель&lt;/title&gt;</w:t>
-      </w:r>
-    </w:p>
-    <w:p>
-      <w:pPr>
-        <w:spacing w:after="0" w:before="0" w:line="240" w:lineRule="auto"/>
-      </w:pPr>
-      <w:r>
-        <w:rPr>
-          <w:rFonts w:ascii="Consolas" w:hAnsi="Consolas" w:eastAsia="Consolas"/>
-          <w:b w:val="0"/>
-          <w:sz w:val="18"/>
-        </w:rPr>
-        <w:t xml:space="preserve">    &lt;link rel="stylesheet" href="style.css"&gt;</w:t>
-      </w:r>
-    </w:p>
-    <w:p>
-      <w:pPr>
-        <w:spacing w:after="0" w:before="0" w:line="240" w:lineRule="auto"/>
-      </w:pPr>
-      <w:r>
-        <w:rPr>
-          <w:rFonts w:ascii="Consolas" w:hAnsi="Consolas" w:eastAsia="Consolas"/>
-          <w:b w:val="0"/>
-          <w:sz w:val="18"/>
-        </w:rPr>
-        <w:t>&lt;/head&gt;</w:t>
-      </w:r>
-    </w:p>
-    <w:p>
-      <w:pPr>
-        <w:spacing w:after="0" w:before="0" w:line="240" w:lineRule="auto"/>
-      </w:pPr>
-      <w:r>
-        <w:rPr>
-          <w:rFonts w:ascii="Consolas" w:hAnsi="Consolas" w:eastAsia="Consolas"/>
-          <w:b w:val="0"/>
-          <w:sz w:val="18"/>
-        </w:rPr>
-        <w:t>&lt;body&gt;</w:t>
-      </w:r>
-    </w:p>
-    <w:p>
-      <w:pPr>
-        <w:spacing w:after="0" w:before="0" w:line="240" w:lineRule="auto"/>
-      </w:pPr>
-      <w:r>
-        <w:rPr>
-          <w:rFonts w:ascii="Consolas" w:hAnsi="Consolas" w:eastAsia="Consolas"/>
-          <w:b w:val="0"/>
-          <w:sz w:val="18"/>
-        </w:rPr>
-        <w:t xml:space="preserve">    &lt;nav class="lab-nav"&gt;</w:t>
-      </w:r>
-    </w:p>
-    <w:p>
-      <w:pPr>
-        <w:spacing w:after="0" w:before="0" w:line="240" w:lineRule="auto"/>
-      </w:pPr>
-      <w:r>
-        <w:rPr>
-          <w:rFonts w:ascii="Consolas" w:hAnsi="Consolas" w:eastAsia="Consolas"/>
-          <w:b w:val="0"/>
-          <w:sz w:val="18"/>
-        </w:rPr>
-        <w:t xml:space="preserve">        &lt;a href="../lab1/index.html"&gt;Лаба 1&lt;/a&gt;</w:t>
-      </w:r>
-    </w:p>
-    <w:p>
-      <w:pPr>
-        <w:spacing w:after="0" w:before="0" w:line="240" w:lineRule="auto"/>
-      </w:pPr>
-      <w:r>
-        <w:rPr>
-          <w:rFonts w:ascii="Consolas" w:hAnsi="Consolas" w:eastAsia="Consolas"/>
-          <w:b w:val="0"/>
-          <w:sz w:val="18"/>
-        </w:rPr>
-        <w:t xml:space="preserve">        &lt;a href="../lab2/index.html"&gt;Лаба 2&lt;/a&gt;</w:t>
-      </w:r>
-    </w:p>
-    <w:p>
-      <w:pPr>
-        <w:spacing w:after="0" w:before="0" w:line="240" w:lineRule="auto"/>
-      </w:pPr>
-      <w:r>
-        <w:rPr>
-          <w:rFonts w:ascii="Consolas" w:hAnsi="Consolas" w:eastAsia="Consolas"/>
-          <w:b w:val="0"/>
-          <w:sz w:val="18"/>
-        </w:rPr>
-        <w:t xml:space="preserve">        &lt;a href="../lab3/index.html"&gt;Лаба 3&lt;/a&gt;</w:t>
-      </w:r>
-    </w:p>
-    <w:p>
-      <w:pPr>
-        <w:spacing w:after="0" w:before="0" w:line="240" w:lineRule="auto"/>
-      </w:pPr>
-      <w:r>
-        <w:rPr>
-          <w:rFonts w:ascii="Consolas" w:hAnsi="Consolas" w:eastAsia="Consolas"/>
-          <w:b w:val="0"/>
-          <w:sz w:val="18"/>
-        </w:rPr>
-        <w:t xml:space="preserve">        &lt;a href="index.html" class="active"&gt;Лаба 4&lt;/a&gt;</w:t>
-      </w:r>
-    </w:p>
-    <w:p>
-      <w:pPr>
-        <w:spacing w:after="0" w:before="0" w:line="240" w:lineRule="auto"/>
-      </w:pPr>
-      <w:r>
-        <w:rPr>
-          <w:rFonts w:ascii="Consolas" w:hAnsi="Consolas" w:eastAsia="Consolas"/>
-          <w:b w:val="0"/>
-          <w:sz w:val="18"/>
-        </w:rPr>
-        <w:t xml:space="preserve">        &lt;a href="../index.html"&gt;Все лабы&lt;/a&gt;</w:t>
-      </w:r>
-    </w:p>
-    <w:p>
-      <w:pPr>
-        <w:spacing w:after="0" w:before="0" w:line="240" w:lineRule="auto"/>
-      </w:pPr>
-      <w:r>
-        <w:rPr>
-          <w:rFonts w:ascii="Consolas" w:hAnsi="Consolas" w:eastAsia="Consolas"/>
-          <w:b w:val="0"/>
-          <w:sz w:val="18"/>
-        </w:rPr>
-        <w:t xml:space="preserve">    &lt;/nav&gt;</w:t>
-      </w:r>
-    </w:p>
-    <w:p>
-      <w:pPr>
-        <w:spacing w:after="0" w:before="0" w:line="240" w:lineRule="auto"/>
-      </w:pPr>
-      <w:r>
-        <w:rPr>
-          <w:rFonts w:ascii="Consolas" w:hAnsi="Consolas" w:eastAsia="Consolas"/>
-          <w:b w:val="0"/>
-          <w:sz w:val="18"/>
-        </w:rPr>
-      </w:r>
-    </w:p>
-    <w:p>
-      <w:pPr>
-        <w:spacing w:after="0" w:before="0" w:line="240" w:lineRule="auto"/>
-      </w:pPr>
-      <w:r>
-        <w:rPr>
-          <w:rFonts w:ascii="Consolas" w:hAnsi="Consolas" w:eastAsia="Consolas"/>
-          <w:b w:val="0"/>
-          <w:sz w:val="18"/>
-        </w:rPr>
-        <w:t xml:space="preserve">    &lt;header class="site-header"&gt;</w:t>
-      </w:r>
-    </w:p>
-    <w:p>
-      <w:pPr>
-        <w:spacing w:after="0" w:before="0" w:line="240" w:lineRule="auto"/>
-      </w:pPr>
-      <w:r>
-        <w:rPr>
-          <w:rFonts w:ascii="Consolas" w:hAnsi="Consolas" w:eastAsia="Consolas"/>
-          <w:b w:val="0"/>
-          <w:sz w:val="18"/>
-        </w:rPr>
-        <w:t xml:space="preserve">        &lt;div class="header-inner"&gt;</w:t>
-      </w:r>
-    </w:p>
-    <w:p>
-      <w:pPr>
-        <w:spacing w:after="0" w:before="0" w:line="240" w:lineRule="auto"/>
-      </w:pPr>
-      <w:r>
-        <w:rPr>
-          <w:rFonts w:ascii="Consolas" w:hAnsi="Consolas" w:eastAsia="Consolas"/>
-          <w:b w:val="0"/>
-          <w:sz w:val="18"/>
-        </w:rPr>
-        <w:t xml:space="preserve">            &lt;a href="index.html" class="brand"&gt;Пиксель&lt;/a&gt;</w:t>
-      </w:r>
-    </w:p>
-    <w:p>
-      <w:pPr>
-        <w:spacing w:after="0" w:before="0" w:line="240" w:lineRule="auto"/>
-      </w:pPr>
-      <w:r>
-        <w:rPr>
-          <w:rFonts w:ascii="Consolas" w:hAnsi="Consolas" w:eastAsia="Consolas"/>
-          <w:b w:val="0"/>
-          <w:sz w:val="18"/>
-        </w:rPr>
-        <w:t xml:space="preserve">            &lt;nav class="site-nav"&gt;</w:t>
-      </w:r>
-    </w:p>
-    <w:p>
-      <w:pPr>
-        <w:spacing w:after="0" w:before="0" w:line="240" w:lineRule="auto"/>
-      </w:pPr>
-      <w:r>
-        <w:rPr>
-          <w:rFonts w:ascii="Consolas" w:hAnsi="Consolas" w:eastAsia="Consolas"/>
-          <w:b w:val="0"/>
-          <w:sz w:val="18"/>
-        </w:rPr>
-        <w:t xml:space="preserve">                &lt;a href="index.html"&gt;Главная&lt;/a&gt;</w:t>
-      </w:r>
-    </w:p>
-    <w:p>
-      <w:pPr>
-        <w:spacing w:after="0" w:before="0" w:line="240" w:lineRule="auto"/>
-      </w:pPr>
-      <w:r>
-        <w:rPr>
-          <w:rFonts w:ascii="Consolas" w:hAnsi="Consolas" w:eastAsia="Consolas"/>
-          <w:b w:val="0"/>
-          <w:sz w:val="18"/>
-        </w:rPr>
-        <w:t xml:space="preserve">                &lt;a href="uslugi.html"&gt;Услуги&lt;/a&gt;</w:t>
-      </w:r>
-    </w:p>
-    <w:p>
-      <w:pPr>
-        <w:spacing w:after="0" w:before="0" w:line="240" w:lineRule="auto"/>
-      </w:pPr>
-      <w:r>
-        <w:rPr>
-          <w:rFonts w:ascii="Consolas" w:hAnsi="Consolas" w:eastAsia="Consolas"/>
-          <w:b w:val="0"/>
-          <w:sz w:val="18"/>
-        </w:rPr>
-        <w:t xml:space="preserve">                &lt;a href="kontakty.html" class="current"&gt;Контакты&lt;/a&gt;</w:t>
-      </w:r>
-    </w:p>
-    <w:p>
-      <w:pPr>
-        <w:spacing w:after="0" w:before="0" w:line="240" w:lineRule="auto"/>
-      </w:pPr>
-      <w:r>
-        <w:rPr>
-          <w:rFonts w:ascii="Consolas" w:hAnsi="Consolas" w:eastAsia="Consolas"/>
-          <w:b w:val="0"/>
-          <w:sz w:val="18"/>
-        </w:rPr>
-        <w:t xml:space="preserve">            &lt;/nav&gt;</w:t>
-      </w:r>
-    </w:p>
-    <w:p>
-      <w:pPr>
-        <w:spacing w:after="0" w:before="0" w:line="240" w:lineRule="auto"/>
-      </w:pPr>
-      <w:r>
-        <w:rPr>
-          <w:rFonts w:ascii="Consolas" w:hAnsi="Consolas" w:eastAsia="Consolas"/>
-          <w:b w:val="0"/>
-          <w:sz w:val="18"/>
-        </w:rPr>
-        <w:t xml:space="preserve">        &lt;/div&gt;</w:t>
-      </w:r>
-    </w:p>
-    <w:p>
-      <w:pPr>
-        <w:spacing w:after="0" w:before="0" w:line="240" w:lineRule="auto"/>
-      </w:pPr>
-      <w:r>
-        <w:rPr>
-          <w:rFonts w:ascii="Consolas" w:hAnsi="Consolas" w:eastAsia="Consolas"/>
-          <w:b w:val="0"/>
-          <w:sz w:val="18"/>
-        </w:rPr>
-        <w:t xml:space="preserve">    &lt;/header&gt;</w:t>
-      </w:r>
-    </w:p>
-    <w:p>
-      <w:pPr>
-        <w:spacing w:after="0" w:before="0" w:line="240" w:lineRule="auto"/>
-      </w:pPr>
-      <w:r>
-        <w:rPr>
-          <w:rFonts w:ascii="Consolas" w:hAnsi="Consolas" w:eastAsia="Consolas"/>
-          <w:b w:val="0"/>
-          <w:sz w:val="18"/>
-        </w:rPr>
-      </w:r>
-    </w:p>
-    <w:p>
-      <w:pPr>
-        <w:spacing w:after="0" w:before="0" w:line="240" w:lineRule="auto"/>
-      </w:pPr>
-      <w:r>
-        <w:rPr>
-          <w:rFonts w:ascii="Consolas" w:hAnsi="Consolas" w:eastAsia="Consolas"/>
-          <w:b w:val="0"/>
-          <w:sz w:val="18"/>
-        </w:rPr>
-        <w:t xml:space="preserve">    &lt;main class="wrap page"&gt;</w:t>
-      </w:r>
-    </w:p>
-    <w:p>
-      <w:pPr>
-        <w:spacing w:after="0" w:before="0" w:line="240" w:lineRule="auto"/>
-      </w:pPr>
-      <w:r>
-        <w:rPr>
-          <w:rFonts w:ascii="Consolas" w:hAnsi="Consolas" w:eastAsia="Consolas"/>
-          <w:b w:val="0"/>
-          <w:sz w:val="18"/>
-        </w:rPr>
-        <w:t xml:space="preserve">        &lt;h1&gt;Контакты&lt;/h1&gt;</w:t>
-      </w:r>
-    </w:p>
-    <w:p>
-      <w:pPr>
-        <w:spacing w:after="0" w:before="0" w:line="240" w:lineRule="auto"/>
-      </w:pPr>
-      <w:r>
-        <w:rPr>
-          <w:rFonts w:ascii="Consolas" w:hAnsi="Consolas" w:eastAsia="Consolas"/>
-          <w:b w:val="0"/>
-          <w:sz w:val="18"/>
-        </w:rPr>
-        <w:t xml:space="preserve">        &lt;div class="contact-grid"&gt;</w:t>
-      </w:r>
-    </w:p>
-    <w:p>
-      <w:pPr>
-        <w:spacing w:after="0" w:before="0" w:line="240" w:lineRule="auto"/>
-      </w:pPr>
-      <w:r>
-        <w:rPr>
-          <w:rFonts w:ascii="Consolas" w:hAnsi="Consolas" w:eastAsia="Consolas"/>
-          <w:b w:val="0"/>
-          <w:sz w:val="18"/>
-        </w:rPr>
-        <w:t xml:space="preserve">            &lt;section class="contact-info"&gt;</w:t>
-      </w:r>
-    </w:p>
-    <w:p>
-      <w:pPr>
-        <w:spacing w:after="0" w:before="0" w:line="240" w:lineRule="auto"/>
-      </w:pPr>
-      <w:r>
-        <w:rPr>
-          <w:rFonts w:ascii="Consolas" w:hAnsi="Consolas" w:eastAsia="Consolas"/>
-          <w:b w:val="0"/>
-          <w:sz w:val="18"/>
-        </w:rPr>
-        <w:t xml:space="preserve">                &lt;h2&gt;Студия «Пиксель»&lt;/h2&gt;</w:t>
-      </w:r>
-    </w:p>
-    <w:p>
-      <w:pPr>
-        <w:spacing w:after="0" w:before="0" w:line="240" w:lineRule="auto"/>
-      </w:pPr>
-      <w:r>
-        <w:rPr>
-          <w:rFonts w:ascii="Consolas" w:hAnsi="Consolas" w:eastAsia="Consolas"/>
-          <w:b w:val="0"/>
-          <w:sz w:val="18"/>
-        </w:rPr>
-        <w:t xml:space="preserve">                &lt;p&gt;&lt;strong&gt;Email:&lt;/strong&gt; hello@pixel-studio.example&lt;/p&gt;</w:t>
-      </w:r>
-    </w:p>
-    <w:p>
-      <w:pPr>
-        <w:spacing w:after="0" w:before="0" w:line="240" w:lineRule="auto"/>
-      </w:pPr>
-      <w:r>
-        <w:rPr>
-          <w:rFonts w:ascii="Consolas" w:hAnsi="Consolas" w:eastAsia="Consolas"/>
-          <w:b w:val="0"/>
-          <w:sz w:val="18"/>
-        </w:rPr>
-        <w:t xml:space="preserve">                &lt;p&gt;&lt;strong&gt;Телефон:&lt;/strong&gt; +7 (900) 123-45-67&lt;/p&gt;</w:t>
-      </w:r>
-    </w:p>
-    <w:p>
-      <w:pPr>
-        <w:spacing w:after="0" w:before="0" w:line="240" w:lineRule="auto"/>
-      </w:pPr>
-      <w:r>
-        <w:rPr>
-          <w:rFonts w:ascii="Consolas" w:hAnsi="Consolas" w:eastAsia="Consolas"/>
-          <w:b w:val="0"/>
-          <w:sz w:val="18"/>
-        </w:rPr>
-        <w:t xml:space="preserve">                &lt;p&gt;&lt;strong&gt;Адрес:&lt;/strong&gt; г. Москва, ул. Примерная, д. 10&lt;/p&gt;</w:t>
-      </w:r>
-    </w:p>
-    <w:p>
-      <w:pPr>
-        <w:spacing w:after="0" w:before="0" w:line="240" w:lineRule="auto"/>
-      </w:pPr>
-      <w:r>
-        <w:rPr>
-          <w:rFonts w:ascii="Consolas" w:hAnsi="Consolas" w:eastAsia="Consolas"/>
-          <w:b w:val="0"/>
-          <w:sz w:val="18"/>
-        </w:rPr>
-        <w:t xml:space="preserve">                &lt;p class="muted"&gt;Контакты вымышленные — для учебной лабораторной работы.&lt;/p&gt;</w:t>
-      </w:r>
-    </w:p>
-    <w:p>
-      <w:pPr>
-        <w:spacing w:after="0" w:before="0" w:line="240" w:lineRule="auto"/>
-      </w:pPr>
-      <w:r>
-        <w:rPr>
-          <w:rFonts w:ascii="Consolas" w:hAnsi="Consolas" w:eastAsia="Consolas"/>
-          <w:b w:val="0"/>
-          <w:sz w:val="18"/>
-        </w:rPr>
-        <w:t xml:space="preserve">            &lt;/section&gt;</w:t>
-      </w:r>
-    </w:p>
-    <w:p>
-      <w:pPr>
-        <w:spacing w:after="0" w:before="0" w:line="240" w:lineRule="auto"/>
-      </w:pPr>
-      <w:r>
-        <w:rPr>
-          <w:rFonts w:ascii="Consolas" w:hAnsi="Consolas" w:eastAsia="Consolas"/>
-          <w:b w:val="0"/>
-          <w:sz w:val="18"/>
-        </w:rPr>
-        <w:t xml:space="preserve">            &lt;section class="contact-form-block"&gt;</w:t>
-      </w:r>
-    </w:p>
-    <w:p>
-      <w:pPr>
-        <w:spacing w:after="0" w:before="0" w:line="240" w:lineRule="auto"/>
-      </w:pPr>
-      <w:r>
-        <w:rPr>
-          <w:rFonts w:ascii="Consolas" w:hAnsi="Consolas" w:eastAsia="Consolas"/>
-          <w:b w:val="0"/>
-          <w:sz w:val="18"/>
-        </w:rPr>
-        <w:t xml:space="preserve">                &lt;h2&gt;Обратная связь&lt;/h2&gt;</w:t>
-      </w:r>
-    </w:p>
-    <w:p>
-      <w:pPr>
-        <w:spacing w:after="0" w:before="0" w:line="240" w:lineRule="auto"/>
-      </w:pPr>
-      <w:r>
-        <w:rPr>
-          <w:rFonts w:ascii="Consolas" w:hAnsi="Consolas" w:eastAsia="Consolas"/>
-          <w:b w:val="0"/>
-          <w:sz w:val="18"/>
-        </w:rPr>
-        <w:t xml:space="preserve">                &lt;form class="form" action="thanks.html" method="get"&gt;</w:t>
-      </w:r>
-    </w:p>
-    <w:p>
-      <w:pPr>
-        <w:spacing w:after="0" w:before="0" w:line="240" w:lineRule="auto"/>
-      </w:pPr>
-      <w:r>
-        <w:rPr>
-          <w:rFonts w:ascii="Consolas" w:hAnsi="Consolas" w:eastAsia="Consolas"/>
-          <w:b w:val="0"/>
-          <w:sz w:val="18"/>
-        </w:rPr>
-        <w:t xml:space="preserve">                    &lt;label&gt;Имя</w:t>
-      </w:r>
-    </w:p>
-    <w:p>
-      <w:pPr>
-        <w:spacing w:after="0" w:before="0" w:line="240" w:lineRule="auto"/>
-      </w:pPr>
-      <w:r>
-        <w:rPr>
-          <w:rFonts w:ascii="Consolas" w:hAnsi="Consolas" w:eastAsia="Consolas"/>
-          <w:b w:val="0"/>
-          <w:sz w:val="18"/>
-        </w:rPr>
-        <w:t xml:space="preserve">                        &lt;input type="text" name="name" placeholder="Ваше имя" required&gt;</w:t>
-      </w:r>
-    </w:p>
-    <w:p>
-      <w:pPr>
-        <w:spacing w:after="0" w:before="0" w:line="240" w:lineRule="auto"/>
-      </w:pPr>
-      <w:r>
-        <w:rPr>
-          <w:rFonts w:ascii="Consolas" w:hAnsi="Consolas" w:eastAsia="Consolas"/>
-          <w:b w:val="0"/>
-          <w:sz w:val="18"/>
-        </w:rPr>
-        <w:t xml:space="preserve">                    &lt;/label&gt;</w:t>
-      </w:r>
-    </w:p>
-    <w:p>
-      <w:pPr>
-        <w:spacing w:after="0" w:before="0" w:line="240" w:lineRule="auto"/>
-      </w:pPr>
-      <w:r>
-        <w:rPr>
-          <w:rFonts w:ascii="Consolas" w:hAnsi="Consolas" w:eastAsia="Consolas"/>
-          <w:b w:val="0"/>
-          <w:sz w:val="18"/>
-        </w:rPr>
-        <w:t xml:space="preserve">                    &lt;label&gt;Email</w:t>
-      </w:r>
-    </w:p>
-    <w:p>
-      <w:pPr>
-        <w:spacing w:after="0" w:before="0" w:line="240" w:lineRule="auto"/>
-      </w:pPr>
-      <w:r>
-        <w:rPr>
-          <w:rFonts w:ascii="Consolas" w:hAnsi="Consolas" w:eastAsia="Consolas"/>
-          <w:b w:val="0"/>
-          <w:sz w:val="18"/>
-        </w:rPr>
-        <w:t xml:space="preserve">                        &lt;input type="email" name="email" placeholder="you@example.com" required&gt;</w:t>
-      </w:r>
-    </w:p>
-    <w:p>
-      <w:pPr>
-        <w:spacing w:after="0" w:before="0" w:line="240" w:lineRule="auto"/>
-      </w:pPr>
-      <w:r>
-        <w:rPr>
-          <w:rFonts w:ascii="Consolas" w:hAnsi="Consolas" w:eastAsia="Consolas"/>
-          <w:b w:val="0"/>
-          <w:sz w:val="18"/>
-        </w:rPr>
-        <w:t xml:space="preserve">                    &lt;/label&gt;</w:t>
-      </w:r>
-    </w:p>
-    <w:p>
-      <w:pPr>
-        <w:spacing w:after="0" w:before="0" w:line="240" w:lineRule="auto"/>
-      </w:pPr>
-      <w:r>
-        <w:rPr>
-          <w:rFonts w:ascii="Consolas" w:hAnsi="Consolas" w:eastAsia="Consolas"/>
-          <w:b w:val="0"/>
-          <w:sz w:val="18"/>
-        </w:rPr>
-        <w:t xml:space="preserve">                    &lt;label&gt;Сообщение</w:t>
-      </w:r>
-    </w:p>
-    <w:p>
-      <w:pPr>
-        <w:spacing w:after="0" w:before="0" w:line="240" w:lineRule="auto"/>
-      </w:pPr>
-      <w:r>
-        <w:rPr>
-          <w:rFonts w:ascii="Consolas" w:hAnsi="Consolas" w:eastAsia="Consolas"/>
-          <w:b w:val="0"/>
-          <w:sz w:val="18"/>
-        </w:rPr>
-        <w:t xml:space="preserve">                        &lt;textarea name="message" rows="4" placeholder="Кратко опишите задачу" required&gt;&lt;/textarea&gt;</w:t>
-      </w:r>
-    </w:p>
-    <w:p>
-      <w:pPr>
-        <w:spacing w:after="0" w:before="0" w:line="240" w:lineRule="auto"/>
-      </w:pPr>
-      <w:r>
-        <w:rPr>
-          <w:rFonts w:ascii="Consolas" w:hAnsi="Consolas" w:eastAsia="Consolas"/>
-          <w:b w:val="0"/>
-          <w:sz w:val="18"/>
-        </w:rPr>
-        <w:t xml:space="preserve">                    &lt;/label&gt;</w:t>
-      </w:r>
-    </w:p>
-    <w:p>
-      <w:pPr>
-        <w:spacing w:after="0" w:before="0" w:line="240" w:lineRule="auto"/>
-      </w:pPr>
-      <w:r>
-        <w:rPr>
-          <w:rFonts w:ascii="Consolas" w:hAnsi="Consolas" w:eastAsia="Consolas"/>
-          <w:b w:val="0"/>
-          <w:sz w:val="18"/>
-        </w:rPr>
-        <w:t xml:space="preserve">                    &lt;button type="submit" class="btn"&gt;Отправить&lt;/button&gt;</w:t>
-      </w:r>
-    </w:p>
-    <w:p>
-      <w:pPr>
-        <w:spacing w:after="0" w:before="0" w:line="240" w:lineRule="auto"/>
-      </w:pPr>
-      <w:r>
-        <w:rPr>
-          <w:rFonts w:ascii="Consolas" w:hAnsi="Consolas" w:eastAsia="Consolas"/>
-          <w:b w:val="0"/>
-          <w:sz w:val="18"/>
-        </w:rPr>
-        <w:t xml:space="preserve">                &lt;/form&gt;</w:t>
-      </w:r>
-    </w:p>
-    <w:p>
-      <w:pPr>
-        <w:spacing w:after="0" w:before="0" w:line="240" w:lineRule="auto"/>
-      </w:pPr>
-      <w:r>
-        <w:rPr>
-          <w:rFonts w:ascii="Consolas" w:hAnsi="Consolas" w:eastAsia="Consolas"/>
-          <w:b w:val="0"/>
-          <w:sz w:val="18"/>
-        </w:rPr>
-        <w:t xml:space="preserve">            &lt;/section&gt;</w:t>
-      </w:r>
-    </w:p>
-    <w:p>
-      <w:pPr>
-        <w:spacing w:after="0" w:before="0" w:line="240" w:lineRule="auto"/>
-      </w:pPr>
-      <w:r>
-        <w:rPr>
-          <w:rFonts w:ascii="Consolas" w:hAnsi="Consolas" w:eastAsia="Consolas"/>
-          <w:b w:val="0"/>
-          <w:sz w:val="18"/>
-        </w:rPr>
-        <w:t xml:space="preserve">        &lt;/div&gt;</w:t>
-      </w:r>
-    </w:p>
-    <w:p>
-      <w:pPr>
-        <w:spacing w:after="0" w:before="0" w:line="240" w:lineRule="auto"/>
-      </w:pPr>
-      <w:r>
-        <w:rPr>
-          <w:rFonts w:ascii="Consolas" w:hAnsi="Consolas" w:eastAsia="Consolas"/>
-          <w:b w:val="0"/>
-          <w:sz w:val="18"/>
-        </w:rPr>
-        <w:t xml:space="preserve">    &lt;/main&gt;</w:t>
-      </w:r>
-    </w:p>
-    <w:p>
-      <w:pPr>
-        <w:spacing w:after="0" w:before="0" w:line="240" w:lineRule="auto"/>
-      </w:pPr>
-      <w:r>
-        <w:rPr>
-          <w:rFonts w:ascii="Consolas" w:hAnsi="Consolas" w:eastAsia="Consolas"/>
-          <w:b w:val="0"/>
-          <w:sz w:val="18"/>
-        </w:rPr>
-      </w:r>
-    </w:p>
-    <w:p>
-      <w:pPr>
-        <w:spacing w:after="0" w:before="0" w:line="240" w:lineRule="auto"/>
-      </w:pPr>
-      <w:r>
-        <w:rPr>
-          <w:rFonts w:ascii="Consolas" w:hAnsi="Consolas" w:eastAsia="Consolas"/>
-          <w:b w:val="0"/>
-          <w:sz w:val="18"/>
-        </w:rPr>
-        <w:t xml:space="preserve">    &lt;footer class="site-footer"&gt;</w:t>
-      </w:r>
-    </w:p>
-    <w:p>
-      <w:pPr>
-        <w:spacing w:after="0" w:before="0" w:line="240" w:lineRule="auto"/>
-      </w:pPr>
-      <w:r>
-        <w:rPr>
-          <w:rFonts w:ascii="Consolas" w:hAnsi="Consolas" w:eastAsia="Consolas"/>
-          <w:b w:val="0"/>
-          <w:sz w:val="18"/>
-        </w:rPr>
-        <w:t xml:space="preserve">        &lt;p&gt;© 2026 Пиксель · Артём Скопенков&lt;/p&gt;</w:t>
-      </w:r>
-    </w:p>
-    <w:p>
-      <w:pPr>
-        <w:spacing w:after="0" w:before="0" w:line="240" w:lineRule="auto"/>
-      </w:pPr>
-      <w:r>
-        <w:rPr>
-          <w:rFonts w:ascii="Consolas" w:hAnsi="Consolas" w:eastAsia="Consolas"/>
-          <w:b w:val="0"/>
-          <w:sz w:val="18"/>
-        </w:rPr>
-        <w:t xml:space="preserve">    &lt;/footer&gt;</w:t>
-      </w:r>
-    </w:p>
-    <w:p>
-      <w:pPr>
-        <w:spacing w:after="0" w:before="0" w:line="240" w:lineRule="auto"/>
-      </w:pPr>
-      <w:r>
-        <w:rPr>
-          <w:rFonts w:ascii="Consolas" w:hAnsi="Consolas" w:eastAsia="Consolas"/>
-          <w:b w:val="0"/>
-          <w:sz w:val="18"/>
-        </w:rPr>
-        <w:t>&lt;/body&gt;</w:t>
-      </w:r>
-    </w:p>
-    <w:p>
-      <w:pPr>
-        <w:spacing w:after="0" w:before="0" w:line="240" w:lineRule="auto"/>
-      </w:pPr>
-      <w:r>
-        <w:rPr>
-          <w:rFonts w:ascii="Consolas" w:hAnsi="Consolas" w:eastAsia="Consolas"/>
-          <w:b w:val="0"/>
-          <w:sz w:val="18"/>
-        </w:rPr>
-        <w:t>&lt;/html&gt;</w:t>
+        <w:t>В ходе лабораторной работы № 4 по техническому заданию разработан сайт студии «Пиксель»: структура разделов, навигация, визуальный стиль и интерактивные элементы. Получен опыт анализа ТЗ и сборки законченного учебного веб-проекта. Цель работы достигнута.</w:t>
       </w:r>
     </w:p>
     <w:p>
@@ -3232,3556 +847,54 @@
     </w:p>
     <w:p>
       <w:pPr>
-        <w:spacing w:after="120"/>
+        <w:spacing w:after="80" w:before="0" w:line="276" w:lineRule="auto"/>
+        <w:jc w:val="center"/>
       </w:pPr>
       <w:r>
         <w:rPr>
           <w:rFonts w:ascii="Times New Roman" w:hAnsi="Times New Roman" w:eastAsia="Times New Roman"/>
           <w:b/>
+          <w:i w:val="0"/>
           <w:sz w:val="28"/>
         </w:rPr>
-        <w:t>Приложение Г. HTML (thanks.html)</w:t>
+        <w:t>СПИСОК ИСПОЛЬЗУЕМЫХ ИСТОЧНИКОВ</w:t>
       </w:r>
     </w:p>
     <w:p>
       <w:pPr>
-        <w:spacing w:after="0" w:before="0" w:line="240" w:lineRule="auto"/>
-      </w:pPr>
-      <w:r>
-        <w:rPr>
-          <w:rFonts w:ascii="Consolas" w:hAnsi="Consolas" w:eastAsia="Consolas"/>
-          <w:b w:val="0"/>
-          <w:sz w:val="18"/>
-        </w:rPr>
-        <w:t>&lt;!DOCTYPE html&gt;</w:t>
-      </w:r>
-    </w:p>
-    <w:p>
-      <w:pPr>
-        <w:spacing w:after="0" w:before="0" w:line="240" w:lineRule="auto"/>
-      </w:pPr>
-      <w:r>
-        <w:rPr>
-          <w:rFonts w:ascii="Consolas" w:hAnsi="Consolas" w:eastAsia="Consolas"/>
-          <w:b w:val="0"/>
-          <w:sz w:val="18"/>
-        </w:rPr>
-        <w:t>&lt;html lang="ru"&gt;</w:t>
-      </w:r>
-    </w:p>
-    <w:p>
-      <w:pPr>
-        <w:spacing w:after="0" w:before="0" w:line="240" w:lineRule="auto"/>
-      </w:pPr>
-      <w:r>
-        <w:rPr>
-          <w:rFonts w:ascii="Consolas" w:hAnsi="Consolas" w:eastAsia="Consolas"/>
-          <w:b w:val="0"/>
-          <w:sz w:val="18"/>
-        </w:rPr>
-        <w:t>&lt;head&gt;</w:t>
-      </w:r>
-    </w:p>
-    <w:p>
-      <w:pPr>
-        <w:spacing w:after="0" w:before="0" w:line="240" w:lineRule="auto"/>
-      </w:pPr>
-      <w:r>
-        <w:rPr>
-          <w:rFonts w:ascii="Consolas" w:hAnsi="Consolas" w:eastAsia="Consolas"/>
-          <w:b w:val="0"/>
-          <w:sz w:val="18"/>
-        </w:rPr>
-        <w:t xml:space="preserve">    &lt;meta charset="UTF-8"&gt;</w:t>
-      </w:r>
-    </w:p>
-    <w:p>
-      <w:pPr>
-        <w:spacing w:after="0" w:before="0" w:line="240" w:lineRule="auto"/>
-      </w:pPr>
-      <w:r>
-        <w:rPr>
-          <w:rFonts w:ascii="Consolas" w:hAnsi="Consolas" w:eastAsia="Consolas"/>
-          <w:b w:val="0"/>
-          <w:sz w:val="18"/>
-        </w:rPr>
-        <w:t xml:space="preserve">    &lt;meta name="viewport" content="width=device-width, initial-scale=1.0"&gt;</w:t>
-      </w:r>
-    </w:p>
-    <w:p>
-      <w:pPr>
-        <w:spacing w:after="0" w:before="0" w:line="240" w:lineRule="auto"/>
-      </w:pPr>
-      <w:r>
-        <w:rPr>
-          <w:rFonts w:ascii="Consolas" w:hAnsi="Consolas" w:eastAsia="Consolas"/>
-          <w:b w:val="0"/>
-          <w:sz w:val="18"/>
-        </w:rPr>
-        <w:t xml:space="preserve">    &lt;title&gt;Спасибо — Пиксель&lt;/title&gt;</w:t>
-      </w:r>
-    </w:p>
-    <w:p>
-      <w:pPr>
-        <w:spacing w:after="0" w:before="0" w:line="240" w:lineRule="auto"/>
-      </w:pPr>
-      <w:r>
-        <w:rPr>
-          <w:rFonts w:ascii="Consolas" w:hAnsi="Consolas" w:eastAsia="Consolas"/>
-          <w:b w:val="0"/>
-          <w:sz w:val="18"/>
-        </w:rPr>
-        <w:t xml:space="preserve">    &lt;link rel="stylesheet" href="style.css"&gt;</w:t>
-      </w:r>
-    </w:p>
-    <w:p>
-      <w:pPr>
-        <w:spacing w:after="0" w:before="0" w:line="240" w:lineRule="auto"/>
-      </w:pPr>
-      <w:r>
-        <w:rPr>
-          <w:rFonts w:ascii="Consolas" w:hAnsi="Consolas" w:eastAsia="Consolas"/>
-          <w:b w:val="0"/>
-          <w:sz w:val="18"/>
-        </w:rPr>
-        <w:t>&lt;/head&gt;</w:t>
-      </w:r>
-    </w:p>
-    <w:p>
-      <w:pPr>
-        <w:spacing w:after="0" w:before="0" w:line="240" w:lineRule="auto"/>
-      </w:pPr>
-      <w:r>
-        <w:rPr>
-          <w:rFonts w:ascii="Consolas" w:hAnsi="Consolas" w:eastAsia="Consolas"/>
-          <w:b w:val="0"/>
-          <w:sz w:val="18"/>
-        </w:rPr>
-        <w:t>&lt;body&gt;</w:t>
-      </w:r>
-    </w:p>
-    <w:p>
-      <w:pPr>
-        <w:spacing w:after="0" w:before="0" w:line="240" w:lineRule="auto"/>
-      </w:pPr>
-      <w:r>
-        <w:rPr>
-          <w:rFonts w:ascii="Consolas" w:hAnsi="Consolas" w:eastAsia="Consolas"/>
-          <w:b w:val="0"/>
-          <w:sz w:val="18"/>
-        </w:rPr>
-        <w:t xml:space="preserve">    &lt;nav class="lab-nav"&gt;</w:t>
-      </w:r>
-    </w:p>
-    <w:p>
-      <w:pPr>
-        <w:spacing w:after="0" w:before="0" w:line="240" w:lineRule="auto"/>
-      </w:pPr>
-      <w:r>
-        <w:rPr>
-          <w:rFonts w:ascii="Consolas" w:hAnsi="Consolas" w:eastAsia="Consolas"/>
-          <w:b w:val="0"/>
-          <w:sz w:val="18"/>
-        </w:rPr>
-        <w:t xml:space="preserve">        &lt;a href="../lab1/index.html"&gt;Лаба 1&lt;/a&gt;</w:t>
-      </w:r>
-    </w:p>
-    <w:p>
-      <w:pPr>
-        <w:spacing w:after="0" w:before="0" w:line="240" w:lineRule="auto"/>
-      </w:pPr>
-      <w:r>
-        <w:rPr>
-          <w:rFonts w:ascii="Consolas" w:hAnsi="Consolas" w:eastAsia="Consolas"/>
-          <w:b w:val="0"/>
-          <w:sz w:val="18"/>
-        </w:rPr>
-        <w:t xml:space="preserve">        &lt;a href="../lab2/index.html"&gt;Лаба 2&lt;/a&gt;</w:t>
-      </w:r>
-    </w:p>
-    <w:p>
-      <w:pPr>
-        <w:spacing w:after="0" w:before="0" w:line="240" w:lineRule="auto"/>
-      </w:pPr>
-      <w:r>
-        <w:rPr>
-          <w:rFonts w:ascii="Consolas" w:hAnsi="Consolas" w:eastAsia="Consolas"/>
-          <w:b w:val="0"/>
-          <w:sz w:val="18"/>
-        </w:rPr>
-        <w:t xml:space="preserve">        &lt;a href="../lab3/index.html"&gt;Лаба 3&lt;/a&gt;</w:t>
-      </w:r>
-    </w:p>
-    <w:p>
-      <w:pPr>
-        <w:spacing w:after="0" w:before="0" w:line="240" w:lineRule="auto"/>
-      </w:pPr>
-      <w:r>
-        <w:rPr>
-          <w:rFonts w:ascii="Consolas" w:hAnsi="Consolas" w:eastAsia="Consolas"/>
-          <w:b w:val="0"/>
-          <w:sz w:val="18"/>
-        </w:rPr>
-        <w:t xml:space="preserve">        &lt;a href="index.html" class="active"&gt;Лаба 4&lt;/a&gt;</w:t>
-      </w:r>
-    </w:p>
-    <w:p>
-      <w:pPr>
-        <w:spacing w:after="0" w:before="0" w:line="240" w:lineRule="auto"/>
-      </w:pPr>
-      <w:r>
-        <w:rPr>
-          <w:rFonts w:ascii="Consolas" w:hAnsi="Consolas" w:eastAsia="Consolas"/>
-          <w:b w:val="0"/>
-          <w:sz w:val="18"/>
-        </w:rPr>
-        <w:t xml:space="preserve">        &lt;a href="../index.html"&gt;Все лабы&lt;/a&gt;</w:t>
-      </w:r>
-    </w:p>
-    <w:p>
-      <w:pPr>
-        <w:spacing w:after="0" w:before="0" w:line="240" w:lineRule="auto"/>
-      </w:pPr>
-      <w:r>
-        <w:rPr>
-          <w:rFonts w:ascii="Consolas" w:hAnsi="Consolas" w:eastAsia="Consolas"/>
-          <w:b w:val="0"/>
-          <w:sz w:val="18"/>
-        </w:rPr>
-        <w:t xml:space="preserve">    &lt;/nav&gt;</w:t>
-      </w:r>
-    </w:p>
-    <w:p>
-      <w:pPr>
-        <w:spacing w:after="0" w:before="0" w:line="240" w:lineRule="auto"/>
-      </w:pPr>
-      <w:r>
-        <w:rPr>
-          <w:rFonts w:ascii="Consolas" w:hAnsi="Consolas" w:eastAsia="Consolas"/>
-          <w:b w:val="0"/>
-          <w:sz w:val="18"/>
-        </w:rPr>
-      </w:r>
-    </w:p>
-    <w:p>
-      <w:pPr>
-        <w:spacing w:after="0" w:before="0" w:line="240" w:lineRule="auto"/>
-      </w:pPr>
-      <w:r>
-        <w:rPr>
-          <w:rFonts w:ascii="Consolas" w:hAnsi="Consolas" w:eastAsia="Consolas"/>
-          <w:b w:val="0"/>
-          <w:sz w:val="18"/>
-        </w:rPr>
-        <w:t xml:space="preserve">    &lt;header class="site-header"&gt;</w:t>
-      </w:r>
-    </w:p>
-    <w:p>
-      <w:pPr>
-        <w:spacing w:after="0" w:before="0" w:line="240" w:lineRule="auto"/>
-      </w:pPr>
-      <w:r>
-        <w:rPr>
-          <w:rFonts w:ascii="Consolas" w:hAnsi="Consolas" w:eastAsia="Consolas"/>
-          <w:b w:val="0"/>
-          <w:sz w:val="18"/>
-        </w:rPr>
-        <w:t xml:space="preserve">        &lt;div class="header-inner"&gt;</w:t>
-      </w:r>
-    </w:p>
-    <w:p>
-      <w:pPr>
-        <w:spacing w:after="0" w:before="0" w:line="240" w:lineRule="auto"/>
-      </w:pPr>
-      <w:r>
-        <w:rPr>
-          <w:rFonts w:ascii="Consolas" w:hAnsi="Consolas" w:eastAsia="Consolas"/>
-          <w:b w:val="0"/>
-          <w:sz w:val="18"/>
-        </w:rPr>
-        <w:t xml:space="preserve">            &lt;a href="index.html" class="brand"&gt;Пиксель&lt;/a&gt;</w:t>
-      </w:r>
-    </w:p>
-    <w:p>
-      <w:pPr>
-        <w:spacing w:after="0" w:before="0" w:line="240" w:lineRule="auto"/>
-      </w:pPr>
-      <w:r>
-        <w:rPr>
-          <w:rFonts w:ascii="Consolas" w:hAnsi="Consolas" w:eastAsia="Consolas"/>
-          <w:b w:val="0"/>
-          <w:sz w:val="18"/>
-        </w:rPr>
-        <w:t xml:space="preserve">            &lt;nav class="site-nav"&gt;</w:t>
-      </w:r>
-    </w:p>
-    <w:p>
-      <w:pPr>
-        <w:spacing w:after="0" w:before="0" w:line="240" w:lineRule="auto"/>
-      </w:pPr>
-      <w:r>
-        <w:rPr>
-          <w:rFonts w:ascii="Consolas" w:hAnsi="Consolas" w:eastAsia="Consolas"/>
-          <w:b w:val="0"/>
-          <w:sz w:val="18"/>
-        </w:rPr>
-        <w:t xml:space="preserve">                &lt;a href="index.html"&gt;Главная&lt;/a&gt;</w:t>
-      </w:r>
-    </w:p>
-    <w:p>
-      <w:pPr>
-        <w:spacing w:after="0" w:before="0" w:line="240" w:lineRule="auto"/>
-      </w:pPr>
-      <w:r>
-        <w:rPr>
-          <w:rFonts w:ascii="Consolas" w:hAnsi="Consolas" w:eastAsia="Consolas"/>
-          <w:b w:val="0"/>
-          <w:sz w:val="18"/>
-        </w:rPr>
-        <w:t xml:space="preserve">                &lt;a href="uslugi.html"&gt;Услуги&lt;/a&gt;</w:t>
-      </w:r>
-    </w:p>
-    <w:p>
-      <w:pPr>
-        <w:spacing w:after="0" w:before="0" w:line="240" w:lineRule="auto"/>
-      </w:pPr>
-      <w:r>
-        <w:rPr>
-          <w:rFonts w:ascii="Consolas" w:hAnsi="Consolas" w:eastAsia="Consolas"/>
-          <w:b w:val="0"/>
-          <w:sz w:val="18"/>
-        </w:rPr>
-        <w:t xml:space="preserve">                &lt;a href="kontakty.html"&gt;Контакты&lt;/a&gt;</w:t>
-      </w:r>
-    </w:p>
-    <w:p>
-      <w:pPr>
-        <w:spacing w:after="0" w:before="0" w:line="240" w:lineRule="auto"/>
-      </w:pPr>
-      <w:r>
-        <w:rPr>
-          <w:rFonts w:ascii="Consolas" w:hAnsi="Consolas" w:eastAsia="Consolas"/>
-          <w:b w:val="0"/>
-          <w:sz w:val="18"/>
-        </w:rPr>
-        <w:t xml:space="preserve">            &lt;/nav&gt;</w:t>
-      </w:r>
-    </w:p>
-    <w:p>
-      <w:pPr>
-        <w:spacing w:after="0" w:before="0" w:line="240" w:lineRule="auto"/>
-      </w:pPr>
-      <w:r>
-        <w:rPr>
-          <w:rFonts w:ascii="Consolas" w:hAnsi="Consolas" w:eastAsia="Consolas"/>
-          <w:b w:val="0"/>
-          <w:sz w:val="18"/>
-        </w:rPr>
-        <w:t xml:space="preserve">        &lt;/div&gt;</w:t>
-      </w:r>
-    </w:p>
-    <w:p>
-      <w:pPr>
-        <w:spacing w:after="0" w:before="0" w:line="240" w:lineRule="auto"/>
-      </w:pPr>
-      <w:r>
-        <w:rPr>
-          <w:rFonts w:ascii="Consolas" w:hAnsi="Consolas" w:eastAsia="Consolas"/>
-          <w:b w:val="0"/>
-          <w:sz w:val="18"/>
-        </w:rPr>
-        <w:t xml:space="preserve">    &lt;/header&gt;</w:t>
-      </w:r>
-    </w:p>
-    <w:p>
-      <w:pPr>
-        <w:spacing w:after="0" w:before="0" w:line="240" w:lineRule="auto"/>
-      </w:pPr>
-      <w:r>
-        <w:rPr>
-          <w:rFonts w:ascii="Consolas" w:hAnsi="Consolas" w:eastAsia="Consolas"/>
-          <w:b w:val="0"/>
-          <w:sz w:val="18"/>
-        </w:rPr>
-      </w:r>
-    </w:p>
-    <w:p>
-      <w:pPr>
-        <w:spacing w:after="0" w:before="0" w:line="240" w:lineRule="auto"/>
-      </w:pPr>
-      <w:r>
-        <w:rPr>
-          <w:rFonts w:ascii="Consolas" w:hAnsi="Consolas" w:eastAsia="Consolas"/>
-          <w:b w:val="0"/>
-          <w:sz w:val="18"/>
-        </w:rPr>
-        <w:t xml:space="preserve">    &lt;main class="wrap page thanks"&gt;</w:t>
-      </w:r>
-    </w:p>
-    <w:p>
-      <w:pPr>
-        <w:spacing w:after="0" w:before="0" w:line="240" w:lineRule="auto"/>
-      </w:pPr>
-      <w:r>
-        <w:rPr>
-          <w:rFonts w:ascii="Consolas" w:hAnsi="Consolas" w:eastAsia="Consolas"/>
-          <w:b w:val="0"/>
-          <w:sz w:val="18"/>
-        </w:rPr>
-        <w:t xml:space="preserve">        &lt;h1&gt;Спасибо!&lt;/h1&gt;</w:t>
-      </w:r>
-    </w:p>
-    <w:p>
-      <w:pPr>
-        <w:spacing w:after="0" w:before="0" w:line="240" w:lineRule="auto"/>
-      </w:pPr>
-      <w:r>
-        <w:rPr>
-          <w:rFonts w:ascii="Consolas" w:hAnsi="Consolas" w:eastAsia="Consolas"/>
-          <w:b w:val="0"/>
-          <w:sz w:val="18"/>
-        </w:rPr>
-        <w:t xml:space="preserve">        &lt;p&gt;Ваше сообщение принято (учебная форма, method=get). Мы свяжемся с вами в ближайшее время.&lt;/p&gt;</w:t>
-      </w:r>
-    </w:p>
-    <w:p>
-      <w:pPr>
-        <w:spacing w:after="0" w:before="0" w:line="240" w:lineRule="auto"/>
-      </w:pPr>
-      <w:r>
-        <w:rPr>
-          <w:rFonts w:ascii="Consolas" w:hAnsi="Consolas" w:eastAsia="Consolas"/>
-          <w:b w:val="0"/>
-          <w:sz w:val="18"/>
-        </w:rPr>
-        <w:t xml:space="preserve">        &lt;a href="index.html" class="btn"&gt;На главную&lt;/a&gt;</w:t>
-      </w:r>
-    </w:p>
-    <w:p>
-      <w:pPr>
-        <w:spacing w:after="0" w:before="0" w:line="240" w:lineRule="auto"/>
-      </w:pPr>
-      <w:r>
-        <w:rPr>
-          <w:rFonts w:ascii="Consolas" w:hAnsi="Consolas" w:eastAsia="Consolas"/>
-          <w:b w:val="0"/>
-          <w:sz w:val="18"/>
-        </w:rPr>
-        <w:t xml:space="preserve">        &lt;a href="kontakty.html" class="btn btn-outline"&gt;Вернуться к форме&lt;/a&gt;</w:t>
-      </w:r>
-    </w:p>
-    <w:p>
-      <w:pPr>
-        <w:spacing w:after="0" w:before="0" w:line="240" w:lineRule="auto"/>
-      </w:pPr>
-      <w:r>
-        <w:rPr>
-          <w:rFonts w:ascii="Consolas" w:hAnsi="Consolas" w:eastAsia="Consolas"/>
-          <w:b w:val="0"/>
-          <w:sz w:val="18"/>
-        </w:rPr>
-        <w:t xml:space="preserve">    &lt;/main&gt;</w:t>
-      </w:r>
-    </w:p>
-    <w:p>
-      <w:pPr>
-        <w:spacing w:after="0" w:before="0" w:line="240" w:lineRule="auto"/>
-      </w:pPr>
-      <w:r>
-        <w:rPr>
-          <w:rFonts w:ascii="Consolas" w:hAnsi="Consolas" w:eastAsia="Consolas"/>
-          <w:b w:val="0"/>
-          <w:sz w:val="18"/>
-        </w:rPr>
-      </w:r>
-    </w:p>
-    <w:p>
-      <w:pPr>
-        <w:spacing w:after="0" w:before="0" w:line="240" w:lineRule="auto"/>
-      </w:pPr>
-      <w:r>
-        <w:rPr>
-          <w:rFonts w:ascii="Consolas" w:hAnsi="Consolas" w:eastAsia="Consolas"/>
-          <w:b w:val="0"/>
-          <w:sz w:val="18"/>
-        </w:rPr>
-        <w:t xml:space="preserve">    &lt;footer class="site-footer"&gt;</w:t>
-      </w:r>
-    </w:p>
-    <w:p>
-      <w:pPr>
-        <w:spacing w:after="0" w:before="0" w:line="240" w:lineRule="auto"/>
-      </w:pPr>
-      <w:r>
-        <w:rPr>
-          <w:rFonts w:ascii="Consolas" w:hAnsi="Consolas" w:eastAsia="Consolas"/>
-          <w:b w:val="0"/>
-          <w:sz w:val="18"/>
-        </w:rPr>
-        <w:t xml:space="preserve">        &lt;p&gt;© 2026 Пиксель · Артём Скопенков&lt;/p&gt;</w:t>
-      </w:r>
-    </w:p>
-    <w:p>
-      <w:pPr>
-        <w:spacing w:after="0" w:before="0" w:line="240" w:lineRule="auto"/>
-      </w:pPr>
-      <w:r>
-        <w:rPr>
-          <w:rFonts w:ascii="Consolas" w:hAnsi="Consolas" w:eastAsia="Consolas"/>
-          <w:b w:val="0"/>
-          <w:sz w:val="18"/>
-        </w:rPr>
-        <w:t xml:space="preserve">    &lt;/footer&gt;</w:t>
-      </w:r>
-    </w:p>
-    <w:p>
-      <w:pPr>
-        <w:spacing w:after="0" w:before="0" w:line="240" w:lineRule="auto"/>
-      </w:pPr>
-      <w:r>
-        <w:rPr>
-          <w:rFonts w:ascii="Consolas" w:hAnsi="Consolas" w:eastAsia="Consolas"/>
-          <w:b w:val="0"/>
-          <w:sz w:val="18"/>
-        </w:rPr>
-        <w:t>&lt;/body&gt;</w:t>
-      </w:r>
-    </w:p>
-    <w:p>
-      <w:pPr>
-        <w:spacing w:after="0" w:before="0" w:line="240" w:lineRule="auto"/>
-      </w:pPr>
-      <w:r>
-        <w:rPr>
-          <w:rFonts w:ascii="Consolas" w:hAnsi="Consolas" w:eastAsia="Consolas"/>
-          <w:b w:val="0"/>
-          <w:sz w:val="18"/>
-        </w:rPr>
-        <w:t>&lt;/html&gt;</w:t>
-      </w:r>
-    </w:p>
-    <w:p>
-      <w:r>
-        <w:br w:type="page"/>
-      </w:r>
-    </w:p>
-    <w:p>
-      <w:pPr>
-        <w:spacing w:after="120"/>
-      </w:pPr>
-      <w:r>
-        <w:rPr>
-          <w:rFonts w:ascii="Times New Roman" w:hAnsi="Times New Roman" w:eastAsia="Times New Roman"/>
-          <w:b/>
-          <w:sz w:val="28"/>
-        </w:rPr>
-        <w:t>Приложение Д. CSS (style.css)</w:t>
-      </w:r>
-    </w:p>
-    <w:p>
-      <w:pPr>
-        <w:spacing w:after="120"/>
+        <w:spacing w:after="120" w:before="0" w:line="276" w:lineRule="auto"/>
+        <w:ind w:firstLine="0"/>
+        <w:jc w:val="left"/>
       </w:pPr>
       <w:r>
         <w:rPr>
           <w:rFonts w:ascii="Times New Roman" w:hAnsi="Times New Roman" w:eastAsia="Times New Roman"/>
           <w:b w:val="0"/>
-          <w:sz w:val="24"/>
+          <w:i w:val="0"/>
+          <w:sz w:val="28"/>
         </w:rPr>
-        <w:t>Листинг (шрифт 9 пт):</w:t>
+        <w:t>1. Web-разработка [Электронный ресурс]: лабораторный практикум / А.А. Андрюшин, А.С. Ягодкин; М-во науки и высшего образования РФ, ФГБОУ ВО «ВГЛТУ им. Г.Ф. Морозова». – Воронеж, 2024. – 133 с.</w:t>
       </w:r>
     </w:p>
     <w:p>
       <w:pPr>
-        <w:spacing w:after="0" w:before="0" w:line="240" w:lineRule="auto"/>
+        <w:spacing w:after="120" w:before="0" w:line="276" w:lineRule="auto"/>
+        <w:ind w:firstLine="0"/>
+        <w:jc w:val="left"/>
       </w:pPr>
       <w:r>
         <w:rPr>
-          <w:rFonts w:ascii="Consolas" w:hAnsi="Consolas" w:eastAsia="Consolas"/>
+          <w:rFonts w:ascii="Times New Roman" w:hAnsi="Times New Roman" w:eastAsia="Times New Roman"/>
           <w:b w:val="0"/>
-          <w:sz w:val="18"/>
+          <w:i w:val="0"/>
+          <w:sz w:val="28"/>
         </w:rPr>
-        <w:t>* { margin: 0; padding: 0; box-sizing: border-box; }</w:t>
-      </w:r>
-    </w:p>
-    <w:p>
-      <w:pPr>
-        <w:spacing w:after="0" w:before="0" w:line="240" w:lineRule="auto"/>
-      </w:pPr>
-      <w:r>
-        <w:rPr>
-          <w:rFonts w:ascii="Consolas" w:hAnsi="Consolas" w:eastAsia="Consolas"/>
-          <w:b w:val="0"/>
-          <w:sz w:val="18"/>
-        </w:rPr>
-      </w:r>
-    </w:p>
-    <w:p>
-      <w:pPr>
-        <w:spacing w:after="0" w:before="0" w:line="240" w:lineRule="auto"/>
-      </w:pPr>
-      <w:r>
-        <w:rPr>
-          <w:rFonts w:ascii="Consolas" w:hAnsi="Consolas" w:eastAsia="Consolas"/>
-          <w:b w:val="0"/>
-          <w:sz w:val="18"/>
-        </w:rPr>
-        <w:t>body {</w:t>
-      </w:r>
-    </w:p>
-    <w:p>
-      <w:pPr>
-        <w:spacing w:after="0" w:before="0" w:line="240" w:lineRule="auto"/>
-      </w:pPr>
-      <w:r>
-        <w:rPr>
-          <w:rFonts w:ascii="Consolas" w:hAnsi="Consolas" w:eastAsia="Consolas"/>
-          <w:b w:val="0"/>
-          <w:sz w:val="18"/>
-        </w:rPr>
-        <w:t xml:space="preserve">    font-family: Arial, Helvetica, sans-serif;</w:t>
-      </w:r>
-    </w:p>
-    <w:p>
-      <w:pPr>
-        <w:spacing w:after="0" w:before="0" w:line="240" w:lineRule="auto"/>
-      </w:pPr>
-      <w:r>
-        <w:rPr>
-          <w:rFonts w:ascii="Consolas" w:hAnsi="Consolas" w:eastAsia="Consolas"/>
-          <w:b w:val="0"/>
-          <w:sz w:val="18"/>
-        </w:rPr>
-        <w:t xml:space="preserve">    background: #1a1a1a;</w:t>
-      </w:r>
-    </w:p>
-    <w:p>
-      <w:pPr>
-        <w:spacing w:after="0" w:before="0" w:line="240" w:lineRule="auto"/>
-      </w:pPr>
-      <w:r>
-        <w:rPr>
-          <w:rFonts w:ascii="Consolas" w:hAnsi="Consolas" w:eastAsia="Consolas"/>
-          <w:b w:val="0"/>
-          <w:sz w:val="18"/>
-        </w:rPr>
-        <w:t xml:space="preserve">    color: #eee;</w:t>
-      </w:r>
-    </w:p>
-    <w:p>
-      <w:pPr>
-        <w:spacing w:after="0" w:before="0" w:line="240" w:lineRule="auto"/>
-      </w:pPr>
-      <w:r>
-        <w:rPr>
-          <w:rFonts w:ascii="Consolas" w:hAnsi="Consolas" w:eastAsia="Consolas"/>
-          <w:b w:val="0"/>
-          <w:sz w:val="18"/>
-        </w:rPr>
-        <w:t xml:space="preserve">    line-height: 1.55;</w:t>
-      </w:r>
-    </w:p>
-    <w:p>
-      <w:pPr>
-        <w:spacing w:after="0" w:before="0" w:line="240" w:lineRule="auto"/>
-      </w:pPr>
-      <w:r>
-        <w:rPr>
-          <w:rFonts w:ascii="Consolas" w:hAnsi="Consolas" w:eastAsia="Consolas"/>
-          <w:b w:val="0"/>
-          <w:sz w:val="18"/>
-        </w:rPr>
-        <w:t xml:space="preserve">    min-height: 100vh;</w:t>
-      </w:r>
-    </w:p>
-    <w:p>
-      <w:pPr>
-        <w:spacing w:after="0" w:before="0" w:line="240" w:lineRule="auto"/>
-      </w:pPr>
-      <w:r>
-        <w:rPr>
-          <w:rFonts w:ascii="Consolas" w:hAnsi="Consolas" w:eastAsia="Consolas"/>
-          <w:b w:val="0"/>
-          <w:sz w:val="18"/>
-        </w:rPr>
-        <w:t xml:space="preserve">    display: flex;</w:t>
-      </w:r>
-    </w:p>
-    <w:p>
-      <w:pPr>
-        <w:spacing w:after="0" w:before="0" w:line="240" w:lineRule="auto"/>
-      </w:pPr>
-      <w:r>
-        <w:rPr>
-          <w:rFonts w:ascii="Consolas" w:hAnsi="Consolas" w:eastAsia="Consolas"/>
-          <w:b w:val="0"/>
-          <w:sz w:val="18"/>
-        </w:rPr>
-        <w:t xml:space="preserve">    flex-direction: column;</w:t>
-      </w:r>
-    </w:p>
-    <w:p>
-      <w:pPr>
-        <w:spacing w:after="0" w:before="0" w:line="240" w:lineRule="auto"/>
-      </w:pPr>
-      <w:r>
-        <w:rPr>
-          <w:rFonts w:ascii="Consolas" w:hAnsi="Consolas" w:eastAsia="Consolas"/>
-          <w:b w:val="0"/>
-          <w:sz w:val="18"/>
-        </w:rPr>
-        <w:t>}</w:t>
-      </w:r>
-    </w:p>
-    <w:p>
-      <w:pPr>
-        <w:spacing w:after="0" w:before="0" w:line="240" w:lineRule="auto"/>
-      </w:pPr>
-      <w:r>
-        <w:rPr>
-          <w:rFonts w:ascii="Consolas" w:hAnsi="Consolas" w:eastAsia="Consolas"/>
-          <w:b w:val="0"/>
-          <w:sz w:val="18"/>
-        </w:rPr>
-      </w:r>
-    </w:p>
-    <w:p>
-      <w:pPr>
-        <w:spacing w:after="0" w:before="0" w:line="240" w:lineRule="auto"/>
-      </w:pPr>
-      <w:r>
-        <w:rPr>
-          <w:rFonts w:ascii="Consolas" w:hAnsi="Consolas" w:eastAsia="Consolas"/>
-          <w:b w:val="0"/>
-          <w:sz w:val="18"/>
-        </w:rPr>
-        <w:t>.lab-nav {</w:t>
-      </w:r>
-    </w:p>
-    <w:p>
-      <w:pPr>
-        <w:spacing w:after="0" w:before="0" w:line="240" w:lineRule="auto"/>
-      </w:pPr>
-      <w:r>
-        <w:rPr>
-          <w:rFonts w:ascii="Consolas" w:hAnsi="Consolas" w:eastAsia="Consolas"/>
-          <w:b w:val="0"/>
-          <w:sz w:val="18"/>
-        </w:rPr>
-        <w:t xml:space="preserve">    display: flex;</w:t>
-      </w:r>
-    </w:p>
-    <w:p>
-      <w:pPr>
-        <w:spacing w:after="0" w:before="0" w:line="240" w:lineRule="auto"/>
-      </w:pPr>
-      <w:r>
-        <w:rPr>
-          <w:rFonts w:ascii="Consolas" w:hAnsi="Consolas" w:eastAsia="Consolas"/>
-          <w:b w:val="0"/>
-          <w:sz w:val="18"/>
-        </w:rPr>
-        <w:t xml:space="preserve">    flex-wrap: wrap;</w:t>
-      </w:r>
-    </w:p>
-    <w:p>
-      <w:pPr>
-        <w:spacing w:after="0" w:before="0" w:line="240" w:lineRule="auto"/>
-      </w:pPr>
-      <w:r>
-        <w:rPr>
-          <w:rFonts w:ascii="Consolas" w:hAnsi="Consolas" w:eastAsia="Consolas"/>
-          <w:b w:val="0"/>
-          <w:sz w:val="18"/>
-        </w:rPr>
-        <w:t xml:space="preserve">    gap: 12px;</w:t>
-      </w:r>
-    </w:p>
-    <w:p>
-      <w:pPr>
-        <w:spacing w:after="0" w:before="0" w:line="240" w:lineRule="auto"/>
-      </w:pPr>
-      <w:r>
-        <w:rPr>
-          <w:rFonts w:ascii="Consolas" w:hAnsi="Consolas" w:eastAsia="Consolas"/>
-          <w:b w:val="0"/>
-          <w:sz w:val="18"/>
-        </w:rPr>
-        <w:t xml:space="preserve">    justify-content: center;</w:t>
-      </w:r>
-    </w:p>
-    <w:p>
-      <w:pPr>
-        <w:spacing w:after="0" w:before="0" w:line="240" w:lineRule="auto"/>
-      </w:pPr>
-      <w:r>
-        <w:rPr>
-          <w:rFonts w:ascii="Consolas" w:hAnsi="Consolas" w:eastAsia="Consolas"/>
-          <w:b w:val="0"/>
-          <w:sz w:val="18"/>
-        </w:rPr>
-        <w:t xml:space="preserve">    padding: 10px;</w:t>
-      </w:r>
-    </w:p>
-    <w:p>
-      <w:pPr>
-        <w:spacing w:after="0" w:before="0" w:line="240" w:lineRule="auto"/>
-      </w:pPr>
-      <w:r>
-        <w:rPr>
-          <w:rFonts w:ascii="Consolas" w:hAnsi="Consolas" w:eastAsia="Consolas"/>
-          <w:b w:val="0"/>
-          <w:sz w:val="18"/>
-        </w:rPr>
-        <w:t xml:space="preserve">    background: #2d2d2d;</w:t>
-      </w:r>
-    </w:p>
-    <w:p>
-      <w:pPr>
-        <w:spacing w:after="0" w:before="0" w:line="240" w:lineRule="auto"/>
-      </w:pPr>
-      <w:r>
-        <w:rPr>
-          <w:rFonts w:ascii="Consolas" w:hAnsi="Consolas" w:eastAsia="Consolas"/>
-          <w:b w:val="0"/>
-          <w:sz w:val="18"/>
-        </w:rPr>
-        <w:t>}</w:t>
-      </w:r>
-    </w:p>
-    <w:p>
-      <w:pPr>
-        <w:spacing w:after="0" w:before="0" w:line="240" w:lineRule="auto"/>
-      </w:pPr>
-      <w:r>
-        <w:rPr>
-          <w:rFonts w:ascii="Consolas" w:hAnsi="Consolas" w:eastAsia="Consolas"/>
-          <w:b w:val="0"/>
-          <w:sz w:val="18"/>
-        </w:rPr>
-        <w:t>.lab-nav a {</w:t>
-      </w:r>
-    </w:p>
-    <w:p>
-      <w:pPr>
-        <w:spacing w:after="0" w:before="0" w:line="240" w:lineRule="auto"/>
-      </w:pPr>
-      <w:r>
-        <w:rPr>
-          <w:rFonts w:ascii="Consolas" w:hAnsi="Consolas" w:eastAsia="Consolas"/>
-          <w:b w:val="0"/>
-          <w:sz w:val="18"/>
-        </w:rPr>
-        <w:t xml:space="preserve">    color: #fff;</w:t>
-      </w:r>
-    </w:p>
-    <w:p>
-      <w:pPr>
-        <w:spacing w:after="0" w:before="0" w:line="240" w:lineRule="auto"/>
-      </w:pPr>
-      <w:r>
-        <w:rPr>
-          <w:rFonts w:ascii="Consolas" w:hAnsi="Consolas" w:eastAsia="Consolas"/>
-          <w:b w:val="0"/>
-          <w:sz w:val="18"/>
-        </w:rPr>
-        <w:t xml:space="preserve">    text-decoration: none;</w:t>
-      </w:r>
-    </w:p>
-    <w:p>
-      <w:pPr>
-        <w:spacing w:after="0" w:before="0" w:line="240" w:lineRule="auto"/>
-      </w:pPr>
-      <w:r>
-        <w:rPr>
-          <w:rFonts w:ascii="Consolas" w:hAnsi="Consolas" w:eastAsia="Consolas"/>
-          <w:b w:val="0"/>
-          <w:sz w:val="18"/>
-        </w:rPr>
-        <w:t xml:space="preserve">    font-size: 14px;</w:t>
-      </w:r>
-    </w:p>
-    <w:p>
-      <w:pPr>
-        <w:spacing w:after="0" w:before="0" w:line="240" w:lineRule="auto"/>
-      </w:pPr>
-      <w:r>
-        <w:rPr>
-          <w:rFonts w:ascii="Consolas" w:hAnsi="Consolas" w:eastAsia="Consolas"/>
-          <w:b w:val="0"/>
-          <w:sz w:val="18"/>
-        </w:rPr>
-        <w:t xml:space="preserve">    padding: 4px 10px;</w:t>
-      </w:r>
-    </w:p>
-    <w:p>
-      <w:pPr>
-        <w:spacing w:after="0" w:before="0" w:line="240" w:lineRule="auto"/>
-      </w:pPr>
-      <w:r>
-        <w:rPr>
-          <w:rFonts w:ascii="Consolas" w:hAnsi="Consolas" w:eastAsia="Consolas"/>
-          <w:b w:val="0"/>
-          <w:sz w:val="18"/>
-        </w:rPr>
-        <w:t xml:space="preserve">    border-radius: 4px;</w:t>
-      </w:r>
-    </w:p>
-    <w:p>
-      <w:pPr>
-        <w:spacing w:after="0" w:before="0" w:line="240" w:lineRule="auto"/>
-      </w:pPr>
-      <w:r>
-        <w:rPr>
-          <w:rFonts w:ascii="Consolas" w:hAnsi="Consolas" w:eastAsia="Consolas"/>
-          <w:b w:val="0"/>
-          <w:sz w:val="18"/>
-        </w:rPr>
-        <w:t>}</w:t>
-      </w:r>
-    </w:p>
-    <w:p>
-      <w:pPr>
-        <w:spacing w:after="0" w:before="0" w:line="240" w:lineRule="auto"/>
-      </w:pPr>
-      <w:r>
-        <w:rPr>
-          <w:rFonts w:ascii="Consolas" w:hAnsi="Consolas" w:eastAsia="Consolas"/>
-          <w:b w:val="0"/>
-          <w:sz w:val="18"/>
-        </w:rPr>
-        <w:t>.lab-nav a.active,</w:t>
-      </w:r>
-    </w:p>
-    <w:p>
-      <w:pPr>
-        <w:spacing w:after="0" w:before="0" w:line="240" w:lineRule="auto"/>
-      </w:pPr>
-      <w:r>
-        <w:rPr>
-          <w:rFonts w:ascii="Consolas" w:hAnsi="Consolas" w:eastAsia="Consolas"/>
-          <w:b w:val="0"/>
-          <w:sz w:val="18"/>
-        </w:rPr>
-        <w:t>.lab-nav a:hover { background: #7b2cbf; }</w:t>
-      </w:r>
-    </w:p>
-    <w:p>
-      <w:pPr>
-        <w:spacing w:after="0" w:before="0" w:line="240" w:lineRule="auto"/>
-      </w:pPr>
-      <w:r>
-        <w:rPr>
-          <w:rFonts w:ascii="Consolas" w:hAnsi="Consolas" w:eastAsia="Consolas"/>
-          <w:b w:val="0"/>
-          <w:sz w:val="18"/>
-        </w:rPr>
-      </w:r>
-    </w:p>
-    <w:p>
-      <w:pPr>
-        <w:spacing w:after="0" w:before="0" w:line="240" w:lineRule="auto"/>
-      </w:pPr>
-      <w:r>
-        <w:rPr>
-          <w:rFonts w:ascii="Consolas" w:hAnsi="Consolas" w:eastAsia="Consolas"/>
-          <w:b w:val="0"/>
-          <w:sz w:val="18"/>
-        </w:rPr>
-        <w:t>.site-header {</w:t>
-      </w:r>
-    </w:p>
-    <w:p>
-      <w:pPr>
-        <w:spacing w:after="0" w:before="0" w:line="240" w:lineRule="auto"/>
-      </w:pPr>
-      <w:r>
-        <w:rPr>
-          <w:rFonts w:ascii="Consolas" w:hAnsi="Consolas" w:eastAsia="Consolas"/>
-          <w:b w:val="0"/>
-          <w:sz w:val="18"/>
-        </w:rPr>
-        <w:t xml:space="preserve">    background: #121212;</w:t>
-      </w:r>
-    </w:p>
-    <w:p>
-      <w:pPr>
-        <w:spacing w:after="0" w:before="0" w:line="240" w:lineRule="auto"/>
-      </w:pPr>
-      <w:r>
-        <w:rPr>
-          <w:rFonts w:ascii="Consolas" w:hAnsi="Consolas" w:eastAsia="Consolas"/>
-          <w:b w:val="0"/>
-          <w:sz w:val="18"/>
-        </w:rPr>
-        <w:t xml:space="preserve">    border-bottom: 1px solid #333;</w:t>
-      </w:r>
-    </w:p>
-    <w:p>
-      <w:pPr>
-        <w:spacing w:after="0" w:before="0" w:line="240" w:lineRule="auto"/>
-      </w:pPr>
-      <w:r>
-        <w:rPr>
-          <w:rFonts w:ascii="Consolas" w:hAnsi="Consolas" w:eastAsia="Consolas"/>
-          <w:b w:val="0"/>
-          <w:sz w:val="18"/>
-        </w:rPr>
-        <w:t>}</w:t>
-      </w:r>
-    </w:p>
-    <w:p>
-      <w:pPr>
-        <w:spacing w:after="0" w:before="0" w:line="240" w:lineRule="auto"/>
-      </w:pPr>
-      <w:r>
-        <w:rPr>
-          <w:rFonts w:ascii="Consolas" w:hAnsi="Consolas" w:eastAsia="Consolas"/>
-          <w:b w:val="0"/>
-          <w:sz w:val="18"/>
-        </w:rPr>
-        <w:t>.header-inner {</w:t>
-      </w:r>
-    </w:p>
-    <w:p>
-      <w:pPr>
-        <w:spacing w:after="0" w:before="0" w:line="240" w:lineRule="auto"/>
-      </w:pPr>
-      <w:r>
-        <w:rPr>
-          <w:rFonts w:ascii="Consolas" w:hAnsi="Consolas" w:eastAsia="Consolas"/>
-          <w:b w:val="0"/>
-          <w:sz w:val="18"/>
-        </w:rPr>
-        <w:t xml:space="preserve">    max-width: 960px;</w:t>
-      </w:r>
-    </w:p>
-    <w:p>
-      <w:pPr>
-        <w:spacing w:after="0" w:before="0" w:line="240" w:lineRule="auto"/>
-      </w:pPr>
-      <w:r>
-        <w:rPr>
-          <w:rFonts w:ascii="Consolas" w:hAnsi="Consolas" w:eastAsia="Consolas"/>
-          <w:b w:val="0"/>
-          <w:sz w:val="18"/>
-        </w:rPr>
-        <w:t xml:space="preserve">    margin: 0 auto;</w:t>
-      </w:r>
-    </w:p>
-    <w:p>
-      <w:pPr>
-        <w:spacing w:after="0" w:before="0" w:line="240" w:lineRule="auto"/>
-      </w:pPr>
-      <w:r>
-        <w:rPr>
-          <w:rFonts w:ascii="Consolas" w:hAnsi="Consolas" w:eastAsia="Consolas"/>
-          <w:b w:val="0"/>
-          <w:sz w:val="18"/>
-        </w:rPr>
-        <w:t xml:space="preserve">    padding: 16px 20px;</w:t>
-      </w:r>
-    </w:p>
-    <w:p>
-      <w:pPr>
-        <w:spacing w:after="0" w:before="0" w:line="240" w:lineRule="auto"/>
-      </w:pPr>
-      <w:r>
-        <w:rPr>
-          <w:rFonts w:ascii="Consolas" w:hAnsi="Consolas" w:eastAsia="Consolas"/>
-          <w:b w:val="0"/>
-          <w:sz w:val="18"/>
-        </w:rPr>
-        <w:t xml:space="preserve">    display: flex;</w:t>
-      </w:r>
-    </w:p>
-    <w:p>
-      <w:pPr>
-        <w:spacing w:after="0" w:before="0" w:line="240" w:lineRule="auto"/>
-      </w:pPr>
-      <w:r>
-        <w:rPr>
-          <w:rFonts w:ascii="Consolas" w:hAnsi="Consolas" w:eastAsia="Consolas"/>
-          <w:b w:val="0"/>
-          <w:sz w:val="18"/>
-        </w:rPr>
-        <w:t xml:space="preserve">    align-items: center;</w:t>
-      </w:r>
-    </w:p>
-    <w:p>
-      <w:pPr>
-        <w:spacing w:after="0" w:before="0" w:line="240" w:lineRule="auto"/>
-      </w:pPr>
-      <w:r>
-        <w:rPr>
-          <w:rFonts w:ascii="Consolas" w:hAnsi="Consolas" w:eastAsia="Consolas"/>
-          <w:b w:val="0"/>
-          <w:sz w:val="18"/>
-        </w:rPr>
-        <w:t xml:space="preserve">    justify-content: space-between;</w:t>
-      </w:r>
-    </w:p>
-    <w:p>
-      <w:pPr>
-        <w:spacing w:after="0" w:before="0" w:line="240" w:lineRule="auto"/>
-      </w:pPr>
-      <w:r>
-        <w:rPr>
-          <w:rFonts w:ascii="Consolas" w:hAnsi="Consolas" w:eastAsia="Consolas"/>
-          <w:b w:val="0"/>
-          <w:sz w:val="18"/>
-        </w:rPr>
-        <w:t xml:space="preserve">    gap: 16px;</w:t>
-      </w:r>
-    </w:p>
-    <w:p>
-      <w:pPr>
-        <w:spacing w:after="0" w:before="0" w:line="240" w:lineRule="auto"/>
-      </w:pPr>
-      <w:r>
-        <w:rPr>
-          <w:rFonts w:ascii="Consolas" w:hAnsi="Consolas" w:eastAsia="Consolas"/>
-          <w:b w:val="0"/>
-          <w:sz w:val="18"/>
-        </w:rPr>
-        <w:t xml:space="preserve">    flex-wrap: wrap;</w:t>
-      </w:r>
-    </w:p>
-    <w:p>
-      <w:pPr>
-        <w:spacing w:after="0" w:before="0" w:line="240" w:lineRule="auto"/>
-      </w:pPr>
-      <w:r>
-        <w:rPr>
-          <w:rFonts w:ascii="Consolas" w:hAnsi="Consolas" w:eastAsia="Consolas"/>
-          <w:b w:val="0"/>
-          <w:sz w:val="18"/>
-        </w:rPr>
-        <w:t>}</w:t>
-      </w:r>
-    </w:p>
-    <w:p>
-      <w:pPr>
-        <w:spacing w:after="0" w:before="0" w:line="240" w:lineRule="auto"/>
-      </w:pPr>
-      <w:r>
-        <w:rPr>
-          <w:rFonts w:ascii="Consolas" w:hAnsi="Consolas" w:eastAsia="Consolas"/>
-          <w:b w:val="0"/>
-          <w:sz w:val="18"/>
-        </w:rPr>
-        <w:t>.brand {</w:t>
-      </w:r>
-    </w:p>
-    <w:p>
-      <w:pPr>
-        <w:spacing w:after="0" w:before="0" w:line="240" w:lineRule="auto"/>
-      </w:pPr>
-      <w:r>
-        <w:rPr>
-          <w:rFonts w:ascii="Consolas" w:hAnsi="Consolas" w:eastAsia="Consolas"/>
-          <w:b w:val="0"/>
-          <w:sz w:val="18"/>
-        </w:rPr>
-        <w:t xml:space="preserve">    font-size: 24px;</w:t>
-      </w:r>
-    </w:p>
-    <w:p>
-      <w:pPr>
-        <w:spacing w:after="0" w:before="0" w:line="240" w:lineRule="auto"/>
-      </w:pPr>
-      <w:r>
-        <w:rPr>
-          <w:rFonts w:ascii="Consolas" w:hAnsi="Consolas" w:eastAsia="Consolas"/>
-          <w:b w:val="0"/>
-          <w:sz w:val="18"/>
-        </w:rPr>
-        <w:t xml:space="preserve">    font-weight: 800;</w:t>
-      </w:r>
-    </w:p>
-    <w:p>
-      <w:pPr>
-        <w:spacing w:after="0" w:before="0" w:line="240" w:lineRule="auto"/>
-      </w:pPr>
-      <w:r>
-        <w:rPr>
-          <w:rFonts w:ascii="Consolas" w:hAnsi="Consolas" w:eastAsia="Consolas"/>
-          <w:b w:val="0"/>
-          <w:sz w:val="18"/>
-        </w:rPr>
-        <w:t xml:space="preserve">    color: #c77dff;</w:t>
-      </w:r>
-    </w:p>
-    <w:p>
-      <w:pPr>
-        <w:spacing w:after="0" w:before="0" w:line="240" w:lineRule="auto"/>
-      </w:pPr>
-      <w:r>
-        <w:rPr>
-          <w:rFonts w:ascii="Consolas" w:hAnsi="Consolas" w:eastAsia="Consolas"/>
-          <w:b w:val="0"/>
-          <w:sz w:val="18"/>
-        </w:rPr>
-        <w:t xml:space="preserve">    text-decoration: none;</w:t>
-      </w:r>
-    </w:p>
-    <w:p>
-      <w:pPr>
-        <w:spacing w:after="0" w:before="0" w:line="240" w:lineRule="auto"/>
-      </w:pPr>
-      <w:r>
-        <w:rPr>
-          <w:rFonts w:ascii="Consolas" w:hAnsi="Consolas" w:eastAsia="Consolas"/>
-          <w:b w:val="0"/>
-          <w:sz w:val="18"/>
-        </w:rPr>
-        <w:t xml:space="preserve">    letter-spacing: 0.5px;</w:t>
-      </w:r>
-    </w:p>
-    <w:p>
-      <w:pPr>
-        <w:spacing w:after="0" w:before="0" w:line="240" w:lineRule="auto"/>
-      </w:pPr>
-      <w:r>
-        <w:rPr>
-          <w:rFonts w:ascii="Consolas" w:hAnsi="Consolas" w:eastAsia="Consolas"/>
-          <w:b w:val="0"/>
-          <w:sz w:val="18"/>
-        </w:rPr>
-        <w:t>}</w:t>
-      </w:r>
-    </w:p>
-    <w:p>
-      <w:pPr>
-        <w:spacing w:after="0" w:before="0" w:line="240" w:lineRule="auto"/>
-      </w:pPr>
-      <w:r>
-        <w:rPr>
-          <w:rFonts w:ascii="Consolas" w:hAnsi="Consolas" w:eastAsia="Consolas"/>
-          <w:b w:val="0"/>
-          <w:sz w:val="18"/>
-        </w:rPr>
-        <w:t>.site-nav { display: flex; gap: 8px; flex-wrap: wrap; }</w:t>
-      </w:r>
-    </w:p>
-    <w:p>
-      <w:pPr>
-        <w:spacing w:after="0" w:before="0" w:line="240" w:lineRule="auto"/>
-      </w:pPr>
-      <w:r>
-        <w:rPr>
-          <w:rFonts w:ascii="Consolas" w:hAnsi="Consolas" w:eastAsia="Consolas"/>
-          <w:b w:val="0"/>
-          <w:sz w:val="18"/>
-        </w:rPr>
-        <w:t>.site-nav a {</w:t>
-      </w:r>
-    </w:p>
-    <w:p>
-      <w:pPr>
-        <w:spacing w:after="0" w:before="0" w:line="240" w:lineRule="auto"/>
-      </w:pPr>
-      <w:r>
-        <w:rPr>
-          <w:rFonts w:ascii="Consolas" w:hAnsi="Consolas" w:eastAsia="Consolas"/>
-          <w:b w:val="0"/>
-          <w:sz w:val="18"/>
-        </w:rPr>
-        <w:t xml:space="preserve">    color: #ddd;</w:t>
-      </w:r>
-    </w:p>
-    <w:p>
-      <w:pPr>
-        <w:spacing w:after="0" w:before="0" w:line="240" w:lineRule="auto"/>
-      </w:pPr>
-      <w:r>
-        <w:rPr>
-          <w:rFonts w:ascii="Consolas" w:hAnsi="Consolas" w:eastAsia="Consolas"/>
-          <w:b w:val="0"/>
-          <w:sz w:val="18"/>
-        </w:rPr>
-        <w:t xml:space="preserve">    text-decoration: none;</w:t>
-      </w:r>
-    </w:p>
-    <w:p>
-      <w:pPr>
-        <w:spacing w:after="0" w:before="0" w:line="240" w:lineRule="auto"/>
-      </w:pPr>
-      <w:r>
-        <w:rPr>
-          <w:rFonts w:ascii="Consolas" w:hAnsi="Consolas" w:eastAsia="Consolas"/>
-          <w:b w:val="0"/>
-          <w:sz w:val="18"/>
-        </w:rPr>
-        <w:t xml:space="preserve">    padding: 6px 12px;</w:t>
-      </w:r>
-    </w:p>
-    <w:p>
-      <w:pPr>
-        <w:spacing w:after="0" w:before="0" w:line="240" w:lineRule="auto"/>
-      </w:pPr>
-      <w:r>
-        <w:rPr>
-          <w:rFonts w:ascii="Consolas" w:hAnsi="Consolas" w:eastAsia="Consolas"/>
-          <w:b w:val="0"/>
-          <w:sz w:val="18"/>
-        </w:rPr>
-        <w:t xml:space="preserve">    border-radius: 6px;</w:t>
-      </w:r>
-    </w:p>
-    <w:p>
-      <w:pPr>
-        <w:spacing w:after="0" w:before="0" w:line="240" w:lineRule="auto"/>
-      </w:pPr>
-      <w:r>
-        <w:rPr>
-          <w:rFonts w:ascii="Consolas" w:hAnsi="Consolas" w:eastAsia="Consolas"/>
-          <w:b w:val="0"/>
-          <w:sz w:val="18"/>
-        </w:rPr>
-        <w:t xml:space="preserve">    font-size: 14px;</w:t>
-      </w:r>
-    </w:p>
-    <w:p>
-      <w:pPr>
-        <w:spacing w:after="0" w:before="0" w:line="240" w:lineRule="auto"/>
-      </w:pPr>
-      <w:r>
-        <w:rPr>
-          <w:rFonts w:ascii="Consolas" w:hAnsi="Consolas" w:eastAsia="Consolas"/>
-          <w:b w:val="0"/>
-          <w:sz w:val="18"/>
-        </w:rPr>
-        <w:t>}</w:t>
-      </w:r>
-    </w:p>
-    <w:p>
-      <w:pPr>
-        <w:spacing w:after="0" w:before="0" w:line="240" w:lineRule="auto"/>
-      </w:pPr>
-      <w:r>
-        <w:rPr>
-          <w:rFonts w:ascii="Consolas" w:hAnsi="Consolas" w:eastAsia="Consolas"/>
-          <w:b w:val="0"/>
-          <w:sz w:val="18"/>
-        </w:rPr>
-        <w:t>.site-nav a:hover,</w:t>
-      </w:r>
-    </w:p>
-    <w:p>
-      <w:pPr>
-        <w:spacing w:after="0" w:before="0" w:line="240" w:lineRule="auto"/>
-      </w:pPr>
-      <w:r>
-        <w:rPr>
-          <w:rFonts w:ascii="Consolas" w:hAnsi="Consolas" w:eastAsia="Consolas"/>
-          <w:b w:val="0"/>
-          <w:sz w:val="18"/>
-        </w:rPr>
-        <w:t>.site-nav a.current {</w:t>
-      </w:r>
-    </w:p>
-    <w:p>
-      <w:pPr>
-        <w:spacing w:after="0" w:before="0" w:line="240" w:lineRule="auto"/>
-      </w:pPr>
-      <w:r>
-        <w:rPr>
-          <w:rFonts w:ascii="Consolas" w:hAnsi="Consolas" w:eastAsia="Consolas"/>
-          <w:b w:val="0"/>
-          <w:sz w:val="18"/>
-        </w:rPr>
-        <w:t xml:space="preserve">    background: #7b2cbf;</w:t>
-      </w:r>
-    </w:p>
-    <w:p>
-      <w:pPr>
-        <w:spacing w:after="0" w:before="0" w:line="240" w:lineRule="auto"/>
-      </w:pPr>
-      <w:r>
-        <w:rPr>
-          <w:rFonts w:ascii="Consolas" w:hAnsi="Consolas" w:eastAsia="Consolas"/>
-          <w:b w:val="0"/>
-          <w:sz w:val="18"/>
-        </w:rPr>
-        <w:t xml:space="preserve">    color: #fff;</w:t>
-      </w:r>
-    </w:p>
-    <w:p>
-      <w:pPr>
-        <w:spacing w:after="0" w:before="0" w:line="240" w:lineRule="auto"/>
-      </w:pPr>
-      <w:r>
-        <w:rPr>
-          <w:rFonts w:ascii="Consolas" w:hAnsi="Consolas" w:eastAsia="Consolas"/>
-          <w:b w:val="0"/>
-          <w:sz w:val="18"/>
-        </w:rPr>
-        <w:t>}</w:t>
-      </w:r>
-    </w:p>
-    <w:p>
-      <w:pPr>
-        <w:spacing w:after="0" w:before="0" w:line="240" w:lineRule="auto"/>
-      </w:pPr>
-      <w:r>
-        <w:rPr>
-          <w:rFonts w:ascii="Consolas" w:hAnsi="Consolas" w:eastAsia="Consolas"/>
-          <w:b w:val="0"/>
-          <w:sz w:val="18"/>
-        </w:rPr>
-      </w:r>
-    </w:p>
-    <w:p>
-      <w:pPr>
-        <w:spacing w:after="0" w:before="0" w:line="240" w:lineRule="auto"/>
-      </w:pPr>
-      <w:r>
-        <w:rPr>
-          <w:rFonts w:ascii="Consolas" w:hAnsi="Consolas" w:eastAsia="Consolas"/>
-          <w:b w:val="0"/>
-          <w:sz w:val="18"/>
-        </w:rPr>
-        <w:t>.wrap {</w:t>
-      </w:r>
-    </w:p>
-    <w:p>
-      <w:pPr>
-        <w:spacing w:after="0" w:before="0" w:line="240" w:lineRule="auto"/>
-      </w:pPr>
-      <w:r>
-        <w:rPr>
-          <w:rFonts w:ascii="Consolas" w:hAnsi="Consolas" w:eastAsia="Consolas"/>
-          <w:b w:val="0"/>
-          <w:sz w:val="18"/>
-        </w:rPr>
-        <w:t xml:space="preserve">    max-width: 960px;</w:t>
-      </w:r>
-    </w:p>
-    <w:p>
-      <w:pPr>
-        <w:spacing w:after="0" w:before="0" w:line="240" w:lineRule="auto"/>
-      </w:pPr>
-      <w:r>
-        <w:rPr>
-          <w:rFonts w:ascii="Consolas" w:hAnsi="Consolas" w:eastAsia="Consolas"/>
-          <w:b w:val="0"/>
-          <w:sz w:val="18"/>
-        </w:rPr>
-        <w:t xml:space="preserve">    margin: 0 auto;</w:t>
-      </w:r>
-    </w:p>
-    <w:p>
-      <w:pPr>
-        <w:spacing w:after="0" w:before="0" w:line="240" w:lineRule="auto"/>
-      </w:pPr>
-      <w:r>
-        <w:rPr>
-          <w:rFonts w:ascii="Consolas" w:hAnsi="Consolas" w:eastAsia="Consolas"/>
-          <w:b w:val="0"/>
-          <w:sz w:val="18"/>
-        </w:rPr>
-        <w:t xml:space="preserve">    padding: 28px 20px;</w:t>
-      </w:r>
-    </w:p>
-    <w:p>
-      <w:pPr>
-        <w:spacing w:after="0" w:before="0" w:line="240" w:lineRule="auto"/>
-      </w:pPr>
-      <w:r>
-        <w:rPr>
-          <w:rFonts w:ascii="Consolas" w:hAnsi="Consolas" w:eastAsia="Consolas"/>
-          <w:b w:val="0"/>
-          <w:sz w:val="18"/>
-        </w:rPr>
-        <w:t>}</w:t>
-      </w:r>
-    </w:p>
-    <w:p>
-      <w:pPr>
-        <w:spacing w:after="0" w:before="0" w:line="240" w:lineRule="auto"/>
-      </w:pPr>
-      <w:r>
-        <w:rPr>
-          <w:rFonts w:ascii="Consolas" w:hAnsi="Consolas" w:eastAsia="Consolas"/>
-          <w:b w:val="0"/>
-          <w:sz w:val="18"/>
-        </w:rPr>
-        <w:t>main { flex: 1; }</w:t>
-      </w:r>
-    </w:p>
-    <w:p>
-      <w:pPr>
-        <w:spacing w:after="0" w:before="0" w:line="240" w:lineRule="auto"/>
-      </w:pPr>
-      <w:r>
-        <w:rPr>
-          <w:rFonts w:ascii="Consolas" w:hAnsi="Consolas" w:eastAsia="Consolas"/>
-          <w:b w:val="0"/>
-          <w:sz w:val="18"/>
-        </w:rPr>
-      </w:r>
-    </w:p>
-    <w:p>
-      <w:pPr>
-        <w:spacing w:after="0" w:before="0" w:line="240" w:lineRule="auto"/>
-      </w:pPr>
-      <w:r>
-        <w:rPr>
-          <w:rFonts w:ascii="Consolas" w:hAnsi="Consolas" w:eastAsia="Consolas"/>
-          <w:b w:val="0"/>
-          <w:sz w:val="18"/>
-        </w:rPr>
-        <w:t>.hero {</w:t>
-      </w:r>
-    </w:p>
-    <w:p>
-      <w:pPr>
-        <w:spacing w:after="0" w:before="0" w:line="240" w:lineRule="auto"/>
-      </w:pPr>
-      <w:r>
-        <w:rPr>
-          <w:rFonts w:ascii="Consolas" w:hAnsi="Consolas" w:eastAsia="Consolas"/>
-          <w:b w:val="0"/>
-          <w:sz w:val="18"/>
-        </w:rPr>
-        <w:t xml:space="preserve">    background: linear-gradient(135deg, #2d1b4e 0%, #1a1a1a 60%);</w:t>
-      </w:r>
-    </w:p>
-    <w:p>
-      <w:pPr>
-        <w:spacing w:after="0" w:before="0" w:line="240" w:lineRule="auto"/>
-      </w:pPr>
-      <w:r>
-        <w:rPr>
-          <w:rFonts w:ascii="Consolas" w:hAnsi="Consolas" w:eastAsia="Consolas"/>
-          <w:b w:val="0"/>
-          <w:sz w:val="18"/>
-        </w:rPr>
-        <w:t xml:space="preserve">    border-bottom: 1px solid #333;</w:t>
-      </w:r>
-    </w:p>
-    <w:p>
-      <w:pPr>
-        <w:spacing w:after="0" w:before="0" w:line="240" w:lineRule="auto"/>
-      </w:pPr>
-      <w:r>
-        <w:rPr>
-          <w:rFonts w:ascii="Consolas" w:hAnsi="Consolas" w:eastAsia="Consolas"/>
-          <w:b w:val="0"/>
-          <w:sz w:val="18"/>
-        </w:rPr>
-        <w:t xml:space="preserve">    padding: 56px 20px;</w:t>
-      </w:r>
-    </w:p>
-    <w:p>
-      <w:pPr>
-        <w:spacing w:after="0" w:before="0" w:line="240" w:lineRule="auto"/>
-      </w:pPr>
-      <w:r>
-        <w:rPr>
-          <w:rFonts w:ascii="Consolas" w:hAnsi="Consolas" w:eastAsia="Consolas"/>
-          <w:b w:val="0"/>
-          <w:sz w:val="18"/>
-        </w:rPr>
-        <w:t xml:space="preserve">    text-align: center;</w:t>
-      </w:r>
-    </w:p>
-    <w:p>
-      <w:pPr>
-        <w:spacing w:after="0" w:before="0" w:line="240" w:lineRule="auto"/>
-      </w:pPr>
-      <w:r>
-        <w:rPr>
-          <w:rFonts w:ascii="Consolas" w:hAnsi="Consolas" w:eastAsia="Consolas"/>
-          <w:b w:val="0"/>
-          <w:sz w:val="18"/>
-        </w:rPr>
-        <w:t>}</w:t>
-      </w:r>
-    </w:p>
-    <w:p>
-      <w:pPr>
-        <w:spacing w:after="0" w:before="0" w:line="240" w:lineRule="auto"/>
-      </w:pPr>
-      <w:r>
-        <w:rPr>
-          <w:rFonts w:ascii="Consolas" w:hAnsi="Consolas" w:eastAsia="Consolas"/>
-          <w:b w:val="0"/>
-          <w:sz w:val="18"/>
-        </w:rPr>
-        <w:t>.hero h1 {</w:t>
-      </w:r>
-    </w:p>
-    <w:p>
-      <w:pPr>
-        <w:spacing w:after="0" w:before="0" w:line="240" w:lineRule="auto"/>
-      </w:pPr>
-      <w:r>
-        <w:rPr>
-          <w:rFonts w:ascii="Consolas" w:hAnsi="Consolas" w:eastAsia="Consolas"/>
-          <w:b w:val="0"/>
-          <w:sz w:val="18"/>
-        </w:rPr>
-        <w:t xml:space="preserve">    font-size: 34px;</w:t>
-      </w:r>
-    </w:p>
-    <w:p>
-      <w:pPr>
-        <w:spacing w:after="0" w:before="0" w:line="240" w:lineRule="auto"/>
-      </w:pPr>
-      <w:r>
-        <w:rPr>
-          <w:rFonts w:ascii="Consolas" w:hAnsi="Consolas" w:eastAsia="Consolas"/>
-          <w:b w:val="0"/>
-          <w:sz w:val="18"/>
-        </w:rPr>
-        <w:t xml:space="preserve">    margin-bottom: 12px;</w:t>
-      </w:r>
-    </w:p>
-    <w:p>
-      <w:pPr>
-        <w:spacing w:after="0" w:before="0" w:line="240" w:lineRule="auto"/>
-      </w:pPr>
-      <w:r>
-        <w:rPr>
-          <w:rFonts w:ascii="Consolas" w:hAnsi="Consolas" w:eastAsia="Consolas"/>
-          <w:b w:val="0"/>
-          <w:sz w:val="18"/>
-        </w:rPr>
-        <w:t xml:space="preserve">    color: #fff;</w:t>
-      </w:r>
-    </w:p>
-    <w:p>
-      <w:pPr>
-        <w:spacing w:after="0" w:before="0" w:line="240" w:lineRule="auto"/>
-      </w:pPr>
-      <w:r>
-        <w:rPr>
-          <w:rFonts w:ascii="Consolas" w:hAnsi="Consolas" w:eastAsia="Consolas"/>
-          <w:b w:val="0"/>
-          <w:sz w:val="18"/>
-        </w:rPr>
-        <w:t>}</w:t>
-      </w:r>
-    </w:p>
-    <w:p>
-      <w:pPr>
-        <w:spacing w:after="0" w:before="0" w:line="240" w:lineRule="auto"/>
-      </w:pPr>
-      <w:r>
-        <w:rPr>
-          <w:rFonts w:ascii="Consolas" w:hAnsi="Consolas" w:eastAsia="Consolas"/>
-          <w:b w:val="0"/>
-          <w:sz w:val="18"/>
-        </w:rPr>
-        <w:t>.hero p {</w:t>
-      </w:r>
-    </w:p>
-    <w:p>
-      <w:pPr>
-        <w:spacing w:after="0" w:before="0" w:line="240" w:lineRule="auto"/>
-      </w:pPr>
-      <w:r>
-        <w:rPr>
-          <w:rFonts w:ascii="Consolas" w:hAnsi="Consolas" w:eastAsia="Consolas"/>
-          <w:b w:val="0"/>
-          <w:sz w:val="18"/>
-        </w:rPr>
-        <w:t xml:space="preserve">    max-width: 560px;</w:t>
-      </w:r>
-    </w:p>
-    <w:p>
-      <w:pPr>
-        <w:spacing w:after="0" w:before="0" w:line="240" w:lineRule="auto"/>
-      </w:pPr>
-      <w:r>
-        <w:rPr>
-          <w:rFonts w:ascii="Consolas" w:hAnsi="Consolas" w:eastAsia="Consolas"/>
-          <w:b w:val="0"/>
-          <w:sz w:val="18"/>
-        </w:rPr>
-        <w:t xml:space="preserve">    margin: 0 auto 22px;</w:t>
-      </w:r>
-    </w:p>
-    <w:p>
-      <w:pPr>
-        <w:spacing w:after="0" w:before="0" w:line="240" w:lineRule="auto"/>
-      </w:pPr>
-      <w:r>
-        <w:rPr>
-          <w:rFonts w:ascii="Consolas" w:hAnsi="Consolas" w:eastAsia="Consolas"/>
-          <w:b w:val="0"/>
-          <w:sz w:val="18"/>
-        </w:rPr>
-        <w:t xml:space="preserve">    color: #ccc;</w:t>
-      </w:r>
-    </w:p>
-    <w:p>
-      <w:pPr>
-        <w:spacing w:after="0" w:before="0" w:line="240" w:lineRule="auto"/>
-      </w:pPr>
-      <w:r>
-        <w:rPr>
-          <w:rFonts w:ascii="Consolas" w:hAnsi="Consolas" w:eastAsia="Consolas"/>
-          <w:b w:val="0"/>
-          <w:sz w:val="18"/>
-        </w:rPr>
-        <w:t xml:space="preserve">    font-size: 16px;</w:t>
-      </w:r>
-    </w:p>
-    <w:p>
-      <w:pPr>
-        <w:spacing w:after="0" w:before="0" w:line="240" w:lineRule="auto"/>
-      </w:pPr>
-      <w:r>
-        <w:rPr>
-          <w:rFonts w:ascii="Consolas" w:hAnsi="Consolas" w:eastAsia="Consolas"/>
-          <w:b w:val="0"/>
-          <w:sz w:val="18"/>
-        </w:rPr>
-        <w:t>}</w:t>
-      </w:r>
-    </w:p>
-    <w:p>
-      <w:pPr>
-        <w:spacing w:after="0" w:before="0" w:line="240" w:lineRule="auto"/>
-      </w:pPr>
-      <w:r>
-        <w:rPr>
-          <w:rFonts w:ascii="Consolas" w:hAnsi="Consolas" w:eastAsia="Consolas"/>
-          <w:b w:val="0"/>
-          <w:sz w:val="18"/>
-        </w:rPr>
-      </w:r>
-    </w:p>
-    <w:p>
-      <w:pPr>
-        <w:spacing w:after="0" w:before="0" w:line="240" w:lineRule="auto"/>
-      </w:pPr>
-      <w:r>
-        <w:rPr>
-          <w:rFonts w:ascii="Consolas" w:hAnsi="Consolas" w:eastAsia="Consolas"/>
-          <w:b w:val="0"/>
-          <w:sz w:val="18"/>
-        </w:rPr>
-        <w:t>.btn {</w:t>
-      </w:r>
-    </w:p>
-    <w:p>
-      <w:pPr>
-        <w:spacing w:after="0" w:before="0" w:line="240" w:lineRule="auto"/>
-      </w:pPr>
-      <w:r>
-        <w:rPr>
-          <w:rFonts w:ascii="Consolas" w:hAnsi="Consolas" w:eastAsia="Consolas"/>
-          <w:b w:val="0"/>
-          <w:sz w:val="18"/>
-        </w:rPr>
-        <w:t xml:space="preserve">    display: inline-block;</w:t>
-      </w:r>
-    </w:p>
-    <w:p>
-      <w:pPr>
-        <w:spacing w:after="0" w:before="0" w:line="240" w:lineRule="auto"/>
-      </w:pPr>
-      <w:r>
-        <w:rPr>
-          <w:rFonts w:ascii="Consolas" w:hAnsi="Consolas" w:eastAsia="Consolas"/>
-          <w:b w:val="0"/>
-          <w:sz w:val="18"/>
-        </w:rPr>
-        <w:t xml:space="preserve">    background: #7b2cbf;</w:t>
-      </w:r>
-    </w:p>
-    <w:p>
-      <w:pPr>
-        <w:spacing w:after="0" w:before="0" w:line="240" w:lineRule="auto"/>
-      </w:pPr>
-      <w:r>
-        <w:rPr>
-          <w:rFonts w:ascii="Consolas" w:hAnsi="Consolas" w:eastAsia="Consolas"/>
-          <w:b w:val="0"/>
-          <w:sz w:val="18"/>
-        </w:rPr>
-        <w:t xml:space="preserve">    color: #fff;</w:t>
-      </w:r>
-    </w:p>
-    <w:p>
-      <w:pPr>
-        <w:spacing w:after="0" w:before="0" w:line="240" w:lineRule="auto"/>
-      </w:pPr>
-      <w:r>
-        <w:rPr>
-          <w:rFonts w:ascii="Consolas" w:hAnsi="Consolas" w:eastAsia="Consolas"/>
-          <w:b w:val="0"/>
-          <w:sz w:val="18"/>
-        </w:rPr>
-        <w:t xml:space="preserve">    text-decoration: none;</w:t>
-      </w:r>
-    </w:p>
-    <w:p>
-      <w:pPr>
-        <w:spacing w:after="0" w:before="0" w:line="240" w:lineRule="auto"/>
-      </w:pPr>
-      <w:r>
-        <w:rPr>
-          <w:rFonts w:ascii="Consolas" w:hAnsi="Consolas" w:eastAsia="Consolas"/>
-          <w:b w:val="0"/>
-          <w:sz w:val="18"/>
-        </w:rPr>
-        <w:t xml:space="preserve">    border: none;</w:t>
-      </w:r>
-    </w:p>
-    <w:p>
-      <w:pPr>
-        <w:spacing w:after="0" w:before="0" w:line="240" w:lineRule="auto"/>
-      </w:pPr>
-      <w:r>
-        <w:rPr>
-          <w:rFonts w:ascii="Consolas" w:hAnsi="Consolas" w:eastAsia="Consolas"/>
-          <w:b w:val="0"/>
-          <w:sz w:val="18"/>
-        </w:rPr>
-        <w:t xml:space="preserve">    padding: 10px 22px;</w:t>
-      </w:r>
-    </w:p>
-    <w:p>
-      <w:pPr>
-        <w:spacing w:after="0" w:before="0" w:line="240" w:lineRule="auto"/>
-      </w:pPr>
-      <w:r>
-        <w:rPr>
-          <w:rFonts w:ascii="Consolas" w:hAnsi="Consolas" w:eastAsia="Consolas"/>
-          <w:b w:val="0"/>
-          <w:sz w:val="18"/>
-        </w:rPr>
-        <w:t xml:space="preserve">    border-radius: 6px;</w:t>
-      </w:r>
-    </w:p>
-    <w:p>
-      <w:pPr>
-        <w:spacing w:after="0" w:before="0" w:line="240" w:lineRule="auto"/>
-      </w:pPr>
-      <w:r>
-        <w:rPr>
-          <w:rFonts w:ascii="Consolas" w:hAnsi="Consolas" w:eastAsia="Consolas"/>
-          <w:b w:val="0"/>
-          <w:sz w:val="18"/>
-        </w:rPr>
-        <w:t xml:space="preserve">    font-size: 15px;</w:t>
-      </w:r>
-    </w:p>
-    <w:p>
-      <w:pPr>
-        <w:spacing w:after="0" w:before="0" w:line="240" w:lineRule="auto"/>
-      </w:pPr>
-      <w:r>
-        <w:rPr>
-          <w:rFonts w:ascii="Consolas" w:hAnsi="Consolas" w:eastAsia="Consolas"/>
-          <w:b w:val="0"/>
-          <w:sz w:val="18"/>
-        </w:rPr>
-        <w:t xml:space="preserve">    cursor: pointer;</w:t>
-      </w:r>
-    </w:p>
-    <w:p>
-      <w:pPr>
-        <w:spacing w:after="0" w:before="0" w:line="240" w:lineRule="auto"/>
-      </w:pPr>
-      <w:r>
-        <w:rPr>
-          <w:rFonts w:ascii="Consolas" w:hAnsi="Consolas" w:eastAsia="Consolas"/>
-          <w:b w:val="0"/>
-          <w:sz w:val="18"/>
-        </w:rPr>
-        <w:t>}</w:t>
-      </w:r>
-    </w:p>
-    <w:p>
-      <w:pPr>
-        <w:spacing w:after="0" w:before="0" w:line="240" w:lineRule="auto"/>
-      </w:pPr>
-      <w:r>
-        <w:rPr>
-          <w:rFonts w:ascii="Consolas" w:hAnsi="Consolas" w:eastAsia="Consolas"/>
-          <w:b w:val="0"/>
-          <w:sz w:val="18"/>
-        </w:rPr>
-        <w:t>.btn:hover { background: #6a24a8; }</w:t>
-      </w:r>
-    </w:p>
-    <w:p>
-      <w:pPr>
-        <w:spacing w:after="0" w:before="0" w:line="240" w:lineRule="auto"/>
-      </w:pPr>
-      <w:r>
-        <w:rPr>
-          <w:rFonts w:ascii="Consolas" w:hAnsi="Consolas" w:eastAsia="Consolas"/>
-          <w:b w:val="0"/>
-          <w:sz w:val="18"/>
-        </w:rPr>
-        <w:t>.btn-outline {</w:t>
-      </w:r>
-    </w:p>
-    <w:p>
-      <w:pPr>
-        <w:spacing w:after="0" w:before="0" w:line="240" w:lineRule="auto"/>
-      </w:pPr>
-      <w:r>
-        <w:rPr>
-          <w:rFonts w:ascii="Consolas" w:hAnsi="Consolas" w:eastAsia="Consolas"/>
-          <w:b w:val="0"/>
-          <w:sz w:val="18"/>
-        </w:rPr>
-        <w:t xml:space="preserve">    background: transparent;</w:t>
-      </w:r>
-    </w:p>
-    <w:p>
-      <w:pPr>
-        <w:spacing w:after="0" w:before="0" w:line="240" w:lineRule="auto"/>
-      </w:pPr>
-      <w:r>
-        <w:rPr>
-          <w:rFonts w:ascii="Consolas" w:hAnsi="Consolas" w:eastAsia="Consolas"/>
-          <w:b w:val="0"/>
-          <w:sz w:val="18"/>
-        </w:rPr>
-        <w:t xml:space="preserve">    border: 1px solid #7b2cbf;</w:t>
-      </w:r>
-    </w:p>
-    <w:p>
-      <w:pPr>
-        <w:spacing w:after="0" w:before="0" w:line="240" w:lineRule="auto"/>
-      </w:pPr>
-      <w:r>
-        <w:rPr>
-          <w:rFonts w:ascii="Consolas" w:hAnsi="Consolas" w:eastAsia="Consolas"/>
-          <w:b w:val="0"/>
-          <w:sz w:val="18"/>
-        </w:rPr>
-        <w:t xml:space="preserve">    color: #c77dff;</w:t>
-      </w:r>
-    </w:p>
-    <w:p>
-      <w:pPr>
-        <w:spacing w:after="0" w:before="0" w:line="240" w:lineRule="auto"/>
-      </w:pPr>
-      <w:r>
-        <w:rPr>
-          <w:rFonts w:ascii="Consolas" w:hAnsi="Consolas" w:eastAsia="Consolas"/>
-          <w:b w:val="0"/>
-          <w:sz w:val="18"/>
-        </w:rPr>
-        <w:t xml:space="preserve">    margin-left: 8px;</w:t>
-      </w:r>
-    </w:p>
-    <w:p>
-      <w:pPr>
-        <w:spacing w:after="0" w:before="0" w:line="240" w:lineRule="auto"/>
-      </w:pPr>
-      <w:r>
-        <w:rPr>
-          <w:rFonts w:ascii="Consolas" w:hAnsi="Consolas" w:eastAsia="Consolas"/>
-          <w:b w:val="0"/>
-          <w:sz w:val="18"/>
-        </w:rPr>
-        <w:t>}</w:t>
-      </w:r>
-    </w:p>
-    <w:p>
-      <w:pPr>
-        <w:spacing w:after="0" w:before="0" w:line="240" w:lineRule="auto"/>
-      </w:pPr>
-      <w:r>
-        <w:rPr>
-          <w:rFonts w:ascii="Consolas" w:hAnsi="Consolas" w:eastAsia="Consolas"/>
-          <w:b w:val="0"/>
-          <w:sz w:val="18"/>
-        </w:rPr>
-        <w:t>.btn-outline:hover { background: #7b2cbf; color: #fff; }</w:t>
-      </w:r>
-    </w:p>
-    <w:p>
-      <w:pPr>
-        <w:spacing w:after="0" w:before="0" w:line="240" w:lineRule="auto"/>
-      </w:pPr>
-      <w:r>
-        <w:rPr>
-          <w:rFonts w:ascii="Consolas" w:hAnsi="Consolas" w:eastAsia="Consolas"/>
-          <w:b w:val="0"/>
-          <w:sz w:val="18"/>
-        </w:rPr>
-      </w:r>
-    </w:p>
-    <w:p>
-      <w:pPr>
-        <w:spacing w:after="0" w:before="0" w:line="240" w:lineRule="auto"/>
-      </w:pPr>
-      <w:r>
-        <w:rPr>
-          <w:rFonts w:ascii="Consolas" w:hAnsi="Consolas" w:eastAsia="Consolas"/>
-          <w:b w:val="0"/>
-          <w:sz w:val="18"/>
-        </w:rPr>
-        <w:t>.about h2,</w:t>
-      </w:r>
-    </w:p>
-    <w:p>
-      <w:pPr>
-        <w:spacing w:after="0" w:before="0" w:line="240" w:lineRule="auto"/>
-      </w:pPr>
-      <w:r>
-        <w:rPr>
-          <w:rFonts w:ascii="Consolas" w:hAnsi="Consolas" w:eastAsia="Consolas"/>
-          <w:b w:val="0"/>
-          <w:sz w:val="18"/>
-        </w:rPr>
-        <w:t>.wrap &gt; h2,</w:t>
-      </w:r>
-    </w:p>
-    <w:p>
-      <w:pPr>
-        <w:spacing w:after="0" w:before="0" w:line="240" w:lineRule="auto"/>
-      </w:pPr>
-      <w:r>
-        <w:rPr>
-          <w:rFonts w:ascii="Consolas" w:hAnsi="Consolas" w:eastAsia="Consolas"/>
-          <w:b w:val="0"/>
-          <w:sz w:val="18"/>
-        </w:rPr>
-        <w:t>.page h1 {</w:t>
-      </w:r>
-    </w:p>
-    <w:p>
-      <w:pPr>
-        <w:spacing w:after="0" w:before="0" w:line="240" w:lineRule="auto"/>
-      </w:pPr>
-      <w:r>
-        <w:rPr>
-          <w:rFonts w:ascii="Consolas" w:hAnsi="Consolas" w:eastAsia="Consolas"/>
-          <w:b w:val="0"/>
-          <w:sz w:val="18"/>
-        </w:rPr>
-        <w:t xml:space="preserve">    color: #c77dff;</w:t>
-      </w:r>
-    </w:p>
-    <w:p>
-      <w:pPr>
-        <w:spacing w:after="0" w:before="0" w:line="240" w:lineRule="auto"/>
-      </w:pPr>
-      <w:r>
-        <w:rPr>
-          <w:rFonts w:ascii="Consolas" w:hAnsi="Consolas" w:eastAsia="Consolas"/>
-          <w:b w:val="0"/>
-          <w:sz w:val="18"/>
-        </w:rPr>
-        <w:t xml:space="preserve">    margin-bottom: 12px;</w:t>
-      </w:r>
-    </w:p>
-    <w:p>
-      <w:pPr>
-        <w:spacing w:after="0" w:before="0" w:line="240" w:lineRule="auto"/>
-      </w:pPr>
-      <w:r>
-        <w:rPr>
-          <w:rFonts w:ascii="Consolas" w:hAnsi="Consolas" w:eastAsia="Consolas"/>
-          <w:b w:val="0"/>
-          <w:sz w:val="18"/>
-        </w:rPr>
-        <w:t>}</w:t>
-      </w:r>
-    </w:p>
-    <w:p>
-      <w:pPr>
-        <w:spacing w:after="0" w:before="0" w:line="240" w:lineRule="auto"/>
-      </w:pPr>
-      <w:r>
-        <w:rPr>
-          <w:rFonts w:ascii="Consolas" w:hAnsi="Consolas" w:eastAsia="Consolas"/>
-          <w:b w:val="0"/>
-          <w:sz w:val="18"/>
-        </w:rPr>
-        <w:t>.about p { color: #bbb; max-width: 720px; }</w:t>
-      </w:r>
-    </w:p>
-    <w:p>
-      <w:pPr>
-        <w:spacing w:after="0" w:before="0" w:line="240" w:lineRule="auto"/>
-      </w:pPr>
-      <w:r>
-        <w:rPr>
-          <w:rFonts w:ascii="Consolas" w:hAnsi="Consolas" w:eastAsia="Consolas"/>
-          <w:b w:val="0"/>
-          <w:sz w:val="18"/>
-        </w:rPr>
-      </w:r>
-    </w:p>
-    <w:p>
-      <w:pPr>
-        <w:spacing w:after="0" w:before="0" w:line="240" w:lineRule="auto"/>
-      </w:pPr>
-      <w:r>
-        <w:rPr>
-          <w:rFonts w:ascii="Consolas" w:hAnsi="Consolas" w:eastAsia="Consolas"/>
-          <w:b w:val="0"/>
-          <w:sz w:val="18"/>
-        </w:rPr>
-        <w:t>.features {</w:t>
-      </w:r>
-    </w:p>
-    <w:p>
-      <w:pPr>
-        <w:spacing w:after="0" w:before="0" w:line="240" w:lineRule="auto"/>
-      </w:pPr>
-      <w:r>
-        <w:rPr>
-          <w:rFonts w:ascii="Consolas" w:hAnsi="Consolas" w:eastAsia="Consolas"/>
-          <w:b w:val="0"/>
-          <w:sz w:val="18"/>
-        </w:rPr>
-        <w:t xml:space="preserve">    display: grid;</w:t>
-      </w:r>
-    </w:p>
-    <w:p>
-      <w:pPr>
-        <w:spacing w:after="0" w:before="0" w:line="240" w:lineRule="auto"/>
-      </w:pPr>
-      <w:r>
-        <w:rPr>
-          <w:rFonts w:ascii="Consolas" w:hAnsi="Consolas" w:eastAsia="Consolas"/>
-          <w:b w:val="0"/>
-          <w:sz w:val="18"/>
-        </w:rPr>
-        <w:t xml:space="preserve">    grid-template-columns: repeat(3, 1fr);</w:t>
-      </w:r>
-    </w:p>
-    <w:p>
-      <w:pPr>
-        <w:spacing w:after="0" w:before="0" w:line="240" w:lineRule="auto"/>
-      </w:pPr>
-      <w:r>
-        <w:rPr>
-          <w:rFonts w:ascii="Consolas" w:hAnsi="Consolas" w:eastAsia="Consolas"/>
-          <w:b w:val="0"/>
-          <w:sz w:val="18"/>
-        </w:rPr>
-        <w:t xml:space="preserve">    gap: 16px;</w:t>
-      </w:r>
-    </w:p>
-    <w:p>
-      <w:pPr>
-        <w:spacing w:after="0" w:before="0" w:line="240" w:lineRule="auto"/>
-      </w:pPr>
-      <w:r>
-        <w:rPr>
-          <w:rFonts w:ascii="Consolas" w:hAnsi="Consolas" w:eastAsia="Consolas"/>
-          <w:b w:val="0"/>
-          <w:sz w:val="18"/>
-        </w:rPr>
-        <w:t xml:space="preserve">    margin-top: 16px;</w:t>
-      </w:r>
-    </w:p>
-    <w:p>
-      <w:pPr>
-        <w:spacing w:after="0" w:before="0" w:line="240" w:lineRule="auto"/>
-      </w:pPr>
-      <w:r>
-        <w:rPr>
-          <w:rFonts w:ascii="Consolas" w:hAnsi="Consolas" w:eastAsia="Consolas"/>
-          <w:b w:val="0"/>
-          <w:sz w:val="18"/>
-        </w:rPr>
-        <w:t>}</w:t>
-      </w:r>
-    </w:p>
-    <w:p>
-      <w:pPr>
-        <w:spacing w:after="0" w:before="0" w:line="240" w:lineRule="auto"/>
-      </w:pPr>
-      <w:r>
-        <w:rPr>
-          <w:rFonts w:ascii="Consolas" w:hAnsi="Consolas" w:eastAsia="Consolas"/>
-          <w:b w:val="0"/>
-          <w:sz w:val="18"/>
-        </w:rPr>
-        <w:t>.feature-card {</w:t>
-      </w:r>
-    </w:p>
-    <w:p>
-      <w:pPr>
-        <w:spacing w:after="0" w:before="0" w:line="240" w:lineRule="auto"/>
-      </w:pPr>
-      <w:r>
-        <w:rPr>
-          <w:rFonts w:ascii="Consolas" w:hAnsi="Consolas" w:eastAsia="Consolas"/>
-          <w:b w:val="0"/>
-          <w:sz w:val="18"/>
-        </w:rPr>
-        <w:t xml:space="preserve">    background: #242424;</w:t>
-      </w:r>
-    </w:p>
-    <w:p>
-      <w:pPr>
-        <w:spacing w:after="0" w:before="0" w:line="240" w:lineRule="auto"/>
-      </w:pPr>
-      <w:r>
-        <w:rPr>
-          <w:rFonts w:ascii="Consolas" w:hAnsi="Consolas" w:eastAsia="Consolas"/>
-          <w:b w:val="0"/>
-          <w:sz w:val="18"/>
-        </w:rPr>
-        <w:t xml:space="preserve">    border-radius: 10px;</w:t>
-      </w:r>
-    </w:p>
-    <w:p>
-      <w:pPr>
-        <w:spacing w:after="0" w:before="0" w:line="240" w:lineRule="auto"/>
-      </w:pPr>
-      <w:r>
-        <w:rPr>
-          <w:rFonts w:ascii="Consolas" w:hAnsi="Consolas" w:eastAsia="Consolas"/>
-          <w:b w:val="0"/>
-          <w:sz w:val="18"/>
-        </w:rPr>
-        <w:t xml:space="preserve">    padding: 20px;</w:t>
-      </w:r>
-    </w:p>
-    <w:p>
-      <w:pPr>
-        <w:spacing w:after="0" w:before="0" w:line="240" w:lineRule="auto"/>
-      </w:pPr>
-      <w:r>
-        <w:rPr>
-          <w:rFonts w:ascii="Consolas" w:hAnsi="Consolas" w:eastAsia="Consolas"/>
-          <w:b w:val="0"/>
-          <w:sz w:val="18"/>
-        </w:rPr>
-        <w:t xml:space="preserve">    border-left: 4px solid #7b2cbf;</w:t>
-      </w:r>
-    </w:p>
-    <w:p>
-      <w:pPr>
-        <w:spacing w:after="0" w:before="0" w:line="240" w:lineRule="auto"/>
-      </w:pPr>
-      <w:r>
-        <w:rPr>
-          <w:rFonts w:ascii="Consolas" w:hAnsi="Consolas" w:eastAsia="Consolas"/>
-          <w:b w:val="0"/>
-          <w:sz w:val="18"/>
-        </w:rPr>
-        <w:t>}</w:t>
-      </w:r>
-    </w:p>
-    <w:p>
-      <w:pPr>
-        <w:spacing w:after="0" w:before="0" w:line="240" w:lineRule="auto"/>
-      </w:pPr>
-      <w:r>
-        <w:rPr>
-          <w:rFonts w:ascii="Consolas" w:hAnsi="Consolas" w:eastAsia="Consolas"/>
-          <w:b w:val="0"/>
-          <w:sz w:val="18"/>
-        </w:rPr>
-        <w:t>.feature-card .icon {</w:t>
-      </w:r>
-    </w:p>
-    <w:p>
-      <w:pPr>
-        <w:spacing w:after="0" w:before="0" w:line="240" w:lineRule="auto"/>
-      </w:pPr>
-      <w:r>
-        <w:rPr>
-          <w:rFonts w:ascii="Consolas" w:hAnsi="Consolas" w:eastAsia="Consolas"/>
-          <w:b w:val="0"/>
-          <w:sz w:val="18"/>
-        </w:rPr>
-        <w:t xml:space="preserve">    font-size: 20px;</w:t>
-      </w:r>
-    </w:p>
-    <w:p>
-      <w:pPr>
-        <w:spacing w:after="0" w:before="0" w:line="240" w:lineRule="auto"/>
-      </w:pPr>
-      <w:r>
-        <w:rPr>
-          <w:rFonts w:ascii="Consolas" w:hAnsi="Consolas" w:eastAsia="Consolas"/>
-          <w:b w:val="0"/>
-          <w:sz w:val="18"/>
-        </w:rPr>
-        <w:t xml:space="preserve">    font-weight: 800;</w:t>
-      </w:r>
-    </w:p>
-    <w:p>
-      <w:pPr>
-        <w:spacing w:after="0" w:before="0" w:line="240" w:lineRule="auto"/>
-      </w:pPr>
-      <w:r>
-        <w:rPr>
-          <w:rFonts w:ascii="Consolas" w:hAnsi="Consolas" w:eastAsia="Consolas"/>
-          <w:b w:val="0"/>
-          <w:sz w:val="18"/>
-        </w:rPr>
-        <w:t xml:space="preserve">    color: #7b2cbf;</w:t>
-      </w:r>
-    </w:p>
-    <w:p>
-      <w:pPr>
-        <w:spacing w:after="0" w:before="0" w:line="240" w:lineRule="auto"/>
-      </w:pPr>
-      <w:r>
-        <w:rPr>
-          <w:rFonts w:ascii="Consolas" w:hAnsi="Consolas" w:eastAsia="Consolas"/>
-          <w:b w:val="0"/>
-          <w:sz w:val="18"/>
-        </w:rPr>
-        <w:t xml:space="preserve">    margin-bottom: 8px;</w:t>
-      </w:r>
-    </w:p>
-    <w:p>
-      <w:pPr>
-        <w:spacing w:after="0" w:before="0" w:line="240" w:lineRule="auto"/>
-      </w:pPr>
-      <w:r>
-        <w:rPr>
-          <w:rFonts w:ascii="Consolas" w:hAnsi="Consolas" w:eastAsia="Consolas"/>
-          <w:b w:val="0"/>
-          <w:sz w:val="18"/>
-        </w:rPr>
-        <w:t>}</w:t>
-      </w:r>
-    </w:p>
-    <w:p>
-      <w:pPr>
-        <w:spacing w:after="0" w:before="0" w:line="240" w:lineRule="auto"/>
-      </w:pPr>
-      <w:r>
-        <w:rPr>
-          <w:rFonts w:ascii="Consolas" w:hAnsi="Consolas" w:eastAsia="Consolas"/>
-          <w:b w:val="0"/>
-          <w:sz w:val="18"/>
-        </w:rPr>
-        <w:t>.feature-card h3 { margin-bottom: 8px; font-size: 17px; }</w:t>
-      </w:r>
-    </w:p>
-    <w:p>
-      <w:pPr>
-        <w:spacing w:after="0" w:before="0" w:line="240" w:lineRule="auto"/>
-      </w:pPr>
-      <w:r>
-        <w:rPr>
-          <w:rFonts w:ascii="Consolas" w:hAnsi="Consolas" w:eastAsia="Consolas"/>
-          <w:b w:val="0"/>
-          <w:sz w:val="18"/>
-        </w:rPr>
-        <w:t>.feature-card p { color: #aaa; font-size: 14px; }</w:t>
-      </w:r>
-    </w:p>
-    <w:p>
-      <w:pPr>
-        <w:spacing w:after="0" w:before="0" w:line="240" w:lineRule="auto"/>
-      </w:pPr>
-      <w:r>
-        <w:rPr>
-          <w:rFonts w:ascii="Consolas" w:hAnsi="Consolas" w:eastAsia="Consolas"/>
-          <w:b w:val="0"/>
-          <w:sz w:val="18"/>
-        </w:rPr>
-      </w:r>
-    </w:p>
-    <w:p>
-      <w:pPr>
-        <w:spacing w:after="0" w:before="0" w:line="240" w:lineRule="auto"/>
-      </w:pPr>
-      <w:r>
-        <w:rPr>
-          <w:rFonts w:ascii="Consolas" w:hAnsi="Consolas" w:eastAsia="Consolas"/>
-          <w:b w:val="0"/>
-          <w:sz w:val="18"/>
-        </w:rPr>
-        <w:t>.page .lead { color: #aaa; margin-bottom: 24px; }</w:t>
-      </w:r>
-    </w:p>
-    <w:p>
-      <w:pPr>
-        <w:spacing w:after="0" w:before="0" w:line="240" w:lineRule="auto"/>
-      </w:pPr>
-      <w:r>
-        <w:rPr>
-          <w:rFonts w:ascii="Consolas" w:hAnsi="Consolas" w:eastAsia="Consolas"/>
-          <w:b w:val="0"/>
-          <w:sz w:val="18"/>
-        </w:rPr>
-      </w:r>
-    </w:p>
-    <w:p>
-      <w:pPr>
-        <w:spacing w:after="0" w:before="0" w:line="240" w:lineRule="auto"/>
-      </w:pPr>
-      <w:r>
-        <w:rPr>
-          <w:rFonts w:ascii="Consolas" w:hAnsi="Consolas" w:eastAsia="Consolas"/>
-          <w:b w:val="0"/>
-          <w:sz w:val="18"/>
-        </w:rPr>
-        <w:t>.services {</w:t>
-      </w:r>
-    </w:p>
-    <w:p>
-      <w:pPr>
-        <w:spacing w:after="0" w:before="0" w:line="240" w:lineRule="auto"/>
-      </w:pPr>
-      <w:r>
-        <w:rPr>
-          <w:rFonts w:ascii="Consolas" w:hAnsi="Consolas" w:eastAsia="Consolas"/>
-          <w:b w:val="0"/>
-          <w:sz w:val="18"/>
-        </w:rPr>
-        <w:t xml:space="preserve">    display: grid;</w:t>
-      </w:r>
-    </w:p>
-    <w:p>
-      <w:pPr>
-        <w:spacing w:after="0" w:before="0" w:line="240" w:lineRule="auto"/>
-      </w:pPr>
-      <w:r>
-        <w:rPr>
-          <w:rFonts w:ascii="Consolas" w:hAnsi="Consolas" w:eastAsia="Consolas"/>
-          <w:b w:val="0"/>
-          <w:sz w:val="18"/>
-        </w:rPr>
-        <w:t xml:space="preserve">    grid-template-columns: repeat(2, 1fr);</w:t>
-      </w:r>
-    </w:p>
-    <w:p>
-      <w:pPr>
-        <w:spacing w:after="0" w:before="0" w:line="240" w:lineRule="auto"/>
-      </w:pPr>
-      <w:r>
-        <w:rPr>
-          <w:rFonts w:ascii="Consolas" w:hAnsi="Consolas" w:eastAsia="Consolas"/>
-          <w:b w:val="0"/>
-          <w:sz w:val="18"/>
-        </w:rPr>
-        <w:t xml:space="preserve">    gap: 16px;</w:t>
-      </w:r>
-    </w:p>
-    <w:p>
-      <w:pPr>
-        <w:spacing w:after="0" w:before="0" w:line="240" w:lineRule="auto"/>
-      </w:pPr>
-      <w:r>
-        <w:rPr>
-          <w:rFonts w:ascii="Consolas" w:hAnsi="Consolas" w:eastAsia="Consolas"/>
-          <w:b w:val="0"/>
-          <w:sz w:val="18"/>
-        </w:rPr>
-        <w:t>}</w:t>
-      </w:r>
-    </w:p>
-    <w:p>
-      <w:pPr>
-        <w:spacing w:after="0" w:before="0" w:line="240" w:lineRule="auto"/>
-      </w:pPr>
-      <w:r>
-        <w:rPr>
-          <w:rFonts w:ascii="Consolas" w:hAnsi="Consolas" w:eastAsia="Consolas"/>
-          <w:b w:val="0"/>
-          <w:sz w:val="18"/>
-        </w:rPr>
-        <w:t>.service-card {</w:t>
-      </w:r>
-    </w:p>
-    <w:p>
-      <w:pPr>
-        <w:spacing w:after="0" w:before="0" w:line="240" w:lineRule="auto"/>
-      </w:pPr>
-      <w:r>
-        <w:rPr>
-          <w:rFonts w:ascii="Consolas" w:hAnsi="Consolas" w:eastAsia="Consolas"/>
-          <w:b w:val="0"/>
-          <w:sz w:val="18"/>
-        </w:rPr>
-        <w:t xml:space="preserve">    background: #242424;</w:t>
-      </w:r>
-    </w:p>
-    <w:p>
-      <w:pPr>
-        <w:spacing w:after="0" w:before="0" w:line="240" w:lineRule="auto"/>
-      </w:pPr>
-      <w:r>
-        <w:rPr>
-          <w:rFonts w:ascii="Consolas" w:hAnsi="Consolas" w:eastAsia="Consolas"/>
-          <w:b w:val="0"/>
-          <w:sz w:val="18"/>
-        </w:rPr>
-        <w:t xml:space="preserve">    border-radius: 10px;</w:t>
-      </w:r>
-    </w:p>
-    <w:p>
-      <w:pPr>
-        <w:spacing w:after="0" w:before="0" w:line="240" w:lineRule="auto"/>
-      </w:pPr>
-      <w:r>
-        <w:rPr>
-          <w:rFonts w:ascii="Consolas" w:hAnsi="Consolas" w:eastAsia="Consolas"/>
-          <w:b w:val="0"/>
-          <w:sz w:val="18"/>
-        </w:rPr>
-        <w:t xml:space="preserve">    padding: 22px;</w:t>
-      </w:r>
-    </w:p>
-    <w:p>
-      <w:pPr>
-        <w:spacing w:after="0" w:before="0" w:line="240" w:lineRule="auto"/>
-      </w:pPr>
-      <w:r>
-        <w:rPr>
-          <w:rFonts w:ascii="Consolas" w:hAnsi="Consolas" w:eastAsia="Consolas"/>
-          <w:b w:val="0"/>
-          <w:sz w:val="18"/>
-        </w:rPr>
-        <w:t xml:space="preserve">    border: 1px solid #333;</w:t>
-      </w:r>
-    </w:p>
-    <w:p>
-      <w:pPr>
-        <w:spacing w:after="0" w:before="0" w:line="240" w:lineRule="auto"/>
-      </w:pPr>
-      <w:r>
-        <w:rPr>
-          <w:rFonts w:ascii="Consolas" w:hAnsi="Consolas" w:eastAsia="Consolas"/>
-          <w:b w:val="0"/>
-          <w:sz w:val="18"/>
-        </w:rPr>
-        <w:t xml:space="preserve">    transition: border-color 0.3s ease, transform 0.3s ease;</w:t>
-      </w:r>
-    </w:p>
-    <w:p>
-      <w:pPr>
-        <w:spacing w:after="0" w:before="0" w:line="240" w:lineRule="auto"/>
-      </w:pPr>
-      <w:r>
-        <w:rPr>
-          <w:rFonts w:ascii="Consolas" w:hAnsi="Consolas" w:eastAsia="Consolas"/>
-          <w:b w:val="0"/>
-          <w:sz w:val="18"/>
-        </w:rPr>
-        <w:t>}</w:t>
-      </w:r>
-    </w:p>
-    <w:p>
-      <w:pPr>
-        <w:spacing w:after="0" w:before="0" w:line="240" w:lineRule="auto"/>
-      </w:pPr>
-      <w:r>
-        <w:rPr>
-          <w:rFonts w:ascii="Consolas" w:hAnsi="Consolas" w:eastAsia="Consolas"/>
-          <w:b w:val="0"/>
-          <w:sz w:val="18"/>
-        </w:rPr>
-        <w:t>.service-card:hover {</w:t>
-      </w:r>
-    </w:p>
-    <w:p>
-      <w:pPr>
-        <w:spacing w:after="0" w:before="0" w:line="240" w:lineRule="auto"/>
-      </w:pPr>
-      <w:r>
-        <w:rPr>
-          <w:rFonts w:ascii="Consolas" w:hAnsi="Consolas" w:eastAsia="Consolas"/>
-          <w:b w:val="0"/>
-          <w:sz w:val="18"/>
-        </w:rPr>
-        <w:t xml:space="preserve">    border-color: #7b2cbf;</w:t>
-      </w:r>
-    </w:p>
-    <w:p>
-      <w:pPr>
-        <w:spacing w:after="0" w:before="0" w:line="240" w:lineRule="auto"/>
-      </w:pPr>
-      <w:r>
-        <w:rPr>
-          <w:rFonts w:ascii="Consolas" w:hAnsi="Consolas" w:eastAsia="Consolas"/>
-          <w:b w:val="0"/>
-          <w:sz w:val="18"/>
-        </w:rPr>
-        <w:t xml:space="preserve">    transform: translateY(-4px);</w:t>
-      </w:r>
-    </w:p>
-    <w:p>
-      <w:pPr>
-        <w:spacing w:after="0" w:before="0" w:line="240" w:lineRule="auto"/>
-      </w:pPr>
-      <w:r>
-        <w:rPr>
-          <w:rFonts w:ascii="Consolas" w:hAnsi="Consolas" w:eastAsia="Consolas"/>
-          <w:b w:val="0"/>
-          <w:sz w:val="18"/>
-        </w:rPr>
-        <w:t>}</w:t>
-      </w:r>
-    </w:p>
-    <w:p>
-      <w:pPr>
-        <w:spacing w:after="0" w:before="0" w:line="240" w:lineRule="auto"/>
-      </w:pPr>
-      <w:r>
-        <w:rPr>
-          <w:rFonts w:ascii="Consolas" w:hAnsi="Consolas" w:eastAsia="Consolas"/>
-          <w:b w:val="0"/>
-          <w:sz w:val="18"/>
-        </w:rPr>
-        <w:t>.service-card h2 {</w:t>
-      </w:r>
-    </w:p>
-    <w:p>
-      <w:pPr>
-        <w:spacing w:after="0" w:before="0" w:line="240" w:lineRule="auto"/>
-      </w:pPr>
-      <w:r>
-        <w:rPr>
-          <w:rFonts w:ascii="Consolas" w:hAnsi="Consolas" w:eastAsia="Consolas"/>
-          <w:b w:val="0"/>
-          <w:sz w:val="18"/>
-        </w:rPr>
-        <w:t xml:space="preserve">    font-size: 18px;</w:t>
-      </w:r>
-    </w:p>
-    <w:p>
-      <w:pPr>
-        <w:spacing w:after="0" w:before="0" w:line="240" w:lineRule="auto"/>
-      </w:pPr>
-      <w:r>
-        <w:rPr>
-          <w:rFonts w:ascii="Consolas" w:hAnsi="Consolas" w:eastAsia="Consolas"/>
-          <w:b w:val="0"/>
-          <w:sz w:val="18"/>
-        </w:rPr>
-        <w:t xml:space="preserve">    color: #c77dff;</w:t>
-      </w:r>
-    </w:p>
-    <w:p>
-      <w:pPr>
-        <w:spacing w:after="0" w:before="0" w:line="240" w:lineRule="auto"/>
-      </w:pPr>
-      <w:r>
-        <w:rPr>
-          <w:rFonts w:ascii="Consolas" w:hAnsi="Consolas" w:eastAsia="Consolas"/>
-          <w:b w:val="0"/>
-          <w:sz w:val="18"/>
-        </w:rPr>
-        <w:t xml:space="preserve">    margin-bottom: 8px;</w:t>
-      </w:r>
-    </w:p>
-    <w:p>
-      <w:pPr>
-        <w:spacing w:after="0" w:before="0" w:line="240" w:lineRule="auto"/>
-      </w:pPr>
-      <w:r>
-        <w:rPr>
-          <w:rFonts w:ascii="Consolas" w:hAnsi="Consolas" w:eastAsia="Consolas"/>
-          <w:b w:val="0"/>
-          <w:sz w:val="18"/>
-        </w:rPr>
-        <w:t>}</w:t>
-      </w:r>
-    </w:p>
-    <w:p>
-      <w:pPr>
-        <w:spacing w:after="0" w:before="0" w:line="240" w:lineRule="auto"/>
-      </w:pPr>
-      <w:r>
-        <w:rPr>
-          <w:rFonts w:ascii="Consolas" w:hAnsi="Consolas" w:eastAsia="Consolas"/>
-          <w:b w:val="0"/>
-          <w:sz w:val="18"/>
-        </w:rPr>
-        <w:t>.service-card p { color: #bbb; font-size: 14px; }</w:t>
-      </w:r>
-    </w:p>
-    <w:p>
-      <w:pPr>
-        <w:spacing w:after="0" w:before="0" w:line="240" w:lineRule="auto"/>
-      </w:pPr>
-      <w:r>
-        <w:rPr>
-          <w:rFonts w:ascii="Consolas" w:hAnsi="Consolas" w:eastAsia="Consolas"/>
-          <w:b w:val="0"/>
-          <w:sz w:val="18"/>
-        </w:rPr>
-      </w:r>
-    </w:p>
-    <w:p>
-      <w:pPr>
-        <w:spacing w:after="0" w:before="0" w:line="240" w:lineRule="auto"/>
-      </w:pPr>
-      <w:r>
-        <w:rPr>
-          <w:rFonts w:ascii="Consolas" w:hAnsi="Consolas" w:eastAsia="Consolas"/>
-          <w:b w:val="0"/>
-          <w:sz w:val="18"/>
-        </w:rPr>
-        <w:t>.contact-grid {</w:t>
-      </w:r>
-    </w:p>
-    <w:p>
-      <w:pPr>
-        <w:spacing w:after="0" w:before="0" w:line="240" w:lineRule="auto"/>
-      </w:pPr>
-      <w:r>
-        <w:rPr>
-          <w:rFonts w:ascii="Consolas" w:hAnsi="Consolas" w:eastAsia="Consolas"/>
-          <w:b w:val="0"/>
-          <w:sz w:val="18"/>
-        </w:rPr>
-        <w:t xml:space="preserve">    display: grid;</w:t>
-      </w:r>
-    </w:p>
-    <w:p>
-      <w:pPr>
-        <w:spacing w:after="0" w:before="0" w:line="240" w:lineRule="auto"/>
-      </w:pPr>
-      <w:r>
-        <w:rPr>
-          <w:rFonts w:ascii="Consolas" w:hAnsi="Consolas" w:eastAsia="Consolas"/>
-          <w:b w:val="0"/>
-          <w:sz w:val="18"/>
-        </w:rPr>
-        <w:t xml:space="preserve">    grid-template-columns: 1fr 1.2fr;</w:t>
-      </w:r>
-    </w:p>
-    <w:p>
-      <w:pPr>
-        <w:spacing w:after="0" w:before="0" w:line="240" w:lineRule="auto"/>
-      </w:pPr>
-      <w:r>
-        <w:rPr>
-          <w:rFonts w:ascii="Consolas" w:hAnsi="Consolas" w:eastAsia="Consolas"/>
-          <w:b w:val="0"/>
-          <w:sz w:val="18"/>
-        </w:rPr>
-        <w:t xml:space="preserve">    gap: 24px;</w:t>
-      </w:r>
-    </w:p>
-    <w:p>
-      <w:pPr>
-        <w:spacing w:after="0" w:before="0" w:line="240" w:lineRule="auto"/>
-      </w:pPr>
-      <w:r>
-        <w:rPr>
-          <w:rFonts w:ascii="Consolas" w:hAnsi="Consolas" w:eastAsia="Consolas"/>
-          <w:b w:val="0"/>
-          <w:sz w:val="18"/>
-        </w:rPr>
-        <w:t>}</w:t>
-      </w:r>
-    </w:p>
-    <w:p>
-      <w:pPr>
-        <w:spacing w:after="0" w:before="0" w:line="240" w:lineRule="auto"/>
-      </w:pPr>
-      <w:r>
-        <w:rPr>
-          <w:rFonts w:ascii="Consolas" w:hAnsi="Consolas" w:eastAsia="Consolas"/>
-          <w:b w:val="0"/>
-          <w:sz w:val="18"/>
-        </w:rPr>
-        <w:t>.contact-info,</w:t>
-      </w:r>
-    </w:p>
-    <w:p>
-      <w:pPr>
-        <w:spacing w:after="0" w:before="0" w:line="240" w:lineRule="auto"/>
-      </w:pPr>
-      <w:r>
-        <w:rPr>
-          <w:rFonts w:ascii="Consolas" w:hAnsi="Consolas" w:eastAsia="Consolas"/>
-          <w:b w:val="0"/>
-          <w:sz w:val="18"/>
-        </w:rPr>
-        <w:t>.contact-form-block {</w:t>
-      </w:r>
-    </w:p>
-    <w:p>
-      <w:pPr>
-        <w:spacing w:after="0" w:before="0" w:line="240" w:lineRule="auto"/>
-      </w:pPr>
-      <w:r>
-        <w:rPr>
-          <w:rFonts w:ascii="Consolas" w:hAnsi="Consolas" w:eastAsia="Consolas"/>
-          <w:b w:val="0"/>
-          <w:sz w:val="18"/>
-        </w:rPr>
-        <w:t xml:space="preserve">    background: #242424;</w:t>
-      </w:r>
-    </w:p>
-    <w:p>
-      <w:pPr>
-        <w:spacing w:after="0" w:before="0" w:line="240" w:lineRule="auto"/>
-      </w:pPr>
-      <w:r>
-        <w:rPr>
-          <w:rFonts w:ascii="Consolas" w:hAnsi="Consolas" w:eastAsia="Consolas"/>
-          <w:b w:val="0"/>
-          <w:sz w:val="18"/>
-        </w:rPr>
-        <w:t xml:space="preserve">    border-radius: 10px;</w:t>
-      </w:r>
-    </w:p>
-    <w:p>
-      <w:pPr>
-        <w:spacing w:after="0" w:before="0" w:line="240" w:lineRule="auto"/>
-      </w:pPr>
-      <w:r>
-        <w:rPr>
-          <w:rFonts w:ascii="Consolas" w:hAnsi="Consolas" w:eastAsia="Consolas"/>
-          <w:b w:val="0"/>
-          <w:sz w:val="18"/>
-        </w:rPr>
-        <w:t xml:space="preserve">    padding: 22px;</w:t>
-      </w:r>
-    </w:p>
-    <w:p>
-      <w:pPr>
-        <w:spacing w:after="0" w:before="0" w:line="240" w:lineRule="auto"/>
-      </w:pPr>
-      <w:r>
-        <w:rPr>
-          <w:rFonts w:ascii="Consolas" w:hAnsi="Consolas" w:eastAsia="Consolas"/>
-          <w:b w:val="0"/>
-          <w:sz w:val="18"/>
-        </w:rPr>
-        <w:t>}</w:t>
-      </w:r>
-    </w:p>
-    <w:p>
-      <w:pPr>
-        <w:spacing w:after="0" w:before="0" w:line="240" w:lineRule="auto"/>
-      </w:pPr>
-      <w:r>
-        <w:rPr>
-          <w:rFonts w:ascii="Consolas" w:hAnsi="Consolas" w:eastAsia="Consolas"/>
-          <w:b w:val="0"/>
-          <w:sz w:val="18"/>
-        </w:rPr>
-        <w:t>.contact-info h2,</w:t>
-      </w:r>
-    </w:p>
-    <w:p>
-      <w:pPr>
-        <w:spacing w:after="0" w:before="0" w:line="240" w:lineRule="auto"/>
-      </w:pPr>
-      <w:r>
-        <w:rPr>
-          <w:rFonts w:ascii="Consolas" w:hAnsi="Consolas" w:eastAsia="Consolas"/>
-          <w:b w:val="0"/>
-          <w:sz w:val="18"/>
-        </w:rPr>
-        <w:t>.contact-form-block h2 {</w:t>
-      </w:r>
-    </w:p>
-    <w:p>
-      <w:pPr>
-        <w:spacing w:after="0" w:before="0" w:line="240" w:lineRule="auto"/>
-      </w:pPr>
-      <w:r>
-        <w:rPr>
-          <w:rFonts w:ascii="Consolas" w:hAnsi="Consolas" w:eastAsia="Consolas"/>
-          <w:b w:val="0"/>
-          <w:sz w:val="18"/>
-        </w:rPr>
-        <w:t xml:space="preserve">    color: #c77dff;</w:t>
-      </w:r>
-    </w:p>
-    <w:p>
-      <w:pPr>
-        <w:spacing w:after="0" w:before="0" w:line="240" w:lineRule="auto"/>
-      </w:pPr>
-      <w:r>
-        <w:rPr>
-          <w:rFonts w:ascii="Consolas" w:hAnsi="Consolas" w:eastAsia="Consolas"/>
-          <w:b w:val="0"/>
-          <w:sz w:val="18"/>
-        </w:rPr>
-        <w:t xml:space="preserve">    font-size: 18px;</w:t>
-      </w:r>
-    </w:p>
-    <w:p>
-      <w:pPr>
-        <w:spacing w:after="0" w:before="0" w:line="240" w:lineRule="auto"/>
-      </w:pPr>
-      <w:r>
-        <w:rPr>
-          <w:rFonts w:ascii="Consolas" w:hAnsi="Consolas" w:eastAsia="Consolas"/>
-          <w:b w:val="0"/>
-          <w:sz w:val="18"/>
-        </w:rPr>
-        <w:t xml:space="preserve">    margin-bottom: 12px;</w:t>
-      </w:r>
-    </w:p>
-    <w:p>
-      <w:pPr>
-        <w:spacing w:after="0" w:before="0" w:line="240" w:lineRule="auto"/>
-      </w:pPr>
-      <w:r>
-        <w:rPr>
-          <w:rFonts w:ascii="Consolas" w:hAnsi="Consolas" w:eastAsia="Consolas"/>
-          <w:b w:val="0"/>
-          <w:sz w:val="18"/>
-        </w:rPr>
-        <w:t>}</w:t>
-      </w:r>
-    </w:p>
-    <w:p>
-      <w:pPr>
-        <w:spacing w:after="0" w:before="0" w:line="240" w:lineRule="auto"/>
-      </w:pPr>
-      <w:r>
-        <w:rPr>
-          <w:rFonts w:ascii="Consolas" w:hAnsi="Consolas" w:eastAsia="Consolas"/>
-          <w:b w:val="0"/>
-          <w:sz w:val="18"/>
-        </w:rPr>
-        <w:t>.contact-info p { margin-bottom: 8px; font-size: 14px; }</w:t>
-      </w:r>
-    </w:p>
-    <w:p>
-      <w:pPr>
-        <w:spacing w:after="0" w:before="0" w:line="240" w:lineRule="auto"/>
-      </w:pPr>
-      <w:r>
-        <w:rPr>
-          <w:rFonts w:ascii="Consolas" w:hAnsi="Consolas" w:eastAsia="Consolas"/>
-          <w:b w:val="0"/>
-          <w:sz w:val="18"/>
-        </w:rPr>
-        <w:t>.muted { color: #777; font-size: 12px !important; margin-top: 12px; }</w:t>
-      </w:r>
-    </w:p>
-    <w:p>
-      <w:pPr>
-        <w:spacing w:after="0" w:before="0" w:line="240" w:lineRule="auto"/>
-      </w:pPr>
-      <w:r>
-        <w:rPr>
-          <w:rFonts w:ascii="Consolas" w:hAnsi="Consolas" w:eastAsia="Consolas"/>
-          <w:b w:val="0"/>
-          <w:sz w:val="18"/>
-        </w:rPr>
-      </w:r>
-    </w:p>
-    <w:p>
-      <w:pPr>
-        <w:spacing w:after="0" w:before="0" w:line="240" w:lineRule="auto"/>
-      </w:pPr>
-      <w:r>
-        <w:rPr>
-          <w:rFonts w:ascii="Consolas" w:hAnsi="Consolas" w:eastAsia="Consolas"/>
-          <w:b w:val="0"/>
-          <w:sz w:val="18"/>
-        </w:rPr>
-        <w:t>.form {</w:t>
-      </w:r>
-    </w:p>
-    <w:p>
-      <w:pPr>
-        <w:spacing w:after="0" w:before="0" w:line="240" w:lineRule="auto"/>
-      </w:pPr>
-      <w:r>
-        <w:rPr>
-          <w:rFonts w:ascii="Consolas" w:hAnsi="Consolas" w:eastAsia="Consolas"/>
-          <w:b w:val="0"/>
-          <w:sz w:val="18"/>
-        </w:rPr>
-        <w:t xml:space="preserve">    display: flex;</w:t>
-      </w:r>
-    </w:p>
-    <w:p>
-      <w:pPr>
-        <w:spacing w:after="0" w:before="0" w:line="240" w:lineRule="auto"/>
-      </w:pPr>
-      <w:r>
-        <w:rPr>
-          <w:rFonts w:ascii="Consolas" w:hAnsi="Consolas" w:eastAsia="Consolas"/>
-          <w:b w:val="0"/>
-          <w:sz w:val="18"/>
-        </w:rPr>
-        <w:t xml:space="preserve">    flex-direction: column;</w:t>
-      </w:r>
-    </w:p>
-    <w:p>
-      <w:pPr>
-        <w:spacing w:after="0" w:before="0" w:line="240" w:lineRule="auto"/>
-      </w:pPr>
-      <w:r>
-        <w:rPr>
-          <w:rFonts w:ascii="Consolas" w:hAnsi="Consolas" w:eastAsia="Consolas"/>
-          <w:b w:val="0"/>
-          <w:sz w:val="18"/>
-        </w:rPr>
-        <w:t xml:space="preserve">    gap: 12px;</w:t>
-      </w:r>
-    </w:p>
-    <w:p>
-      <w:pPr>
-        <w:spacing w:after="0" w:before="0" w:line="240" w:lineRule="auto"/>
-      </w:pPr>
-      <w:r>
-        <w:rPr>
-          <w:rFonts w:ascii="Consolas" w:hAnsi="Consolas" w:eastAsia="Consolas"/>
-          <w:b w:val="0"/>
-          <w:sz w:val="18"/>
-        </w:rPr>
-        <w:t>}</w:t>
-      </w:r>
-    </w:p>
-    <w:p>
-      <w:pPr>
-        <w:spacing w:after="0" w:before="0" w:line="240" w:lineRule="auto"/>
-      </w:pPr>
-      <w:r>
-        <w:rPr>
-          <w:rFonts w:ascii="Consolas" w:hAnsi="Consolas" w:eastAsia="Consolas"/>
-          <w:b w:val="0"/>
-          <w:sz w:val="18"/>
-        </w:rPr>
-        <w:t>.form label {</w:t>
-      </w:r>
-    </w:p>
-    <w:p>
-      <w:pPr>
-        <w:spacing w:after="0" w:before="0" w:line="240" w:lineRule="auto"/>
-      </w:pPr>
-      <w:r>
-        <w:rPr>
-          <w:rFonts w:ascii="Consolas" w:hAnsi="Consolas" w:eastAsia="Consolas"/>
-          <w:b w:val="0"/>
-          <w:sz w:val="18"/>
-        </w:rPr>
-        <w:t xml:space="preserve">    display: flex;</w:t>
-      </w:r>
-    </w:p>
-    <w:p>
-      <w:pPr>
-        <w:spacing w:after="0" w:before="0" w:line="240" w:lineRule="auto"/>
-      </w:pPr>
-      <w:r>
-        <w:rPr>
-          <w:rFonts w:ascii="Consolas" w:hAnsi="Consolas" w:eastAsia="Consolas"/>
-          <w:b w:val="0"/>
-          <w:sz w:val="18"/>
-        </w:rPr>
-        <w:t xml:space="preserve">    flex-direction: column;</w:t>
-      </w:r>
-    </w:p>
-    <w:p>
-      <w:pPr>
-        <w:spacing w:after="0" w:before="0" w:line="240" w:lineRule="auto"/>
-      </w:pPr>
-      <w:r>
-        <w:rPr>
-          <w:rFonts w:ascii="Consolas" w:hAnsi="Consolas" w:eastAsia="Consolas"/>
-          <w:b w:val="0"/>
-          <w:sz w:val="18"/>
-        </w:rPr>
-        <w:t xml:space="preserve">    gap: 6px;</w:t>
-      </w:r>
-    </w:p>
-    <w:p>
-      <w:pPr>
-        <w:spacing w:after="0" w:before="0" w:line="240" w:lineRule="auto"/>
-      </w:pPr>
-      <w:r>
-        <w:rPr>
-          <w:rFonts w:ascii="Consolas" w:hAnsi="Consolas" w:eastAsia="Consolas"/>
-          <w:b w:val="0"/>
-          <w:sz w:val="18"/>
-        </w:rPr>
-        <w:t xml:space="preserve">    font-size: 13px;</w:t>
-      </w:r>
-    </w:p>
-    <w:p>
-      <w:pPr>
-        <w:spacing w:after="0" w:before="0" w:line="240" w:lineRule="auto"/>
-      </w:pPr>
-      <w:r>
-        <w:rPr>
-          <w:rFonts w:ascii="Consolas" w:hAnsi="Consolas" w:eastAsia="Consolas"/>
-          <w:b w:val="0"/>
-          <w:sz w:val="18"/>
-        </w:rPr>
-        <w:t xml:space="preserve">    color: #bbb;</w:t>
-      </w:r>
-    </w:p>
-    <w:p>
-      <w:pPr>
-        <w:spacing w:after="0" w:before="0" w:line="240" w:lineRule="auto"/>
-      </w:pPr>
-      <w:r>
-        <w:rPr>
-          <w:rFonts w:ascii="Consolas" w:hAnsi="Consolas" w:eastAsia="Consolas"/>
-          <w:b w:val="0"/>
-          <w:sz w:val="18"/>
-        </w:rPr>
-        <w:t>}</w:t>
-      </w:r>
-    </w:p>
-    <w:p>
-      <w:pPr>
-        <w:spacing w:after="0" w:before="0" w:line="240" w:lineRule="auto"/>
-      </w:pPr>
-      <w:r>
-        <w:rPr>
-          <w:rFonts w:ascii="Consolas" w:hAnsi="Consolas" w:eastAsia="Consolas"/>
-          <w:b w:val="0"/>
-          <w:sz w:val="18"/>
-        </w:rPr>
-        <w:t>.form input,</w:t>
-      </w:r>
-    </w:p>
-    <w:p>
-      <w:pPr>
-        <w:spacing w:after="0" w:before="0" w:line="240" w:lineRule="auto"/>
-      </w:pPr>
-      <w:r>
-        <w:rPr>
-          <w:rFonts w:ascii="Consolas" w:hAnsi="Consolas" w:eastAsia="Consolas"/>
-          <w:b w:val="0"/>
-          <w:sz w:val="18"/>
-        </w:rPr>
-        <w:t>.form textarea {</w:t>
-      </w:r>
-    </w:p>
-    <w:p>
-      <w:pPr>
-        <w:spacing w:after="0" w:before="0" w:line="240" w:lineRule="auto"/>
-      </w:pPr>
-      <w:r>
-        <w:rPr>
-          <w:rFonts w:ascii="Consolas" w:hAnsi="Consolas" w:eastAsia="Consolas"/>
-          <w:b w:val="0"/>
-          <w:sz w:val="18"/>
-        </w:rPr>
-        <w:t xml:space="preserve">    background: #1a1a1a;</w:t>
-      </w:r>
-    </w:p>
-    <w:p>
-      <w:pPr>
-        <w:spacing w:after="0" w:before="0" w:line="240" w:lineRule="auto"/>
-      </w:pPr>
-      <w:r>
-        <w:rPr>
-          <w:rFonts w:ascii="Consolas" w:hAnsi="Consolas" w:eastAsia="Consolas"/>
-          <w:b w:val="0"/>
-          <w:sz w:val="18"/>
-        </w:rPr>
-        <w:t xml:space="preserve">    border: 1px solid #444;</w:t>
-      </w:r>
-    </w:p>
-    <w:p>
-      <w:pPr>
-        <w:spacing w:after="0" w:before="0" w:line="240" w:lineRule="auto"/>
-      </w:pPr>
-      <w:r>
-        <w:rPr>
-          <w:rFonts w:ascii="Consolas" w:hAnsi="Consolas" w:eastAsia="Consolas"/>
-          <w:b w:val="0"/>
-          <w:sz w:val="18"/>
-        </w:rPr>
-        <w:t xml:space="preserve">    border-radius: 6px;</w:t>
-      </w:r>
-    </w:p>
-    <w:p>
-      <w:pPr>
-        <w:spacing w:after="0" w:before="0" w:line="240" w:lineRule="auto"/>
-      </w:pPr>
-      <w:r>
-        <w:rPr>
-          <w:rFonts w:ascii="Consolas" w:hAnsi="Consolas" w:eastAsia="Consolas"/>
-          <w:b w:val="0"/>
-          <w:sz w:val="18"/>
-        </w:rPr>
-        <w:t xml:space="preserve">    padding: 10px 12px;</w:t>
-      </w:r>
-    </w:p>
-    <w:p>
-      <w:pPr>
-        <w:spacing w:after="0" w:before="0" w:line="240" w:lineRule="auto"/>
-      </w:pPr>
-      <w:r>
-        <w:rPr>
-          <w:rFonts w:ascii="Consolas" w:hAnsi="Consolas" w:eastAsia="Consolas"/>
-          <w:b w:val="0"/>
-          <w:sz w:val="18"/>
-        </w:rPr>
-        <w:t xml:space="preserve">    color: #eee;</w:t>
-      </w:r>
-    </w:p>
-    <w:p>
-      <w:pPr>
-        <w:spacing w:after="0" w:before="0" w:line="240" w:lineRule="auto"/>
-      </w:pPr>
-      <w:r>
-        <w:rPr>
-          <w:rFonts w:ascii="Consolas" w:hAnsi="Consolas" w:eastAsia="Consolas"/>
-          <w:b w:val="0"/>
-          <w:sz w:val="18"/>
-        </w:rPr>
-        <w:t xml:space="preserve">    font-size: 14px;</w:t>
-      </w:r>
-    </w:p>
-    <w:p>
-      <w:pPr>
-        <w:spacing w:after="0" w:before="0" w:line="240" w:lineRule="auto"/>
-      </w:pPr>
-      <w:r>
-        <w:rPr>
-          <w:rFonts w:ascii="Consolas" w:hAnsi="Consolas" w:eastAsia="Consolas"/>
-          <w:b w:val="0"/>
-          <w:sz w:val="18"/>
-        </w:rPr>
-        <w:t xml:space="preserve">    font-family: inherit;</w:t>
-      </w:r>
-    </w:p>
-    <w:p>
-      <w:pPr>
-        <w:spacing w:after="0" w:before="0" w:line="240" w:lineRule="auto"/>
-      </w:pPr>
-      <w:r>
-        <w:rPr>
-          <w:rFonts w:ascii="Consolas" w:hAnsi="Consolas" w:eastAsia="Consolas"/>
-          <w:b w:val="0"/>
-          <w:sz w:val="18"/>
-        </w:rPr>
-        <w:t>}</w:t>
-      </w:r>
-    </w:p>
-    <w:p>
-      <w:pPr>
-        <w:spacing w:after="0" w:before="0" w:line="240" w:lineRule="auto"/>
-      </w:pPr>
-      <w:r>
-        <w:rPr>
-          <w:rFonts w:ascii="Consolas" w:hAnsi="Consolas" w:eastAsia="Consolas"/>
-          <w:b w:val="0"/>
-          <w:sz w:val="18"/>
-        </w:rPr>
-        <w:t>.form input:focus,</w:t>
-      </w:r>
-    </w:p>
-    <w:p>
-      <w:pPr>
-        <w:spacing w:after="0" w:before="0" w:line="240" w:lineRule="auto"/>
-      </w:pPr>
-      <w:r>
-        <w:rPr>
-          <w:rFonts w:ascii="Consolas" w:hAnsi="Consolas" w:eastAsia="Consolas"/>
-          <w:b w:val="0"/>
-          <w:sz w:val="18"/>
-        </w:rPr>
-        <w:t>.form textarea:focus {</w:t>
-      </w:r>
-    </w:p>
-    <w:p>
-      <w:pPr>
-        <w:spacing w:after="0" w:before="0" w:line="240" w:lineRule="auto"/>
-      </w:pPr>
-      <w:r>
-        <w:rPr>
-          <w:rFonts w:ascii="Consolas" w:hAnsi="Consolas" w:eastAsia="Consolas"/>
-          <w:b w:val="0"/>
-          <w:sz w:val="18"/>
-        </w:rPr>
-        <w:t xml:space="preserve">    outline: none;</w:t>
-      </w:r>
-    </w:p>
-    <w:p>
-      <w:pPr>
-        <w:spacing w:after="0" w:before="0" w:line="240" w:lineRule="auto"/>
-      </w:pPr>
-      <w:r>
-        <w:rPr>
-          <w:rFonts w:ascii="Consolas" w:hAnsi="Consolas" w:eastAsia="Consolas"/>
-          <w:b w:val="0"/>
-          <w:sz w:val="18"/>
-        </w:rPr>
-        <w:t xml:space="preserve">    border-color: #7b2cbf;</w:t>
-      </w:r>
-    </w:p>
-    <w:p>
-      <w:pPr>
-        <w:spacing w:after="0" w:before="0" w:line="240" w:lineRule="auto"/>
-      </w:pPr>
-      <w:r>
-        <w:rPr>
-          <w:rFonts w:ascii="Consolas" w:hAnsi="Consolas" w:eastAsia="Consolas"/>
-          <w:b w:val="0"/>
-          <w:sz w:val="18"/>
-        </w:rPr>
-        <w:t>}</w:t>
-      </w:r>
-    </w:p>
-    <w:p>
-      <w:pPr>
-        <w:spacing w:after="0" w:before="0" w:line="240" w:lineRule="auto"/>
-      </w:pPr>
-      <w:r>
-        <w:rPr>
-          <w:rFonts w:ascii="Consolas" w:hAnsi="Consolas" w:eastAsia="Consolas"/>
-          <w:b w:val="0"/>
-          <w:sz w:val="18"/>
-        </w:rPr>
-      </w:r>
-    </w:p>
-    <w:p>
-      <w:pPr>
-        <w:spacing w:after="0" w:before="0" w:line="240" w:lineRule="auto"/>
-      </w:pPr>
-      <w:r>
-        <w:rPr>
-          <w:rFonts w:ascii="Consolas" w:hAnsi="Consolas" w:eastAsia="Consolas"/>
-          <w:b w:val="0"/>
-          <w:sz w:val="18"/>
-        </w:rPr>
-        <w:t>.thanks { text-align: center; padding-top: 48px; padding-bottom: 48px; }</w:t>
-      </w:r>
-    </w:p>
-    <w:p>
-      <w:pPr>
-        <w:spacing w:after="0" w:before="0" w:line="240" w:lineRule="auto"/>
-      </w:pPr>
-      <w:r>
-        <w:rPr>
-          <w:rFonts w:ascii="Consolas" w:hAnsi="Consolas" w:eastAsia="Consolas"/>
-          <w:b w:val="0"/>
-          <w:sz w:val="18"/>
-        </w:rPr>
-        <w:t>.thanks p { color: #bbb; margin-bottom: 24px; max-width: 480px; margin-left: auto; margin-right: auto; }</w:t>
-      </w:r>
-    </w:p>
-    <w:p>
-      <w:pPr>
-        <w:spacing w:after="0" w:before="0" w:line="240" w:lineRule="auto"/>
-      </w:pPr>
-      <w:r>
-        <w:rPr>
-          <w:rFonts w:ascii="Consolas" w:hAnsi="Consolas" w:eastAsia="Consolas"/>
-          <w:b w:val="0"/>
-          <w:sz w:val="18"/>
-        </w:rPr>
-      </w:r>
-    </w:p>
-    <w:p>
-      <w:pPr>
-        <w:spacing w:after="0" w:before="0" w:line="240" w:lineRule="auto"/>
-      </w:pPr>
-      <w:r>
-        <w:rPr>
-          <w:rFonts w:ascii="Consolas" w:hAnsi="Consolas" w:eastAsia="Consolas"/>
-          <w:b w:val="0"/>
-          <w:sz w:val="18"/>
-        </w:rPr>
-        <w:t>.site-footer {</w:t>
-      </w:r>
-    </w:p>
-    <w:p>
-      <w:pPr>
-        <w:spacing w:after="0" w:before="0" w:line="240" w:lineRule="auto"/>
-      </w:pPr>
-      <w:r>
-        <w:rPr>
-          <w:rFonts w:ascii="Consolas" w:hAnsi="Consolas" w:eastAsia="Consolas"/>
-          <w:b w:val="0"/>
-          <w:sz w:val="18"/>
-        </w:rPr>
-        <w:t xml:space="preserve">    text-align: center;</w:t>
-      </w:r>
-    </w:p>
-    <w:p>
-      <w:pPr>
-        <w:spacing w:after="0" w:before="0" w:line="240" w:lineRule="auto"/>
-      </w:pPr>
-      <w:r>
-        <w:rPr>
-          <w:rFonts w:ascii="Consolas" w:hAnsi="Consolas" w:eastAsia="Consolas"/>
-          <w:b w:val="0"/>
-          <w:sz w:val="18"/>
-        </w:rPr>
-        <w:t xml:space="preserve">    padding: 18px;</w:t>
-      </w:r>
-    </w:p>
-    <w:p>
-      <w:pPr>
-        <w:spacing w:after="0" w:before="0" w:line="240" w:lineRule="auto"/>
-      </w:pPr>
-      <w:r>
-        <w:rPr>
-          <w:rFonts w:ascii="Consolas" w:hAnsi="Consolas" w:eastAsia="Consolas"/>
-          <w:b w:val="0"/>
-          <w:sz w:val="18"/>
-        </w:rPr>
-        <w:t xml:space="preserve">    color: #777;</w:t>
-      </w:r>
-    </w:p>
-    <w:p>
-      <w:pPr>
-        <w:spacing w:after="0" w:before="0" w:line="240" w:lineRule="auto"/>
-      </w:pPr>
-      <w:r>
-        <w:rPr>
-          <w:rFonts w:ascii="Consolas" w:hAnsi="Consolas" w:eastAsia="Consolas"/>
-          <w:b w:val="0"/>
-          <w:sz w:val="18"/>
-        </w:rPr>
-        <w:t xml:space="preserve">    font-size: 13px;</w:t>
-      </w:r>
-    </w:p>
-    <w:p>
-      <w:pPr>
-        <w:spacing w:after="0" w:before="0" w:line="240" w:lineRule="auto"/>
-      </w:pPr>
-      <w:r>
-        <w:rPr>
-          <w:rFonts w:ascii="Consolas" w:hAnsi="Consolas" w:eastAsia="Consolas"/>
-          <w:b w:val="0"/>
-          <w:sz w:val="18"/>
-        </w:rPr>
-        <w:t xml:space="preserve">    border-top: 1px solid #333;</w:t>
-      </w:r>
-    </w:p>
-    <w:p>
-      <w:pPr>
-        <w:spacing w:after="0" w:before="0" w:line="240" w:lineRule="auto"/>
-      </w:pPr>
-      <w:r>
-        <w:rPr>
-          <w:rFonts w:ascii="Consolas" w:hAnsi="Consolas" w:eastAsia="Consolas"/>
-          <w:b w:val="0"/>
-          <w:sz w:val="18"/>
-        </w:rPr>
-        <w:t xml:space="preserve">    margin-top: auto;</w:t>
-      </w:r>
-    </w:p>
-    <w:p>
-      <w:pPr>
-        <w:spacing w:after="0" w:before="0" w:line="240" w:lineRule="auto"/>
-      </w:pPr>
-      <w:r>
-        <w:rPr>
-          <w:rFonts w:ascii="Consolas" w:hAnsi="Consolas" w:eastAsia="Consolas"/>
-          <w:b w:val="0"/>
-          <w:sz w:val="18"/>
-        </w:rPr>
-        <w:t>}</w:t>
-      </w:r>
-    </w:p>
-    <w:p>
-      <w:pPr>
-        <w:spacing w:after="0" w:before="0" w:line="240" w:lineRule="auto"/>
-      </w:pPr>
-      <w:r>
-        <w:rPr>
-          <w:rFonts w:ascii="Consolas" w:hAnsi="Consolas" w:eastAsia="Consolas"/>
-          <w:b w:val="0"/>
-          <w:sz w:val="18"/>
-        </w:rPr>
-      </w:r>
-    </w:p>
-    <w:p>
-      <w:pPr>
-        <w:spacing w:after="0" w:before="0" w:line="240" w:lineRule="auto"/>
-      </w:pPr>
-      <w:r>
-        <w:rPr>
-          <w:rFonts w:ascii="Consolas" w:hAnsi="Consolas" w:eastAsia="Consolas"/>
-          <w:b w:val="0"/>
-          <w:sz w:val="18"/>
-        </w:rPr>
-        <w:t>@media (max-width: 768px) {</w:t>
-      </w:r>
-    </w:p>
-    <w:p>
-      <w:pPr>
-        <w:spacing w:after="0" w:before="0" w:line="240" w:lineRule="auto"/>
-      </w:pPr>
-      <w:r>
-        <w:rPr>
-          <w:rFonts w:ascii="Consolas" w:hAnsi="Consolas" w:eastAsia="Consolas"/>
-          <w:b w:val="0"/>
-          <w:sz w:val="18"/>
-        </w:rPr>
-        <w:t xml:space="preserve">    .features,</w:t>
-      </w:r>
-    </w:p>
-    <w:p>
-      <w:pPr>
-        <w:spacing w:after="0" w:before="0" w:line="240" w:lineRule="auto"/>
-      </w:pPr>
-      <w:r>
-        <w:rPr>
-          <w:rFonts w:ascii="Consolas" w:hAnsi="Consolas" w:eastAsia="Consolas"/>
-          <w:b w:val="0"/>
-          <w:sz w:val="18"/>
-        </w:rPr>
-        <w:t xml:space="preserve">    .services,</w:t>
-      </w:r>
-    </w:p>
-    <w:p>
-      <w:pPr>
-        <w:spacing w:after="0" w:before="0" w:line="240" w:lineRule="auto"/>
-      </w:pPr>
-      <w:r>
-        <w:rPr>
-          <w:rFonts w:ascii="Consolas" w:hAnsi="Consolas" w:eastAsia="Consolas"/>
-          <w:b w:val="0"/>
-          <w:sz w:val="18"/>
-        </w:rPr>
-        <w:t xml:space="preserve">    .contact-grid { grid-template-columns: 1fr; }</w:t>
-      </w:r>
-    </w:p>
-    <w:p>
-      <w:pPr>
-        <w:spacing w:after="0" w:before="0" w:line="240" w:lineRule="auto"/>
-      </w:pPr>
-      <w:r>
-        <w:rPr>
-          <w:rFonts w:ascii="Consolas" w:hAnsi="Consolas" w:eastAsia="Consolas"/>
-          <w:b w:val="0"/>
-          <w:sz w:val="18"/>
-        </w:rPr>
-        <w:t xml:space="preserve">    .hero h1 { font-size: 26px; }</w:t>
-      </w:r>
-    </w:p>
-    <w:p>
-      <w:pPr>
-        <w:spacing w:after="0" w:before="0" w:line="240" w:lineRule="auto"/>
-      </w:pPr>
-      <w:r>
-        <w:rPr>
-          <w:rFonts w:ascii="Consolas" w:hAnsi="Consolas" w:eastAsia="Consolas"/>
-          <w:b w:val="0"/>
-          <w:sz w:val="18"/>
-        </w:rPr>
-        <w:t xml:space="preserve">    .btn-outline { margin-left: 0; margin-top: 10px; display: inline-block; }</w:t>
-      </w:r>
-    </w:p>
-    <w:p>
-      <w:pPr>
-        <w:spacing w:after="0" w:before="0" w:line="240" w:lineRule="auto"/>
-      </w:pPr>
-      <w:r>
-        <w:rPr>
-          <w:rFonts w:ascii="Consolas" w:hAnsi="Consolas" w:eastAsia="Consolas"/>
-          <w:b w:val="0"/>
-          <w:sz w:val="18"/>
-        </w:rPr>
-        <w:t>}</w:t>
+        <w:t>2. Репозиторий учебных работ: https://github.com/FURFanTom1331FUR/Web-Design</w:t>
       </w:r>
     </w:p>
     <w:sectPr>
       <w:pgSz w:w="12240" w:h="15840"/>
-      <w:pgMar w:top="1134" w:right="850" w:bottom="1134" w:left="1417" w:header="720" w:footer="720" w:gutter="0"/>
+      <w:pgMar w:top="1134" w:right="850" w:bottom="1134" w:left="1701" w:header="720" w:footer="720" w:gutter="0"/>
       <w:cols w:space="720"/>
       <w:docGrid w:linePitch="360"/>
     </w:sectPr>
@@ -7152,6 +1265,10 @@
     <w:name w:val="Normal"/>
     <w:qFormat/>
     <w:rsid w:val="00FC693F"/>
+    <w:rPr>
+      <w:rFonts w:ascii="Times New Roman" w:hAnsi="Times New Roman"/>
+      <w:sz w:val="28"/>
+    </w:rPr>
   </w:style>
   <w:style w:type="paragraph" w:styleId="Header">
     <w:name w:val="header"/>

--- a/lab4/Otchet_Lab4_Web-Dizayn.docx
+++ b/lab4/Otchet_Lab4_Web-Dizayn.docx
@@ -4,7 +4,7 @@
   <w:body>
     <w:p>
       <w:pPr>
-        <w:spacing w:after="80" w:before="0" w:line="276" w:lineRule="auto"/>
+        <w:spacing w:after="40" w:line="276" w:lineRule="auto"/>
         <w:jc w:val="center"/>
       </w:pPr>
       <w:r>
@@ -19,7 +19,7 @@
     </w:p>
     <w:p>
       <w:pPr>
-        <w:spacing w:after="80" w:before="0" w:line="276" w:lineRule="auto"/>
+        <w:spacing w:after="40" w:line="276" w:lineRule="auto"/>
         <w:jc w:val="center"/>
       </w:pPr>
       <w:r>
@@ -34,7 +34,7 @@
     </w:p>
     <w:p>
       <w:pPr>
-        <w:spacing w:after="80" w:before="0" w:line="276" w:lineRule="auto"/>
+        <w:spacing w:after="40" w:line="276" w:lineRule="auto"/>
         <w:jc w:val="center"/>
       </w:pPr>
       <w:r>
@@ -49,7 +49,7 @@
     </w:p>
     <w:p>
       <w:pPr>
-        <w:spacing w:after="80" w:before="0" w:line="276" w:lineRule="auto"/>
+        <w:spacing w:after="40" w:line="276" w:lineRule="auto"/>
         <w:jc w:val="center"/>
       </w:pPr>
       <w:r>
@@ -64,7 +64,7 @@
     </w:p>
     <w:p>
       <w:pPr>
-        <w:spacing w:after="80" w:before="0" w:line="276" w:lineRule="auto"/>
+        <w:spacing w:after="40" w:line="276" w:lineRule="auto"/>
         <w:jc w:val="center"/>
       </w:pPr>
       <w:r>
@@ -79,7 +79,7 @@
     </w:p>
     <w:p>
       <w:pPr>
-        <w:spacing w:after="80" w:before="0" w:line="276" w:lineRule="auto"/>
+        <w:spacing w:after="40" w:line="276" w:lineRule="auto"/>
         <w:jc w:val="center"/>
       </w:pPr>
       <w:r>
@@ -94,7 +94,7 @@
     </w:p>
     <w:p>
       <w:pPr>
-        <w:spacing w:after="240" w:before="0" w:line="276" w:lineRule="auto"/>
+        <w:spacing w:after="200" w:line="276" w:lineRule="auto"/>
         <w:jc w:val="center"/>
       </w:pPr>
       <w:r>
@@ -108,7 +108,7 @@
     </w:p>
     <w:p>
       <w:pPr>
-        <w:spacing w:after="80" w:before="0" w:line="276" w:lineRule="auto"/>
+        <w:spacing w:after="120" w:line="276" w:lineRule="auto"/>
         <w:jc w:val="center"/>
       </w:pPr>
       <w:r>
@@ -123,7 +123,7 @@
     </w:p>
     <w:p>
       <w:pPr>
-        <w:spacing w:after="120" w:before="0" w:line="276" w:lineRule="auto"/>
+        <w:spacing w:after="120" w:line="276" w:lineRule="auto"/>
         <w:jc w:val="center"/>
       </w:pPr>
       <w:r>
@@ -137,7 +137,7 @@
     </w:p>
     <w:p>
       <w:pPr>
-        <w:spacing w:after="80" w:before="0" w:line="276" w:lineRule="auto"/>
+        <w:spacing w:after="120" w:line="276" w:lineRule="auto"/>
         <w:jc w:val="center"/>
       </w:pPr>
       <w:r>
@@ -152,7 +152,7 @@
     </w:p>
     <w:p>
       <w:pPr>
-        <w:spacing w:after="80" w:before="0" w:line="276" w:lineRule="auto"/>
+        <w:spacing w:after="120" w:line="276" w:lineRule="auto"/>
         <w:jc w:val="center"/>
       </w:pPr>
       <w:r>
@@ -167,7 +167,7 @@
     </w:p>
     <w:p>
       <w:pPr>
-        <w:spacing w:after="80" w:before="0" w:line="276" w:lineRule="auto"/>
+        <w:spacing w:after="120" w:line="276" w:lineRule="auto"/>
         <w:jc w:val="center"/>
       </w:pPr>
       <w:r>
@@ -182,7 +182,7 @@
     </w:p>
     <w:p>
       <w:pPr>
-        <w:spacing w:after="160" w:before="0" w:line="276" w:lineRule="auto"/>
+        <w:spacing w:after="120" w:line="276" w:lineRule="auto"/>
         <w:jc w:val="center"/>
       </w:pPr>
       <w:r>
@@ -196,7 +196,7 @@
     </w:p>
     <w:p>
       <w:pPr>
-        <w:spacing w:after="80" w:before="0" w:line="276" w:lineRule="auto"/>
+        <w:spacing w:after="120" w:line="276" w:lineRule="auto"/>
         <w:jc w:val="center"/>
       </w:pPr>
       <w:r>
@@ -211,7 +211,7 @@
     </w:p>
     <w:p>
       <w:pPr>
-        <w:spacing w:after="80" w:before="0" w:line="276" w:lineRule="auto"/>
+        <w:spacing w:after="120" w:line="276" w:lineRule="auto"/>
         <w:jc w:val="center"/>
       </w:pPr>
       <w:r>
@@ -226,7 +226,7 @@
     </w:p>
     <w:p>
       <w:pPr>
-        <w:spacing w:after="320" w:before="0" w:line="276" w:lineRule="auto"/>
+        <w:spacing w:after="280" w:line="276" w:lineRule="auto"/>
         <w:jc w:val="center"/>
       </w:pPr>
       <w:r>
@@ -240,7 +240,7 @@
     </w:p>
     <w:p>
       <w:pPr>
-        <w:spacing w:after="40" w:before="0" w:line="276" w:lineRule="auto"/>
+        <w:spacing w:after="120" w:line="276" w:lineRule="auto"/>
         <w:jc w:val="left"/>
       </w:pPr>
       <w:r>
@@ -255,7 +255,7 @@
     </w:p>
     <w:p>
       <w:pPr>
-        <w:spacing w:after="200" w:before="0" w:line="276" w:lineRule="auto"/>
+        <w:spacing w:after="120" w:line="276" w:lineRule="auto"/>
         <w:jc w:val="left"/>
       </w:pPr>
       <w:r>
@@ -270,7 +270,7 @@
     </w:p>
     <w:p>
       <w:pPr>
-        <w:spacing w:after="40" w:before="0" w:line="276" w:lineRule="auto"/>
+        <w:spacing w:after="120" w:line="276" w:lineRule="auto"/>
         <w:jc w:val="left"/>
       </w:pPr>
       <w:r>
@@ -285,7 +285,7 @@
     </w:p>
     <w:p>
       <w:pPr>
-        <w:spacing w:after="200" w:before="0" w:line="276" w:lineRule="auto"/>
+        <w:spacing w:after="120" w:line="276" w:lineRule="auto"/>
         <w:jc w:val="left"/>
       </w:pPr>
       <w:r>
@@ -300,7 +300,7 @@
     </w:p>
     <w:p>
       <w:pPr>
-        <w:spacing w:after="40" w:before="0" w:line="276" w:lineRule="auto"/>
+        <w:spacing w:after="120" w:line="276" w:lineRule="auto"/>
         <w:jc w:val="left"/>
       </w:pPr>
       <w:r>
@@ -315,7 +315,7 @@
     </w:p>
     <w:p>
       <w:pPr>
-        <w:spacing w:after="480" w:before="0" w:line="276" w:lineRule="auto"/>
+        <w:spacing w:after="120" w:line="276" w:lineRule="auto"/>
         <w:jc w:val="left"/>
       </w:pPr>
       <w:r>
@@ -330,7 +330,21 @@
     </w:p>
     <w:p>
       <w:pPr>
-        <w:spacing w:after="80" w:before="0" w:line="276" w:lineRule="auto"/>
+        <w:spacing w:after="360" w:line="276" w:lineRule="auto"/>
+        <w:jc w:val="center"/>
+      </w:pPr>
+      <w:r>
+        <w:rPr>
+          <w:rFonts w:ascii="Times New Roman" w:hAnsi="Times New Roman" w:eastAsia="Times New Roman"/>
+          <w:b w:val="0"/>
+          <w:i w:val="0"/>
+          <w:sz w:val="28"/>
+        </w:rPr>
+      </w:r>
+    </w:p>
+    <w:p>
+      <w:pPr>
+        <w:spacing w:after="120" w:line="276" w:lineRule="auto"/>
         <w:jc w:val="center"/>
       </w:pPr>
       <w:r>
@@ -350,7 +364,7 @@
     </w:p>
     <w:p>
       <w:pPr>
-        <w:spacing w:after="80" w:before="0" w:line="276" w:lineRule="auto"/>
+        <w:spacing w:after="120" w:line="276" w:lineRule="auto"/>
         <w:jc w:val="center"/>
       </w:pPr>
       <w:r>
@@ -365,7 +379,7 @@
     </w:p>
     <w:p>
       <w:pPr>
-        <w:spacing w:after="120" w:before="0" w:line="276" w:lineRule="auto"/>
+        <w:spacing w:after="120" w:line="276" w:lineRule="auto"/>
         <w:jc w:val="left"/>
       </w:pPr>
       <w:r>
@@ -380,7 +394,7 @@
     </w:p>
     <w:p>
       <w:pPr>
-        <w:spacing w:after="120" w:before="0" w:line="276" w:lineRule="auto"/>
+        <w:spacing w:after="120" w:line="276" w:lineRule="auto"/>
         <w:jc w:val="left"/>
       </w:pPr>
       <w:r>
@@ -395,7 +409,7 @@
     </w:p>
     <w:p>
       <w:pPr>
-        <w:spacing w:after="120" w:before="0" w:line="276" w:lineRule="auto"/>
+        <w:spacing w:after="120" w:line="276" w:lineRule="auto"/>
         <w:jc w:val="left"/>
       </w:pPr>
       <w:r>
@@ -405,12 +419,12 @@
           <w:i w:val="0"/>
           <w:sz w:val="24"/>
         </w:rPr>
-        <w:t>Контрольные вопросы …………………….……………………………………..8</w:t>
+        <w:t>Результаты работы сайта (скриншоты) …………………………………………..6</w:t>
       </w:r>
     </w:p>
     <w:p>
       <w:pPr>
-        <w:spacing w:after="120" w:before="0" w:line="276" w:lineRule="auto"/>
+        <w:spacing w:after="120" w:line="276" w:lineRule="auto"/>
         <w:jc w:val="left"/>
       </w:pPr>
       <w:r>
@@ -420,12 +434,12 @@
           <w:i w:val="0"/>
           <w:sz w:val="24"/>
         </w:rPr>
-        <w:t>ЗАКЛЮЧЕНИЕ….................................................................................................11</w:t>
+        <w:t>Контрольные вопросы …………………….……………………………………..9</w:t>
       </w:r>
     </w:p>
     <w:p>
       <w:pPr>
-        <w:spacing w:after="120" w:before="0" w:line="276" w:lineRule="auto"/>
+        <w:spacing w:after="120" w:line="276" w:lineRule="auto"/>
         <w:jc w:val="left"/>
       </w:pPr>
       <w:r>
@@ -435,7 +449,22 @@
           <w:i w:val="0"/>
           <w:sz w:val="24"/>
         </w:rPr>
-        <w:t>СПИСОК ИСПОЛЬЗУЕМЫХ ИСТОЧНИКОВ….............................................12</w:t>
+        <w:t>ЗАКЛЮЧЕНИЕ….................................................................................................10</w:t>
+      </w:r>
+    </w:p>
+    <w:p>
+      <w:pPr>
+        <w:spacing w:after="120" w:line="276" w:lineRule="auto"/>
+        <w:jc w:val="left"/>
+      </w:pPr>
+      <w:r>
+        <w:rPr>
+          <w:rFonts w:ascii="Times New Roman" w:hAnsi="Times New Roman" w:eastAsia="Times New Roman"/>
+          <w:b w:val="0"/>
+          <w:i w:val="0"/>
+          <w:sz w:val="24"/>
+        </w:rPr>
+        <w:t>СПИСОК ИСПОЛЬЗУЕМЫХ ИСТОЧНИКОВ….............................................11</w:t>
       </w:r>
     </w:p>
     <w:p>
@@ -445,7 +474,7 @@
     </w:p>
     <w:p>
       <w:pPr>
-        <w:spacing w:after="80" w:before="0" w:line="276" w:lineRule="auto"/>
+        <w:spacing w:after="120" w:line="276" w:lineRule="auto"/>
         <w:jc w:val="center"/>
       </w:pPr>
       <w:r>
@@ -460,7 +489,7 @@
     </w:p>
     <w:p>
       <w:pPr>
-        <w:spacing w:after="120" w:before="0" w:line="276" w:lineRule="auto"/>
+        <w:spacing w:after="120" w:line="276" w:lineRule="auto"/>
         <w:ind w:firstLine="709"/>
         <w:jc w:val="both"/>
       </w:pPr>
@@ -471,12 +500,12 @@
           <w:i w:val="0"/>
           <w:sz w:val="28"/>
         </w:rPr>
-        <w:t>Лабораторный практикум для обучающихся по направлению 09.03.02 – Информационные системы и технологии разработан на кафедре информационных технологий. Данный материал использован для подготовки к выполнению лабораторных работ по курсу «Web-разработка».</w:t>
+        <w:t>Лабораторный практикум для обучающихся по направлению 09.03.02 – Информационные системы и технологии разработан на кафедре информационных технологий. Материал использован для подготовки к лабораторным работам по курсу «Web-разработка».</w:t>
       </w:r>
     </w:p>
     <w:p>
       <w:pPr>
-        <w:spacing w:after="120" w:before="0" w:line="276" w:lineRule="auto"/>
+        <w:spacing w:after="120" w:line="276" w:lineRule="auto"/>
         <w:ind w:firstLine="709"/>
         <w:jc w:val="both"/>
       </w:pPr>
@@ -487,7 +516,7 @@
           <w:i w:val="0"/>
           <w:sz w:val="28"/>
         </w:rPr>
-        <w:t>Большое внимание уделено созданию сайтов, применению языков разметки и стилей, а также разработке учебных веб-страниц с использованием HTML и CSS. Каждая лабораторная работа содержит теоретический материал, практическое задание и контрольные вопросы.</w:t>
+        <w:t>В работе рассматриваются создание учебных сайтов, применение HTML и CSS, а также оформление интерфейсов. Каждая лабораторная содержит задание, описание проекта, результаты (включая скриншоты) и контрольные вопросы.</w:t>
       </w:r>
     </w:p>
     <w:p>
@@ -497,7 +526,7 @@
     </w:p>
     <w:p>
       <w:pPr>
-        <w:spacing w:after="80" w:before="0" w:line="276" w:lineRule="auto"/>
+        <w:spacing w:after="120" w:line="276" w:lineRule="auto"/>
         <w:jc w:val="center"/>
       </w:pPr>
       <w:r>
@@ -512,7 +541,7 @@
     </w:p>
     <w:p>
       <w:pPr>
-        <w:spacing w:after="120" w:before="0" w:line="276" w:lineRule="auto"/>
+        <w:spacing w:after="120" w:line="276" w:lineRule="auto"/>
         <w:ind w:firstLine="709"/>
         <w:jc w:val="both"/>
       </w:pPr>
@@ -523,26 +552,12 @@
           <w:i w:val="0"/>
           <w:sz w:val="28"/>
         </w:rPr>
-        <w:t>Цель: закрепить полученные знания и научиться анализировать техническое задание, реализовав многосекционный сайт студии по выбранному варианту ТЗ.</w:t>
+        <w:t>Цель: закрепить знания и научиться анализировать ТЗ, реализовав сайт студии по варианту.</w:t>
       </w:r>
     </w:p>
     <w:p>
       <w:pPr>
-        <w:spacing w:after="80" w:before="0" w:line="276" w:lineRule="auto"/>
-        <w:jc w:val="both"/>
-      </w:pPr>
-      <w:r>
-        <w:rPr>
-          <w:rFonts w:ascii="Times New Roman" w:hAnsi="Times New Roman" w:eastAsia="Times New Roman"/>
-          <w:b w:val="0"/>
-          <w:i w:val="0"/>
-          <w:sz w:val="28"/>
-        </w:rPr>
-      </w:r>
-    </w:p>
-    <w:p>
-      <w:pPr>
-        <w:spacing w:after="120" w:before="0" w:line="276" w:lineRule="auto"/>
+        <w:spacing w:after="120" w:line="276" w:lineRule="auto"/>
         <w:jc w:val="left"/>
       </w:pPr>
       <w:r>
@@ -557,7 +572,7 @@
     </w:p>
     <w:p>
       <w:pPr>
-        <w:spacing w:after="120" w:before="0" w:line="276" w:lineRule="auto"/>
+        <w:spacing w:after="120" w:line="276" w:lineRule="auto"/>
         <w:ind w:firstLine="709"/>
         <w:jc w:val="both"/>
       </w:pPr>
@@ -568,12 +583,12 @@
           <w:i w:val="0"/>
           <w:sz w:val="28"/>
         </w:rPr>
-        <w:t>Создать сайт по техническому заданию в соответствии с вариантом (контент и структура по ТЗ). В качестве варианта реализована студия веб-дизайна «Пиксель»: навигация, блоки о студии/услугах/дизайнах/контактах, форма заявки, единый визуальный стиль.</w:t>
+        <w:t>Создать сайт по ТЗ: студия «Пиксель» — навигация, услуги, дизайны/темы, контакты, форма.</w:t>
       </w:r>
     </w:p>
     <w:p>
       <w:pPr>
-        <w:spacing w:after="120" w:before="0" w:line="276" w:lineRule="auto"/>
+        <w:spacing w:after="120" w:line="276" w:lineRule="auto"/>
         <w:jc w:val="left"/>
       </w:pPr>
       <w:r>
@@ -588,7 +603,7 @@
     </w:p>
     <w:p>
       <w:pPr>
-        <w:spacing w:after="120" w:before="0" w:line="276" w:lineRule="auto"/>
+        <w:spacing w:after="120" w:line="276" w:lineRule="auto"/>
         <w:ind w:firstLine="709"/>
         <w:jc w:val="both"/>
       </w:pPr>
@@ -599,12 +614,12 @@
           <w:i w:val="0"/>
           <w:sz w:val="28"/>
         </w:rPr>
-        <w:t>Современный лендинг студии «Пиксель»: шапка с меню; блоки «О сайте», «Услуги» (лендинг, магазин, портфолио, медиа), «Дизайны» с переключением тем (аниме / fashion / folio), «О нас», «Контакты» с формой. Интерактив: стеклянные карточки, частицы, смена темы сайта.</w:t>
+        <w:t>Лендинг студии «Пиксель» с блоками услуг и тремя визуальными мирами (аниме / fashion / folio).</w:t>
       </w:r>
     </w:p>
     <w:p>
       <w:pPr>
-        <w:spacing w:after="120" w:before="0" w:line="276" w:lineRule="auto"/>
+        <w:spacing w:after="120" w:line="276" w:lineRule="auto"/>
         <w:jc w:val="left"/>
       </w:pPr>
       <w:r>
@@ -619,7 +634,7 @@
     </w:p>
     <w:p>
       <w:pPr>
-        <w:spacing w:after="120" w:before="0" w:line="276" w:lineRule="auto"/>
+        <w:spacing w:after="120" w:line="276" w:lineRule="auto"/>
         <w:ind w:firstLine="709"/>
         <w:jc w:val="both"/>
       </w:pPr>
@@ -630,12 +645,12 @@
           <w:i w:val="0"/>
           <w:sz w:val="28"/>
         </w:rPr>
-        <w:t>HTML5 + CSS3 + JavaScript без фреймворков. Шрифты Manrope, Unbounded и др.; темы через body[data-theme]; ресурсы в lab4/src/ (main.css, main.js, img/).</w:t>
+        <w:t>HTML5 + CSS3 + JavaScript. Файлы: lab4/index.html, lab4/src/main.css, main.js, img/.</w:t>
       </w:r>
     </w:p>
     <w:p>
       <w:pPr>
-        <w:spacing w:after="120" w:before="0" w:line="276" w:lineRule="auto"/>
+        <w:spacing w:after="120" w:line="276" w:lineRule="auto"/>
         <w:jc w:val="left"/>
       </w:pPr>
       <w:r>
@@ -650,7 +665,7 @@
     </w:p>
     <w:p>
       <w:pPr>
-        <w:spacing w:after="120" w:before="0" w:line="276" w:lineRule="auto"/>
+        <w:spacing w:after="120" w:line="276" w:lineRule="auto"/>
         <w:ind w:firstLine="709"/>
         <w:jc w:val="both"/>
       </w:pPr>
@@ -661,12 +676,12 @@
           <w:i w:val="0"/>
           <w:sz w:val="28"/>
         </w:rPr>
-        <w:t>Код: lab4/index.html, lab4/src/main.css, lab4/src/main.js, lab4/src/img/.</w:t>
+        <w:t>Код в lab4/.</w:t>
       </w:r>
     </w:p>
     <w:p>
       <w:pPr>
-        <w:spacing w:after="120" w:before="0" w:line="276" w:lineRule="auto"/>
+        <w:spacing w:after="120" w:line="276" w:lineRule="auto"/>
         <w:jc w:val="left"/>
       </w:pPr>
       <w:r>
@@ -681,7 +696,7 @@
     </w:p>
     <w:p>
       <w:pPr>
-        <w:spacing w:after="120" w:before="0" w:line="276" w:lineRule="auto"/>
+        <w:spacing w:after="120" w:line="276" w:lineRule="auto"/>
         <w:ind w:firstLine="709"/>
         <w:jc w:val="both"/>
       </w:pPr>
@@ -692,12 +707,86 @@
           <w:i w:val="0"/>
           <w:sz w:val="28"/>
         </w:rPr>
-        <w:t>Сайт открывается локально и на GitHub Pages: https://furfantom1331fur.github.io/Web-Design/lab4/. Навигация по якорям работает; формы и смена визуальных тем отрабатывают; структура соответствует заявленному ТЗ студии «Пиксель».</w:t>
+        <w:t>Сайт: https://furfantom1331fur.github.io/Web-Design/lab4/</w:t>
+      </w:r>
+    </w:p>
+    <w:p>
+      <w:r>
+        <w:br w:type="page"/>
       </w:r>
     </w:p>
     <w:p>
       <w:pPr>
-        <w:spacing w:after="80" w:before="0" w:line="276" w:lineRule="auto"/>
+        <w:spacing w:after="120" w:line="276" w:lineRule="auto"/>
+        <w:jc w:val="center"/>
+      </w:pPr>
+      <w:r>
+        <w:rPr>
+          <w:rFonts w:ascii="Times New Roman" w:hAnsi="Times New Roman" w:eastAsia="Times New Roman"/>
+          <w:b/>
+          <w:i w:val="0"/>
+          <w:sz w:val="28"/>
+        </w:rPr>
+        <w:t>Результаты работы сайта (скриншоты)</w:t>
+      </w:r>
+    </w:p>
+    <w:p>
+      <w:pPr>
+        <w:spacing w:after="80" w:line="276" w:lineRule="auto"/>
+        <w:jc w:val="center"/>
+      </w:pPr>
+      <w:r>
+        <w:rPr>
+          <w:rFonts w:ascii="Times New Roman" w:hAnsi="Times New Roman" w:eastAsia="Times New Roman"/>
+          <w:b w:val="0"/>
+          <w:i/>
+          <w:sz w:val="24"/>
+        </w:rPr>
+        <w:t>Тема Fashion</w:t>
+      </w:r>
+    </w:p>
+    <w:p>
+      <w:pPr>
+        <w:jc w:val="center"/>
+      </w:pPr>
+      <w:r>
+        <w:drawing>
+          <wp:inline xmlns:a="http://schemas.openxmlformats.org/drawingml/2006/main" xmlns:pic="http://schemas.openxmlformats.org/drawingml/2006/picture">
+            <wp:extent cx="5212080" cy="4076775"/>
+            <wp:docPr id="1" name="Picture 1"/>
+            <wp:cNvGraphicFramePr>
+              <a:graphicFrameLocks noChangeAspect="1"/>
+            </wp:cNvGraphicFramePr>
+            <a:graphic>
+              <a:graphicData uri="http://schemas.openxmlformats.org/drawingml/2006/picture">
+                <pic:pic>
+                  <pic:nvPicPr>
+                    <pic:cNvPr id="0" name="fashion.jpg"/>
+                    <pic:cNvPicPr/>
+                  </pic:nvPicPr>
+                  <pic:blipFill>
+                    <a:blip r:embed="rId9"/>
+                    <a:stretch>
+                      <a:fillRect/>
+                    </a:stretch>
+                  </pic:blipFill>
+                  <pic:spPr>
+                    <a:xfrm>
+                      <a:off x="0" y="0"/>
+                      <a:ext cx="5212080" cy="4076775"/>
+                    </a:xfrm>
+                    <a:prstGeom prst="rect"/>
+                  </pic:spPr>
+                </pic:pic>
+              </a:graphicData>
+            </a:graphic>
+          </wp:inline>
+        </w:drawing>
+      </w:r>
+    </w:p>
+    <w:p>
+      <w:pPr>
+        <w:spacing w:after="160" w:line="276" w:lineRule="auto"/>
         <w:jc w:val="both"/>
       </w:pPr>
       <w:r>
@@ -711,7 +800,347 @@
     </w:p>
     <w:p>
       <w:pPr>
-        <w:spacing w:after="120" w:before="0" w:line="276" w:lineRule="auto"/>
+        <w:spacing w:after="80" w:line="276" w:lineRule="auto"/>
+        <w:jc w:val="center"/>
+      </w:pPr>
+      <w:r>
+        <w:rPr>
+          <w:rFonts w:ascii="Times New Roman" w:hAnsi="Times New Roman" w:eastAsia="Times New Roman"/>
+          <w:b w:val="0"/>
+          <w:i/>
+          <w:sz w:val="24"/>
+        </w:rPr>
+        <w:t>Тема Folio</w:t>
+      </w:r>
+    </w:p>
+    <w:p>
+      <w:pPr>
+        <w:jc w:val="center"/>
+      </w:pPr>
+      <w:r>
+        <w:drawing>
+          <wp:inline xmlns:a="http://schemas.openxmlformats.org/drawingml/2006/main" xmlns:pic="http://schemas.openxmlformats.org/drawingml/2006/picture">
+            <wp:extent cx="5212080" cy="9265920"/>
+            <wp:docPr id="2" name="Picture 2"/>
+            <wp:cNvGraphicFramePr>
+              <a:graphicFrameLocks noChangeAspect="1"/>
+            </wp:cNvGraphicFramePr>
+            <a:graphic>
+              <a:graphicData uri="http://schemas.openxmlformats.org/drawingml/2006/picture">
+                <pic:pic>
+                  <pic:nvPicPr>
+                    <pic:cNvPr id="0" name="folio.jpg"/>
+                    <pic:cNvPicPr/>
+                  </pic:nvPicPr>
+                  <pic:blipFill>
+                    <a:blip r:embed="rId10"/>
+                    <a:stretch>
+                      <a:fillRect/>
+                    </a:stretch>
+                  </pic:blipFill>
+                  <pic:spPr>
+                    <a:xfrm>
+                      <a:off x="0" y="0"/>
+                      <a:ext cx="5212080" cy="9265920"/>
+                    </a:xfrm>
+                    <a:prstGeom prst="rect"/>
+                  </pic:spPr>
+                </pic:pic>
+              </a:graphicData>
+            </a:graphic>
+          </wp:inline>
+        </w:drawing>
+      </w:r>
+    </w:p>
+    <w:p>
+      <w:pPr>
+        <w:spacing w:after="160" w:line="276" w:lineRule="auto"/>
+        <w:jc w:val="both"/>
+      </w:pPr>
+      <w:r>
+        <w:rPr>
+          <w:rFonts w:ascii="Times New Roman" w:hAnsi="Times New Roman" w:eastAsia="Times New Roman"/>
+          <w:b w:val="0"/>
+          <w:i w:val="0"/>
+          <w:sz w:val="28"/>
+        </w:rPr>
+      </w:r>
+    </w:p>
+    <w:p>
+      <w:pPr>
+        <w:spacing w:after="80" w:line="276" w:lineRule="auto"/>
+        <w:jc w:val="center"/>
+      </w:pPr>
+      <w:r>
+        <w:rPr>
+          <w:rFonts w:ascii="Times New Roman" w:hAnsi="Times New Roman" w:eastAsia="Times New Roman"/>
+          <w:b w:val="0"/>
+          <w:i/>
+          <w:sz w:val="24"/>
+        </w:rPr>
+        <w:t>Досье / референс</w:t>
+      </w:r>
+    </w:p>
+    <w:p>
+      <w:pPr>
+        <w:jc w:val="center"/>
+      </w:pPr>
+      <w:r>
+        <w:drawing>
+          <wp:inline xmlns:a="http://schemas.openxmlformats.org/drawingml/2006/main" xmlns:pic="http://schemas.openxmlformats.org/drawingml/2006/picture">
+            <wp:extent cx="5212080" cy="7081630"/>
+            <wp:docPr id="3" name="Picture 3"/>
+            <wp:cNvGraphicFramePr>
+              <a:graphicFrameLocks noChangeAspect="1"/>
+            </wp:cNvGraphicFramePr>
+            <a:graphic>
+              <a:graphicData uri="http://schemas.openxmlformats.org/drawingml/2006/picture">
+                <pic:pic>
+                  <pic:nvPicPr>
+                    <pic:cNvPr id="0" name="dossier.jpg"/>
+                    <pic:cNvPicPr/>
+                  </pic:nvPicPr>
+                  <pic:blipFill>
+                    <a:blip r:embed="rId11"/>
+                    <a:stretch>
+                      <a:fillRect/>
+                    </a:stretch>
+                  </pic:blipFill>
+                  <pic:spPr>
+                    <a:xfrm>
+                      <a:off x="0" y="0"/>
+                      <a:ext cx="5212080" cy="7081630"/>
+                    </a:xfrm>
+                    <a:prstGeom prst="rect"/>
+                  </pic:spPr>
+                </pic:pic>
+              </a:graphicData>
+            </a:graphic>
+          </wp:inline>
+        </w:drawing>
+      </w:r>
+    </w:p>
+    <w:p>
+      <w:pPr>
+        <w:spacing w:after="160" w:line="276" w:lineRule="auto"/>
+        <w:jc w:val="both"/>
+      </w:pPr>
+      <w:r>
+        <w:rPr>
+          <w:rFonts w:ascii="Times New Roman" w:hAnsi="Times New Roman" w:eastAsia="Times New Roman"/>
+          <w:b w:val="0"/>
+          <w:i w:val="0"/>
+          <w:sz w:val="28"/>
+        </w:rPr>
+      </w:r>
+    </w:p>
+    <w:p>
+      <w:pPr>
+        <w:spacing w:after="80" w:line="276" w:lineRule="auto"/>
+        <w:jc w:val="center"/>
+      </w:pPr>
+      <w:r>
+        <w:rPr>
+          <w:rFonts w:ascii="Times New Roman" w:hAnsi="Times New Roman" w:eastAsia="Times New Roman"/>
+          <w:b w:val="0"/>
+          <w:i/>
+          <w:sz w:val="24"/>
+        </w:rPr>
+        <w:t>Персонаж аниме</w:t>
+      </w:r>
+    </w:p>
+    <w:p>
+      <w:pPr>
+        <w:jc w:val="center"/>
+      </w:pPr>
+      <w:r>
+        <w:drawing>
+          <wp:inline xmlns:a="http://schemas.openxmlformats.org/drawingml/2006/main" xmlns:pic="http://schemas.openxmlformats.org/drawingml/2006/picture">
+            <wp:extent cx="5212080" cy="10263978"/>
+            <wp:docPr id="4" name="Picture 4"/>
+            <wp:cNvGraphicFramePr>
+              <a:graphicFrameLocks noChangeAspect="1"/>
+            </wp:cNvGraphicFramePr>
+            <a:graphic>
+              <a:graphicData uri="http://schemas.openxmlformats.org/drawingml/2006/picture">
+                <pic:pic>
+                  <pic:nvPicPr>
+                    <pic:cNvPr id="0" name="anime-hero.png"/>
+                    <pic:cNvPicPr/>
+                  </pic:nvPicPr>
+                  <pic:blipFill>
+                    <a:blip r:embed="rId12"/>
+                    <a:stretch>
+                      <a:fillRect/>
+                    </a:stretch>
+                  </pic:blipFill>
+                  <pic:spPr>
+                    <a:xfrm>
+                      <a:off x="0" y="0"/>
+                      <a:ext cx="5212080" cy="10263978"/>
+                    </a:xfrm>
+                    <a:prstGeom prst="rect"/>
+                  </pic:spPr>
+                </pic:pic>
+              </a:graphicData>
+            </a:graphic>
+          </wp:inline>
+        </w:drawing>
+      </w:r>
+    </w:p>
+    <w:p>
+      <w:pPr>
+        <w:spacing w:after="160" w:line="276" w:lineRule="auto"/>
+        <w:jc w:val="both"/>
+      </w:pPr>
+      <w:r>
+        <w:rPr>
+          <w:rFonts w:ascii="Times New Roman" w:hAnsi="Times New Roman" w:eastAsia="Times New Roman"/>
+          <w:b w:val="0"/>
+          <w:i w:val="0"/>
+          <w:sz w:val="28"/>
+        </w:rPr>
+      </w:r>
+    </w:p>
+    <w:p>
+      <w:pPr>
+        <w:spacing w:after="80" w:line="276" w:lineRule="auto"/>
+        <w:jc w:val="center"/>
+      </w:pPr>
+      <w:r>
+        <w:rPr>
+          <w:rFonts w:ascii="Times New Roman" w:hAnsi="Times New Roman" w:eastAsia="Times New Roman"/>
+          <w:b w:val="0"/>
+          <w:i/>
+          <w:sz w:val="24"/>
+        </w:rPr>
+        <w:t>Fashion-герой</w:t>
+      </w:r>
+    </w:p>
+    <w:p>
+      <w:pPr>
+        <w:jc w:val="center"/>
+      </w:pPr>
+      <w:r>
+        <w:drawing>
+          <wp:inline xmlns:a="http://schemas.openxmlformats.org/drawingml/2006/main" xmlns:pic="http://schemas.openxmlformats.org/drawingml/2006/picture">
+            <wp:extent cx="5212080" cy="17626307"/>
+            <wp:docPr id="5" name="Picture 5"/>
+            <wp:cNvGraphicFramePr>
+              <a:graphicFrameLocks noChangeAspect="1"/>
+            </wp:cNvGraphicFramePr>
+            <a:graphic>
+              <a:graphicData uri="http://schemas.openxmlformats.org/drawingml/2006/picture">
+                <pic:pic>
+                  <pic:nvPicPr>
+                    <pic:cNvPr id="0" name="fashion-hero.png"/>
+                    <pic:cNvPicPr/>
+                  </pic:nvPicPr>
+                  <pic:blipFill>
+                    <a:blip r:embed="rId13"/>
+                    <a:stretch>
+                      <a:fillRect/>
+                    </a:stretch>
+                  </pic:blipFill>
+                  <pic:spPr>
+                    <a:xfrm>
+                      <a:off x="0" y="0"/>
+                      <a:ext cx="5212080" cy="17626307"/>
+                    </a:xfrm>
+                    <a:prstGeom prst="rect"/>
+                  </pic:spPr>
+                </pic:pic>
+              </a:graphicData>
+            </a:graphic>
+          </wp:inline>
+        </w:drawing>
+      </w:r>
+    </w:p>
+    <w:p>
+      <w:pPr>
+        <w:spacing w:after="160" w:line="276" w:lineRule="auto"/>
+        <w:jc w:val="both"/>
+      </w:pPr>
+      <w:r>
+        <w:rPr>
+          <w:rFonts w:ascii="Times New Roman" w:hAnsi="Times New Roman" w:eastAsia="Times New Roman"/>
+          <w:b w:val="0"/>
+          <w:i w:val="0"/>
+          <w:sz w:val="28"/>
+        </w:rPr>
+      </w:r>
+    </w:p>
+    <w:p>
+      <w:pPr>
+        <w:spacing w:after="80" w:line="276" w:lineRule="auto"/>
+        <w:jc w:val="center"/>
+      </w:pPr>
+      <w:r>
+        <w:rPr>
+          <w:rFonts w:ascii="Times New Roman" w:hAnsi="Times New Roman" w:eastAsia="Times New Roman"/>
+          <w:b w:val="0"/>
+          <w:i/>
+          <w:sz w:val="24"/>
+        </w:rPr>
+        <w:t>Folio-герой</w:t>
+      </w:r>
+    </w:p>
+    <w:p>
+      <w:pPr>
+        <w:jc w:val="center"/>
+      </w:pPr>
+      <w:r>
+        <w:drawing>
+          <wp:inline xmlns:a="http://schemas.openxmlformats.org/drawingml/2006/main" xmlns:pic="http://schemas.openxmlformats.org/drawingml/2006/picture">
+            <wp:extent cx="5212080" cy="11898284"/>
+            <wp:docPr id="6" name="Picture 6"/>
+            <wp:cNvGraphicFramePr>
+              <a:graphicFrameLocks noChangeAspect="1"/>
+            </wp:cNvGraphicFramePr>
+            <a:graphic>
+              <a:graphicData uri="http://schemas.openxmlformats.org/drawingml/2006/picture">
+                <pic:pic>
+                  <pic:nvPicPr>
+                    <pic:cNvPr id="0" name="folio-hero.png"/>
+                    <pic:cNvPicPr/>
+                  </pic:nvPicPr>
+                  <pic:blipFill>
+                    <a:blip r:embed="rId14"/>
+                    <a:stretch>
+                      <a:fillRect/>
+                    </a:stretch>
+                  </pic:blipFill>
+                  <pic:spPr>
+                    <a:xfrm>
+                      <a:off x="0" y="0"/>
+                      <a:ext cx="5212080" cy="11898284"/>
+                    </a:xfrm>
+                    <a:prstGeom prst="rect"/>
+                  </pic:spPr>
+                </pic:pic>
+              </a:graphicData>
+            </a:graphic>
+          </wp:inline>
+        </w:drawing>
+      </w:r>
+    </w:p>
+    <w:p>
+      <w:pPr>
+        <w:spacing w:after="160" w:line="276" w:lineRule="auto"/>
+        <w:jc w:val="both"/>
+      </w:pPr>
+      <w:r>
+        <w:rPr>
+          <w:rFonts w:ascii="Times New Roman" w:hAnsi="Times New Roman" w:eastAsia="Times New Roman"/>
+          <w:b w:val="0"/>
+          <w:i w:val="0"/>
+          <w:sz w:val="28"/>
+        </w:rPr>
+      </w:r>
+    </w:p>
+    <w:p>
+      <w:pPr>
+        <w:spacing w:after="120" w:line="276" w:lineRule="auto"/>
         <w:jc w:val="left"/>
       </w:pPr>
       <w:r>
@@ -726,7 +1155,7 @@
     </w:p>
     <w:p>
       <w:pPr>
-        <w:spacing w:after="120" w:before="0" w:line="276" w:lineRule="auto"/>
+        <w:spacing w:after="120" w:line="276" w:lineRule="auto"/>
         <w:ind w:firstLine="425"/>
         <w:jc w:val="left"/>
       </w:pPr>
@@ -737,12 +1166,12 @@
           <w:i w:val="0"/>
           <w:sz w:val="28"/>
         </w:rPr>
-        <w:t>1. Что такое техническое задание и зачем оно нужно веб-разработчику?</w:t>
+        <w:t>1. Что такое ТЗ?</w:t>
       </w:r>
     </w:p>
     <w:p>
       <w:pPr>
-        <w:spacing w:after="120" w:before="0" w:line="276" w:lineRule="auto"/>
+        <w:spacing w:after="120" w:line="276" w:lineRule="auto"/>
         <w:ind w:firstLine="425"/>
         <w:jc w:val="left"/>
       </w:pPr>
@@ -753,12 +1182,12 @@
           <w:i w:val="0"/>
           <w:sz w:val="28"/>
         </w:rPr>
-        <w:t>2. Какие основные этапы создания сайта по ТЗ?</w:t>
+        <w:t>2. Этапы создания сайта по ТЗ?</w:t>
       </w:r>
     </w:p>
     <w:p>
       <w:pPr>
-        <w:spacing w:after="120" w:before="0" w:line="276" w:lineRule="auto"/>
+        <w:spacing w:after="120" w:line="276" w:lineRule="auto"/>
         <w:ind w:firstLine="425"/>
         <w:jc w:val="left"/>
       </w:pPr>
@@ -769,12 +1198,12 @@
           <w:i w:val="0"/>
           <w:sz w:val="28"/>
         </w:rPr>
-        <w:t>3. В чём смысл адаптивной вёрстки?</w:t>
+        <w:t>3. Зачем адаптив?</w:t>
       </w:r>
     </w:p>
     <w:p>
       <w:pPr>
-        <w:spacing w:after="120" w:before="0" w:line="276" w:lineRule="auto"/>
+        <w:spacing w:after="120" w:line="276" w:lineRule="auto"/>
         <w:ind w:firstLine="425"/>
         <w:jc w:val="left"/>
       </w:pPr>
@@ -785,12 +1214,12 @@
           <w:i w:val="0"/>
           <w:sz w:val="28"/>
         </w:rPr>
-        <w:t>4. Какие технологии использованы в проекте (HTML, CSS, JS) и зачем каждая из них?</w:t>
+        <w:t>4. Зачем HTML/CSS/JS в проекте?</w:t>
       </w:r>
     </w:p>
     <w:p>
       <w:pPr>
-        <w:spacing w:after="120" w:before="0" w:line="276" w:lineRule="auto"/>
+        <w:spacing w:after="120" w:line="276" w:lineRule="auto"/>
         <w:ind w:firstLine="425"/>
         <w:jc w:val="left"/>
       </w:pPr>
@@ -801,7 +1230,7 @@
           <w:i w:val="0"/>
           <w:sz w:val="28"/>
         </w:rPr>
-        <w:t>5. Как организовать единый стиль на многосекционном сайте?</w:t>
+        <w:t>5. Как держать единый стиль?</w:t>
       </w:r>
     </w:p>
     <w:p>
@@ -811,7 +1240,7 @@
     </w:p>
     <w:p>
       <w:pPr>
-        <w:spacing w:after="80" w:before="0" w:line="276" w:lineRule="auto"/>
+        <w:spacing w:after="120" w:line="276" w:lineRule="auto"/>
         <w:jc w:val="center"/>
       </w:pPr>
       <w:r>
@@ -826,7 +1255,7 @@
     </w:p>
     <w:p>
       <w:pPr>
-        <w:spacing w:after="120" w:before="0" w:line="276" w:lineRule="auto"/>
+        <w:spacing w:after="120" w:line="276" w:lineRule="auto"/>
         <w:ind w:firstLine="709"/>
         <w:jc w:val="both"/>
       </w:pPr>
@@ -837,7 +1266,7 @@
           <w:i w:val="0"/>
           <w:sz w:val="28"/>
         </w:rPr>
-        <w:t>В ходе лабораторной работы № 4 по техническому заданию разработан сайт студии «Пиксель»: структура разделов, навигация, визуальный стиль и интерактивные элементы. Получен опыт анализа ТЗ и сборки законченного учебного веб-проекта. Цель работы достигнута.</w:t>
+        <w:t>По ТЗ собран сайт студии «Пиксель». Цель достигнута.</w:t>
       </w:r>
     </w:p>
     <w:p>
@@ -847,7 +1276,7 @@
     </w:p>
     <w:p>
       <w:pPr>
-        <w:spacing w:after="80" w:before="0" w:line="276" w:lineRule="auto"/>
+        <w:spacing w:after="120" w:line="276" w:lineRule="auto"/>
         <w:jc w:val="center"/>
       </w:pPr>
       <w:r>
@@ -862,8 +1291,7 @@
     </w:p>
     <w:p>
       <w:pPr>
-        <w:spacing w:after="120" w:before="0" w:line="276" w:lineRule="auto"/>
-        <w:ind w:firstLine="0"/>
+        <w:spacing w:after="120" w:line="276" w:lineRule="auto"/>
         <w:jc w:val="left"/>
       </w:pPr>
       <w:r>
@@ -878,8 +1306,7 @@
     </w:p>
     <w:p>
       <w:pPr>
-        <w:spacing w:after="120" w:before="0" w:line="276" w:lineRule="auto"/>
-        <w:ind w:firstLine="0"/>
+        <w:spacing w:after="120" w:line="276" w:lineRule="auto"/>
         <w:jc w:val="left"/>
       </w:pPr>
       <w:r>
@@ -889,7 +1316,7 @@
           <w:i w:val="0"/>
           <w:sz w:val="28"/>
         </w:rPr>
-        <w:t>2. Репозиторий учебных работ: https://github.com/FURFanTom1331FUR/Web-Design</w:t>
+        <w:t>2. Репозиторий: https://github.com/FURFanTom1331FUR/Web-Design</w:t>
       </w:r>
     </w:p>
     <w:sectPr>
@@ -1265,10 +1692,6 @@
     <w:name w:val="Normal"/>
     <w:qFormat/>
     <w:rsid w:val="00FC693F"/>
-    <w:rPr>
-      <w:rFonts w:ascii="Times New Roman" w:hAnsi="Times New Roman"/>
-      <w:sz w:val="28"/>
-    </w:rPr>
   </w:style>
   <w:style w:type="paragraph" w:styleId="Header">
     <w:name w:val="header"/>

--- a/lab4/Otchet_Lab4_Web-Dizayn.docx
+++ b/lab4/Otchet_Lab4_Web-Dizayn.docx
@@ -742,7 +742,7 @@
           <w:i/>
           <w:sz w:val="24"/>
         </w:rPr>
-        <w:t>Тема Fashion</w:t>
+        <w:t>Главная</w:t>
       </w:r>
     </w:p>
     <w:p>
@@ -752,7 +752,7 @@
       <w:r>
         <w:drawing>
           <wp:inline xmlns:a="http://schemas.openxmlformats.org/drawingml/2006/main" xmlns:pic="http://schemas.openxmlformats.org/drawingml/2006/picture">
-            <wp:extent cx="5212080" cy="4076775"/>
+            <wp:extent cx="5212080" cy="2671191"/>
             <wp:docPr id="1" name="Picture 1"/>
             <wp:cNvGraphicFramePr>
               <a:graphicFrameLocks noChangeAspect="1"/>
@@ -761,7 +761,7 @@
               <a:graphicData uri="http://schemas.openxmlformats.org/drawingml/2006/picture">
                 <pic:pic>
                   <pic:nvPicPr>
-                    <pic:cNvPr id="0" name="fashion.jpg"/>
+                    <pic:cNvPr id="0" name="01_home.png"/>
                     <pic:cNvPicPr/>
                   </pic:nvPicPr>
                   <pic:blipFill>
@@ -773,7 +773,7 @@
                   <pic:spPr>
                     <a:xfrm>
                       <a:off x="0" y="0"/>
-                      <a:ext cx="5212080" cy="4076775"/>
+                      <a:ext cx="5212080" cy="2671191"/>
                     </a:xfrm>
                     <a:prstGeom prst="rect"/>
                   </pic:spPr>
@@ -810,7 +810,7 @@
           <w:i/>
           <w:sz w:val="24"/>
         </w:rPr>
-        <w:t>Тема Folio</w:t>
+        <w:t>Услуги</w:t>
       </w:r>
     </w:p>
     <w:p>
@@ -820,7 +820,7 @@
       <w:r>
         <w:drawing>
           <wp:inline xmlns:a="http://schemas.openxmlformats.org/drawingml/2006/main" xmlns:pic="http://schemas.openxmlformats.org/drawingml/2006/picture">
-            <wp:extent cx="5212080" cy="9265920"/>
+            <wp:extent cx="5212080" cy="2671191"/>
             <wp:docPr id="2" name="Picture 2"/>
             <wp:cNvGraphicFramePr>
               <a:graphicFrameLocks noChangeAspect="1"/>
@@ -829,7 +829,7 @@
               <a:graphicData uri="http://schemas.openxmlformats.org/drawingml/2006/picture">
                 <pic:pic>
                   <pic:nvPicPr>
-                    <pic:cNvPr id="0" name="folio.jpg"/>
+                    <pic:cNvPr id="0" name="02_services.png"/>
                     <pic:cNvPicPr/>
                   </pic:nvPicPr>
                   <pic:blipFill>
@@ -841,7 +841,7 @@
                   <pic:spPr>
                     <a:xfrm>
                       <a:off x="0" y="0"/>
-                      <a:ext cx="5212080" cy="9265920"/>
+                      <a:ext cx="5212080" cy="2671191"/>
                     </a:xfrm>
                     <a:prstGeom prst="rect"/>
                   </pic:spPr>
@@ -878,7 +878,7 @@
           <w:i/>
           <w:sz w:val="24"/>
         </w:rPr>
-        <w:t>Досье / референс</w:t>
+        <w:t>Дизайны</w:t>
       </w:r>
     </w:p>
     <w:p>
@@ -888,7 +888,7 @@
       <w:r>
         <w:drawing>
           <wp:inline xmlns:a="http://schemas.openxmlformats.org/drawingml/2006/main" xmlns:pic="http://schemas.openxmlformats.org/drawingml/2006/picture">
-            <wp:extent cx="5212080" cy="7081630"/>
+            <wp:extent cx="5212080" cy="2671191"/>
             <wp:docPr id="3" name="Picture 3"/>
             <wp:cNvGraphicFramePr>
               <a:graphicFrameLocks noChangeAspect="1"/>
@@ -897,7 +897,7 @@
               <a:graphicData uri="http://schemas.openxmlformats.org/drawingml/2006/picture">
                 <pic:pic>
                   <pic:nvPicPr>
-                    <pic:cNvPr id="0" name="dossier.jpg"/>
+                    <pic:cNvPr id="0" name="03_designs.png"/>
                     <pic:cNvPicPr/>
                   </pic:nvPicPr>
                   <pic:blipFill>
@@ -909,7 +909,7 @@
                   <pic:spPr>
                     <a:xfrm>
                       <a:off x="0" y="0"/>
-                      <a:ext cx="5212080" cy="7081630"/>
+                      <a:ext cx="5212080" cy="2671191"/>
                     </a:xfrm>
                     <a:prstGeom prst="rect"/>
                   </pic:spPr>
@@ -946,7 +946,7 @@
           <w:i/>
           <w:sz w:val="24"/>
         </w:rPr>
-        <w:t>Персонаж аниме</w:t>
+        <w:t>Контакты</w:t>
       </w:r>
     </w:p>
     <w:p>
@@ -956,7 +956,7 @@
       <w:r>
         <w:drawing>
           <wp:inline xmlns:a="http://schemas.openxmlformats.org/drawingml/2006/main" xmlns:pic="http://schemas.openxmlformats.org/drawingml/2006/picture">
-            <wp:extent cx="5212080" cy="10263978"/>
+            <wp:extent cx="5212080" cy="2671191"/>
             <wp:docPr id="4" name="Picture 4"/>
             <wp:cNvGraphicFramePr>
               <a:graphicFrameLocks noChangeAspect="1"/>
@@ -965,7 +965,7 @@
               <a:graphicData uri="http://schemas.openxmlformats.org/drawingml/2006/picture">
                 <pic:pic>
                   <pic:nvPicPr>
-                    <pic:cNvPr id="0" name="anime-hero.png"/>
+                    <pic:cNvPr id="0" name="04_contacts.png"/>
                     <pic:cNvPicPr/>
                   </pic:nvPicPr>
                   <pic:blipFill>
@@ -977,143 +977,7 @@
                   <pic:spPr>
                     <a:xfrm>
                       <a:off x="0" y="0"/>
-                      <a:ext cx="5212080" cy="10263978"/>
-                    </a:xfrm>
-                    <a:prstGeom prst="rect"/>
-                  </pic:spPr>
-                </pic:pic>
-              </a:graphicData>
-            </a:graphic>
-          </wp:inline>
-        </w:drawing>
-      </w:r>
-    </w:p>
-    <w:p>
-      <w:pPr>
-        <w:spacing w:after="160" w:line="276" w:lineRule="auto"/>
-        <w:jc w:val="both"/>
-      </w:pPr>
-      <w:r>
-        <w:rPr>
-          <w:rFonts w:ascii="Times New Roman" w:hAnsi="Times New Roman" w:eastAsia="Times New Roman"/>
-          <w:b w:val="0"/>
-          <w:i w:val="0"/>
-          <w:sz w:val="28"/>
-        </w:rPr>
-      </w:r>
-    </w:p>
-    <w:p>
-      <w:pPr>
-        <w:spacing w:after="80" w:line="276" w:lineRule="auto"/>
-        <w:jc w:val="center"/>
-      </w:pPr>
-      <w:r>
-        <w:rPr>
-          <w:rFonts w:ascii="Times New Roman" w:hAnsi="Times New Roman" w:eastAsia="Times New Roman"/>
-          <w:b w:val="0"/>
-          <w:i/>
-          <w:sz w:val="24"/>
-        </w:rPr>
-        <w:t>Fashion-герой</w:t>
-      </w:r>
-    </w:p>
-    <w:p>
-      <w:pPr>
-        <w:jc w:val="center"/>
-      </w:pPr>
-      <w:r>
-        <w:drawing>
-          <wp:inline xmlns:a="http://schemas.openxmlformats.org/drawingml/2006/main" xmlns:pic="http://schemas.openxmlformats.org/drawingml/2006/picture">
-            <wp:extent cx="5212080" cy="17626307"/>
-            <wp:docPr id="5" name="Picture 5"/>
-            <wp:cNvGraphicFramePr>
-              <a:graphicFrameLocks noChangeAspect="1"/>
-            </wp:cNvGraphicFramePr>
-            <a:graphic>
-              <a:graphicData uri="http://schemas.openxmlformats.org/drawingml/2006/picture">
-                <pic:pic>
-                  <pic:nvPicPr>
-                    <pic:cNvPr id="0" name="fashion-hero.png"/>
-                    <pic:cNvPicPr/>
-                  </pic:nvPicPr>
-                  <pic:blipFill>
-                    <a:blip r:embed="rId13"/>
-                    <a:stretch>
-                      <a:fillRect/>
-                    </a:stretch>
-                  </pic:blipFill>
-                  <pic:spPr>
-                    <a:xfrm>
-                      <a:off x="0" y="0"/>
-                      <a:ext cx="5212080" cy="17626307"/>
-                    </a:xfrm>
-                    <a:prstGeom prst="rect"/>
-                  </pic:spPr>
-                </pic:pic>
-              </a:graphicData>
-            </a:graphic>
-          </wp:inline>
-        </w:drawing>
-      </w:r>
-    </w:p>
-    <w:p>
-      <w:pPr>
-        <w:spacing w:after="160" w:line="276" w:lineRule="auto"/>
-        <w:jc w:val="both"/>
-      </w:pPr>
-      <w:r>
-        <w:rPr>
-          <w:rFonts w:ascii="Times New Roman" w:hAnsi="Times New Roman" w:eastAsia="Times New Roman"/>
-          <w:b w:val="0"/>
-          <w:i w:val="0"/>
-          <w:sz w:val="28"/>
-        </w:rPr>
-      </w:r>
-    </w:p>
-    <w:p>
-      <w:pPr>
-        <w:spacing w:after="80" w:line="276" w:lineRule="auto"/>
-        <w:jc w:val="center"/>
-      </w:pPr>
-      <w:r>
-        <w:rPr>
-          <w:rFonts w:ascii="Times New Roman" w:hAnsi="Times New Roman" w:eastAsia="Times New Roman"/>
-          <w:b w:val="0"/>
-          <w:i/>
-          <w:sz w:val="24"/>
-        </w:rPr>
-        <w:t>Folio-герой</w:t>
-      </w:r>
-    </w:p>
-    <w:p>
-      <w:pPr>
-        <w:jc w:val="center"/>
-      </w:pPr>
-      <w:r>
-        <w:drawing>
-          <wp:inline xmlns:a="http://schemas.openxmlformats.org/drawingml/2006/main" xmlns:pic="http://schemas.openxmlformats.org/drawingml/2006/picture">
-            <wp:extent cx="5212080" cy="11898284"/>
-            <wp:docPr id="6" name="Picture 6"/>
-            <wp:cNvGraphicFramePr>
-              <a:graphicFrameLocks noChangeAspect="1"/>
-            </wp:cNvGraphicFramePr>
-            <a:graphic>
-              <a:graphicData uri="http://schemas.openxmlformats.org/drawingml/2006/picture">
-                <pic:pic>
-                  <pic:nvPicPr>
-                    <pic:cNvPr id="0" name="folio-hero.png"/>
-                    <pic:cNvPicPr/>
-                  </pic:nvPicPr>
-                  <pic:blipFill>
-                    <a:blip r:embed="rId14"/>
-                    <a:stretch>
-                      <a:fillRect/>
-                    </a:stretch>
-                  </pic:blipFill>
-                  <pic:spPr>
-                    <a:xfrm>
-                      <a:off x="0" y="0"/>
-                      <a:ext cx="5212080" cy="11898284"/>
+                      <a:ext cx="5212080" cy="2671191"/>
                     </a:xfrm>
                     <a:prstGeom prst="rect"/>
                   </pic:spPr>
